--- a/Laporan/03_Ahmad Dzul Fadhli Jobsheet 15,16&17.docx
+++ b/Laporan/03_Ahmad Dzul Fadhli Jobsheet 15,16&17.docx
@@ -31,7 +31,7 @@
         <w:t xml:space="preserve"> </w:t>
       </w:r>
       <w:r>
-        <w:t>Incremental_static_regeneration</w:t>
+        <w:t>AuthRegister(databaseIntegration)</w:t>
       </w:r>
       <w:r>
         <w:t xml:space="preserve"> Matkul </w:t>
@@ -46,6 +46,5292 @@
         <w:rPr>
           <w:bCs/>
         </w:rPr>
+        <w:t>Ahmad Dzul Fadhli Hannan | TI3F | 2341720106</w:t>
+      </w:r>
+    </w:p>
+    <w:p>
+      <w:pPr>
+        <w:pStyle w:val="Heading2"/>
+      </w:pPr>
+      <w:r>
+        <w:t xml:space="preserve">C. Langkah </w:t>
+      </w:r>
+      <w:proofErr w:type="spellStart"/>
+      <w:r>
+        <w:t>Praktikum</w:t>
+      </w:r>
+      <w:proofErr w:type="spellEnd"/>
+      <w:r>
+        <w:t xml:space="preserve"> </w:t>
+      </w:r>
+    </w:p>
+    <w:p>
+      <w:pPr>
+        <w:pStyle w:val="Heading3"/>
+      </w:pPr>
+      <w:r>
+        <w:t xml:space="preserve">Bagian 1 – Membuat Register View </w:t>
+      </w:r>
+    </w:p>
+    <w:p>
+      <w:pPr>
+        <w:rPr>
+          <w:lang w:val="en-ID"/>
+        </w:rPr>
+      </w:pPr>
+      <w:r>
+        <w:rPr>
+          <w:lang w:val="en-ID"/>
+        </w:rPr>
+        <w:t xml:space="preserve">Buat folder pada views </w:t>
+      </w:r>
+      <w:proofErr w:type="spellStart"/>
+      <w:r>
+        <w:rPr>
+          <w:lang w:val="en-ID"/>
+        </w:rPr>
+        <w:t>dengan</w:t>
+      </w:r>
+      <w:proofErr w:type="spellEnd"/>
+      <w:r>
+        <w:rPr>
+          <w:lang w:val="en-ID"/>
+        </w:rPr>
+        <w:t xml:space="preserve"> nama register dan </w:t>
+      </w:r>
+      <w:proofErr w:type="spellStart"/>
+      <w:r>
+        <w:rPr>
+          <w:lang w:val="en-ID"/>
+        </w:rPr>
+        <w:t>tambahkan</w:t>
+      </w:r>
+      <w:proofErr w:type="spellEnd"/>
+      <w:r>
+        <w:rPr>
+          <w:lang w:val="en-ID"/>
+        </w:rPr>
+        <w:t xml:space="preserve"> 2 file </w:t>
+      </w:r>
+      <w:proofErr w:type="spellStart"/>
+      <w:r>
+        <w:rPr>
+          <w:lang w:val="en-ID"/>
+        </w:rPr>
+        <w:t>yaitu</w:t>
+      </w:r>
+      <w:proofErr w:type="spellEnd"/>
+      <w:r>
+        <w:rPr>
+          <w:lang w:val="en-ID"/>
+        </w:rPr>
+        <w:t xml:space="preserve"> </w:t>
+      </w:r>
+      <w:proofErr w:type="spellStart"/>
+      <w:r>
+        <w:rPr>
+          <w:lang w:val="en-ID"/>
+        </w:rPr>
+        <w:t>index.tsx</w:t>
+      </w:r>
+      <w:proofErr w:type="spellEnd"/>
+    </w:p>
+    <w:p>
+      <w:pPr>
+        <w:rPr>
+          <w:lang w:val="en-ID"/>
+        </w:rPr>
+      </w:pPr>
+      <w:r>
+        <w:rPr>
+          <w:lang w:val="en-ID"/>
+        </w:rPr>
+        <w:t xml:space="preserve">dan </w:t>
+      </w:r>
+      <w:proofErr w:type="spellStart"/>
+      <w:proofErr w:type="gramStart"/>
+      <w:r>
+        <w:rPr>
+          <w:lang w:val="en-ID"/>
+        </w:rPr>
+        <w:t>register.module</w:t>
+      </w:r>
+      <w:proofErr w:type="gramEnd"/>
+      <w:r>
+        <w:rPr>
+          <w:lang w:val="en-ID"/>
+        </w:rPr>
+        <w:t>.scss</w:t>
+      </w:r>
+      <w:proofErr w:type="spellEnd"/>
+      <w:r>
+        <w:rPr>
+          <w:lang w:val="en-ID"/>
+        </w:rPr>
+        <w:t xml:space="preserve"> </w:t>
+      </w:r>
+    </w:p>
+    <w:p>
+      <w:proofErr w:type="spellStart"/>
+      <w:r>
+        <w:t>Modifikasi</w:t>
+      </w:r>
+      <w:proofErr w:type="spellEnd"/>
+      <w:r>
+        <w:t xml:space="preserve"> file </w:t>
+      </w:r>
+      <w:proofErr w:type="spellStart"/>
+      <w:r>
+        <w:t>index.tsx</w:t>
+      </w:r>
+      <w:proofErr w:type="spellEnd"/>
+      <w:r>
+        <w:t xml:space="preserve"> </w:t>
+      </w:r>
+      <w:proofErr w:type="gramStart"/>
+      <w:r>
+        <w:t>( pada</w:t>
+      </w:r>
+      <w:proofErr w:type="gramEnd"/>
+      <w:r>
+        <w:t xml:space="preserve"> folder views/auth/register/</w:t>
+      </w:r>
+      <w:proofErr w:type="spellStart"/>
+      <w:r>
+        <w:t>index.tsx</w:t>
+      </w:r>
+      <w:proofErr w:type="spellEnd"/>
+      <w:r>
+        <w:t xml:space="preserve">) </w:t>
+      </w:r>
+    </w:p>
+    <w:p>
+      <w:r>
+        <w:drawing>
+          <wp:inline distT="0" distB="0" distL="0" distR="0" wp14:anchorId="2CDFE7CC" wp14:editId="34C7CBC1">
+            <wp:extent cx="2880000" cy="1469846"/>
+            <wp:effectExtent l="0" t="0" r="0" b="0"/>
+            <wp:docPr id="1713512137" name="Picture 1"/>
+            <wp:cNvGraphicFramePr>
+              <a:graphicFrameLocks xmlns:a="http://schemas.openxmlformats.org/drawingml/2006/main" noChangeAspect="1"/>
+            </wp:cNvGraphicFramePr>
+            <a:graphic xmlns:a="http://schemas.openxmlformats.org/drawingml/2006/main">
+              <a:graphicData uri="http://schemas.openxmlformats.org/drawingml/2006/picture">
+                <pic:pic xmlns:pic="http://schemas.openxmlformats.org/drawingml/2006/picture">
+                  <pic:nvPicPr>
+                    <pic:cNvPr id="1713512137" name=""/>
+                    <pic:cNvPicPr/>
+                  </pic:nvPicPr>
+                  <pic:blipFill>
+                    <a:blip r:embed="rId8"/>
+                    <a:stretch>
+                      <a:fillRect/>
+                    </a:stretch>
+                  </pic:blipFill>
+                  <pic:spPr>
+                    <a:xfrm>
+                      <a:off x="0" y="0"/>
+                      <a:ext cx="2880000" cy="1469846"/>
+                    </a:xfrm>
+                    <a:prstGeom prst="rect">
+                      <a:avLst/>
+                    </a:prstGeom>
+                  </pic:spPr>
+                </pic:pic>
+              </a:graphicData>
+            </a:graphic>
+          </wp:inline>
+        </w:drawing>
+      </w:r>
+    </w:p>
+    <w:p>
+      <w:r>
+        <w:t xml:space="preserve">Buka file </w:t>
+      </w:r>
+      <w:proofErr w:type="spellStart"/>
+      <w:r>
+        <w:t>register.tsx</w:t>
+      </w:r>
+      <w:proofErr w:type="spellEnd"/>
+      <w:r>
+        <w:t xml:space="preserve"> pada folder auth/</w:t>
+      </w:r>
+      <w:proofErr w:type="spellStart"/>
+      <w:r>
+        <w:t>register.tsx</w:t>
+      </w:r>
+      <w:proofErr w:type="spellEnd"/>
+      <w:r>
+        <w:t xml:space="preserve"> </w:t>
+      </w:r>
+    </w:p>
+    <w:p>
+      <w:proofErr w:type="spellStart"/>
+      <w:r>
+        <w:t>Modifikasi</w:t>
+      </w:r>
+      <w:proofErr w:type="spellEnd"/>
+      <w:r>
+        <w:t xml:space="preserve"> file </w:t>
+      </w:r>
+      <w:proofErr w:type="spellStart"/>
+      <w:r>
+        <w:t>register.tsx</w:t>
+      </w:r>
+      <w:proofErr w:type="spellEnd"/>
+      <w:r>
+        <w:t xml:space="preserve"> </w:t>
+      </w:r>
+      <w:proofErr w:type="gramStart"/>
+      <w:r>
+        <w:t>( pada</w:t>
+      </w:r>
+      <w:proofErr w:type="gramEnd"/>
+      <w:r>
+        <w:t xml:space="preserve"> folder </w:t>
+      </w:r>
+      <w:proofErr w:type="gramStart"/>
+      <w:r>
+        <w:t>pages/auth/</w:t>
+      </w:r>
+      <w:proofErr w:type="spellStart"/>
+      <w:r>
+        <w:t>register.tsx</w:t>
+      </w:r>
+      <w:proofErr w:type="spellEnd"/>
+      <w:r>
+        <w:t xml:space="preserve"> )</w:t>
+      </w:r>
+      <w:proofErr w:type="gramEnd"/>
+      <w:r>
+        <w:t xml:space="preserve"> </w:t>
+      </w:r>
+    </w:p>
+    <w:p>
+      <w:r>
+        <w:drawing>
+          <wp:inline distT="0" distB="0" distL="0" distR="0" wp14:anchorId="06ED25E3" wp14:editId="4CB6B54E">
+            <wp:extent cx="2880000" cy="1800615"/>
+            <wp:effectExtent l="0" t="0" r="0" b="9525"/>
+            <wp:docPr id="824672230" name="Picture 1"/>
+            <wp:cNvGraphicFramePr>
+              <a:graphicFrameLocks xmlns:a="http://schemas.openxmlformats.org/drawingml/2006/main" noChangeAspect="1"/>
+            </wp:cNvGraphicFramePr>
+            <a:graphic xmlns:a="http://schemas.openxmlformats.org/drawingml/2006/main">
+              <a:graphicData uri="http://schemas.openxmlformats.org/drawingml/2006/picture">
+                <pic:pic xmlns:pic="http://schemas.openxmlformats.org/drawingml/2006/picture">
+                  <pic:nvPicPr>
+                    <pic:cNvPr id="824672230" name=""/>
+                    <pic:cNvPicPr/>
+                  </pic:nvPicPr>
+                  <pic:blipFill>
+                    <a:blip r:embed="rId9"/>
+                    <a:stretch>
+                      <a:fillRect/>
+                    </a:stretch>
+                  </pic:blipFill>
+                  <pic:spPr>
+                    <a:xfrm>
+                      <a:off x="0" y="0"/>
+                      <a:ext cx="2880000" cy="1800615"/>
+                    </a:xfrm>
+                    <a:prstGeom prst="rect">
+                      <a:avLst/>
+                    </a:prstGeom>
+                  </pic:spPr>
+                </pic:pic>
+              </a:graphicData>
+            </a:graphic>
+          </wp:inline>
+        </w:drawing>
+      </w:r>
+    </w:p>
+    <w:p>
+      <w:proofErr w:type="spellStart"/>
+      <w:r>
+        <w:t>Modifikasi</w:t>
+      </w:r>
+      <w:proofErr w:type="spellEnd"/>
+      <w:r>
+        <w:t xml:space="preserve"> </w:t>
+      </w:r>
+      <w:proofErr w:type="spellStart"/>
+      <w:proofErr w:type="gramStart"/>
+      <w:r>
+        <w:t>register.module</w:t>
+      </w:r>
+      <w:proofErr w:type="gramEnd"/>
+      <w:r>
+        <w:t>.scss</w:t>
+      </w:r>
+      <w:proofErr w:type="spellEnd"/>
+    </w:p>
+    <w:p>
+      <w:r>
+        <w:lastRenderedPageBreak/>
+        <w:drawing>
+          <wp:inline distT="0" distB="0" distL="0" distR="0" wp14:anchorId="0C3A9698" wp14:editId="5AF557EB">
+            <wp:extent cx="2880000" cy="1393846"/>
+            <wp:effectExtent l="0" t="0" r="0" b="0"/>
+            <wp:docPr id="1134909382" name="Picture 1"/>
+            <wp:cNvGraphicFramePr>
+              <a:graphicFrameLocks xmlns:a="http://schemas.openxmlformats.org/drawingml/2006/main" noChangeAspect="1"/>
+            </wp:cNvGraphicFramePr>
+            <a:graphic xmlns:a="http://schemas.openxmlformats.org/drawingml/2006/main">
+              <a:graphicData uri="http://schemas.openxmlformats.org/drawingml/2006/picture">
+                <pic:pic xmlns:pic="http://schemas.openxmlformats.org/drawingml/2006/picture">
+                  <pic:nvPicPr>
+                    <pic:cNvPr id="1134909382" name=""/>
+                    <pic:cNvPicPr/>
+                  </pic:nvPicPr>
+                  <pic:blipFill>
+                    <a:blip r:embed="rId10"/>
+                    <a:stretch>
+                      <a:fillRect/>
+                    </a:stretch>
+                  </pic:blipFill>
+                  <pic:spPr>
+                    <a:xfrm>
+                      <a:off x="0" y="0"/>
+                      <a:ext cx="2880000" cy="1393846"/>
+                    </a:xfrm>
+                    <a:prstGeom prst="rect">
+                      <a:avLst/>
+                    </a:prstGeom>
+                  </pic:spPr>
+                </pic:pic>
+              </a:graphicData>
+            </a:graphic>
+          </wp:inline>
+        </w:drawing>
+      </w:r>
+    </w:p>
+    <w:p>
+      <w:pPr>
+        <w:rPr>
+          <w:lang w:val="en-ID"/>
+        </w:rPr>
+      </w:pPr>
+      <w:proofErr w:type="spellStart"/>
+      <w:r>
+        <w:rPr>
+          <w:lang w:val="en-ID"/>
+        </w:rPr>
+        <w:t>Tambahkan</w:t>
+      </w:r>
+      <w:proofErr w:type="spellEnd"/>
+      <w:r>
+        <w:rPr>
+          <w:lang w:val="en-ID"/>
+        </w:rPr>
+        <w:t xml:space="preserve"> form </w:t>
+      </w:r>
+      <w:proofErr w:type="spellStart"/>
+      <w:r>
+        <w:rPr>
+          <w:lang w:val="en-ID"/>
+        </w:rPr>
+        <w:t>inputan</w:t>
+      </w:r>
+      <w:proofErr w:type="spellEnd"/>
+      <w:r>
+        <w:rPr>
+          <w:lang w:val="en-ID"/>
+        </w:rPr>
+        <w:t xml:space="preserve"> pada file </w:t>
+      </w:r>
+      <w:proofErr w:type="spellStart"/>
+      <w:r>
+        <w:rPr>
+          <w:lang w:val="en-ID"/>
+        </w:rPr>
+        <w:t>index.tsx</w:t>
+      </w:r>
+      <w:proofErr w:type="spellEnd"/>
+      <w:r>
+        <w:rPr>
+          <w:lang w:val="en-ID"/>
+        </w:rPr>
+        <w:t xml:space="preserve"> </w:t>
+      </w:r>
+      <w:proofErr w:type="gramStart"/>
+      <w:r>
+        <w:rPr>
+          <w:lang w:val="en-ID"/>
+        </w:rPr>
+        <w:t>( pada</w:t>
+      </w:r>
+      <w:proofErr w:type="gramEnd"/>
+      <w:r>
+        <w:rPr>
+          <w:lang w:val="en-ID"/>
+        </w:rPr>
+        <w:t xml:space="preserve"> folder views/auth/register/</w:t>
+      </w:r>
+      <w:proofErr w:type="spellStart"/>
+      <w:r>
+        <w:rPr>
+          <w:lang w:val="en-ID"/>
+        </w:rPr>
+        <w:t>index.tsx</w:t>
+      </w:r>
+      <w:proofErr w:type="spellEnd"/>
+      <w:r>
+        <w:rPr>
+          <w:lang w:val="en-ID"/>
+        </w:rPr>
+        <w:t xml:space="preserve">) Form </w:t>
+      </w:r>
+      <w:proofErr w:type="spellStart"/>
+      <w:r>
+        <w:rPr>
+          <w:lang w:val="en-ID"/>
+        </w:rPr>
+        <w:t>berisi:</w:t>
+      </w:r>
+      <w:proofErr w:type="spellEnd"/>
+    </w:p>
+    <w:p>
+      <w:pPr>
+        <w:pStyle w:val="ListParagraph"/>
+        <w:numPr>
+          <w:ilvl w:val="0"/>
+          <w:numId w:val="5"/>
+        </w:numPr>
+        <w:rPr>
+          <w:lang w:val="en-ID"/>
+        </w:rPr>
+      </w:pPr>
+      <w:r>
+        <w:rPr>
+          <w:lang w:val="en-ID"/>
+        </w:rPr>
+        <w:t>Email</w:t>
+      </w:r>
+    </w:p>
+    <w:p>
+      <w:pPr>
+        <w:pStyle w:val="ListParagraph"/>
+        <w:numPr>
+          <w:ilvl w:val="0"/>
+          <w:numId w:val="5"/>
+        </w:numPr>
+        <w:rPr>
+          <w:lang w:val="en-ID"/>
+        </w:rPr>
+      </w:pPr>
+      <w:proofErr w:type="spellStart"/>
+      <w:r>
+        <w:rPr>
+          <w:lang w:val="en-ID"/>
+        </w:rPr>
+        <w:t>Fullname</w:t>
+      </w:r>
+      <w:proofErr w:type="spellEnd"/>
+    </w:p>
+    <w:p>
+      <w:pPr>
+        <w:pStyle w:val="ListParagraph"/>
+        <w:numPr>
+          <w:ilvl w:val="0"/>
+          <w:numId w:val="5"/>
+        </w:numPr>
+        <w:rPr>
+          <w:lang w:val="en-ID"/>
+        </w:rPr>
+      </w:pPr>
+      <w:r>
+        <w:rPr>
+          <w:lang w:val="en-ID"/>
+        </w:rPr>
+        <w:t>Password</w:t>
+      </w:r>
+    </w:p>
+    <w:p>
+      <w:pPr>
+        <w:pStyle w:val="ListParagraph"/>
+        <w:numPr>
+          <w:ilvl w:val="0"/>
+          <w:numId w:val="5"/>
+        </w:numPr>
+        <w:rPr>
+          <w:lang w:val="en-ID"/>
+        </w:rPr>
+      </w:pPr>
+      <w:r>
+        <w:rPr>
+          <w:lang w:val="en-ID"/>
+        </w:rPr>
+        <w:t>Button Register</w:t>
+      </w:r>
+    </w:p>
+    <w:p>
+      <w:r>
+        <w:t xml:space="preserve">Kode </w:t>
+      </w:r>
+      <w:proofErr w:type="spellStart"/>
+      <w:r>
+        <w:t>keseluruahannya</w:t>
+      </w:r>
+      <w:proofErr w:type="spellEnd"/>
+      <w:r>
+        <w:t xml:space="preserve"> </w:t>
+      </w:r>
+      <w:proofErr w:type="spellStart"/>
+      <w:r>
+        <w:t>sebagai</w:t>
+      </w:r>
+      <w:proofErr w:type="spellEnd"/>
+      <w:r>
+        <w:t xml:space="preserve"> </w:t>
+      </w:r>
+      <w:proofErr w:type="spellStart"/>
+      <w:proofErr w:type="gramStart"/>
+      <w:r>
+        <w:t>berikut</w:t>
+      </w:r>
+      <w:proofErr w:type="spellEnd"/>
+      <w:r>
+        <w:t xml:space="preserve"> :</w:t>
+      </w:r>
+      <w:proofErr w:type="gramEnd"/>
+    </w:p>
+    <w:p>
+      <w:pPr>
+        <w:rPr>
+          <w:lang w:val="en-ID"/>
+        </w:rPr>
+      </w:pPr>
+      <w:r>
+        <w:rPr>
+          <w:lang w:val="en-ID"/>
+        </w:rPr>
+        <w:drawing>
+          <wp:inline distT="0" distB="0" distL="0" distR="0" wp14:anchorId="0A98CDFF" wp14:editId="35F9061C">
+            <wp:extent cx="2556000" cy="4799446"/>
+            <wp:effectExtent l="0" t="0" r="0" b="1270"/>
+            <wp:docPr id="1696672925" name="Picture 1"/>
+            <wp:cNvGraphicFramePr>
+              <a:graphicFrameLocks xmlns:a="http://schemas.openxmlformats.org/drawingml/2006/main" noChangeAspect="1"/>
+            </wp:cNvGraphicFramePr>
+            <a:graphic xmlns:a="http://schemas.openxmlformats.org/drawingml/2006/main">
+              <a:graphicData uri="http://schemas.openxmlformats.org/drawingml/2006/picture">
+                <pic:pic xmlns:pic="http://schemas.openxmlformats.org/drawingml/2006/picture">
+                  <pic:nvPicPr>
+                    <pic:cNvPr id="1696672925" name=""/>
+                    <pic:cNvPicPr/>
+                  </pic:nvPicPr>
+                  <pic:blipFill>
+                    <a:blip r:embed="rId11"/>
+                    <a:stretch>
+                      <a:fillRect/>
+                    </a:stretch>
+                  </pic:blipFill>
+                  <pic:spPr>
+                    <a:xfrm>
+                      <a:off x="0" y="0"/>
+                      <a:ext cx="2556000" cy="4799446"/>
+                    </a:xfrm>
+                    <a:prstGeom prst="rect">
+                      <a:avLst/>
+                    </a:prstGeom>
+                  </pic:spPr>
+                </pic:pic>
+              </a:graphicData>
+            </a:graphic>
+          </wp:inline>
+        </w:drawing>
+      </w:r>
+    </w:p>
+    <w:p>
+      <w:proofErr w:type="spellStart"/>
+      <w:r>
+        <w:lastRenderedPageBreak/>
+        <w:t>Modifikasi</w:t>
+      </w:r>
+      <w:proofErr w:type="spellEnd"/>
+      <w:r>
+        <w:t xml:space="preserve"> </w:t>
+      </w:r>
+      <w:proofErr w:type="spellStart"/>
+      <w:proofErr w:type="gramStart"/>
+      <w:r>
+        <w:t>register.module</w:t>
+      </w:r>
+      <w:proofErr w:type="gramEnd"/>
+      <w:r>
+        <w:t>.scss</w:t>
+      </w:r>
+      <w:proofErr w:type="spellEnd"/>
+    </w:p>
+    <w:p>
+      <w:r>
+        <w:drawing>
+          <wp:inline distT="0" distB="0" distL="0" distR="0" wp14:anchorId="12573918" wp14:editId="10B1B35C">
+            <wp:extent cx="2880000" cy="7765893"/>
+            <wp:effectExtent l="0" t="0" r="0" b="6985"/>
+            <wp:docPr id="834163505" name="Picture 1"/>
+            <wp:cNvGraphicFramePr>
+              <a:graphicFrameLocks xmlns:a="http://schemas.openxmlformats.org/drawingml/2006/main" noChangeAspect="1"/>
+            </wp:cNvGraphicFramePr>
+            <a:graphic xmlns:a="http://schemas.openxmlformats.org/drawingml/2006/main">
+              <a:graphicData uri="http://schemas.openxmlformats.org/drawingml/2006/picture">
+                <pic:pic xmlns:pic="http://schemas.openxmlformats.org/drawingml/2006/picture">
+                  <pic:nvPicPr>
+                    <pic:cNvPr id="834163505" name=""/>
+                    <pic:cNvPicPr/>
+                  </pic:nvPicPr>
+                  <pic:blipFill rotWithShape="1">
+                    <a:blip r:embed="rId12"/>
+                    <a:srcRect t="-1" b="26242"/>
+                    <a:stretch>
+                      <a:fillRect/>
+                    </a:stretch>
+                  </pic:blipFill>
+                  <pic:spPr bwMode="auto">
+                    <a:xfrm>
+                      <a:off x="0" y="0"/>
+                      <a:ext cx="2880000" cy="7765893"/>
+                    </a:xfrm>
+                    <a:prstGeom prst="rect">
+                      <a:avLst/>
+                    </a:prstGeom>
+                    <a:ln>
+                      <a:noFill/>
+                    </a:ln>
+                    <a:extLst>
+                      <a:ext uri="{53640926-AAD7-44D8-BBD7-CCE9431645EC}">
+                        <a14:shadowObscured xmlns:a14="http://schemas.microsoft.com/office/drawing/2010/main"/>
+                      </a:ext>
+                    </a:extLst>
+                  </pic:spPr>
+                </pic:pic>
+              </a:graphicData>
+            </a:graphic>
+          </wp:inline>
+        </w:drawing>
+      </w:r>
+    </w:p>
+    <w:p>
+      <w:r>
+        <w:lastRenderedPageBreak/>
+        <w:drawing>
+          <wp:inline distT="0" distB="0" distL="0" distR="0" wp14:anchorId="2E7FCBE7" wp14:editId="3E66C342">
+            <wp:extent cx="2880000" cy="2804403"/>
+            <wp:effectExtent l="0" t="0" r="0" b="0"/>
+            <wp:docPr id="830082801" name="Picture 1"/>
+            <wp:cNvGraphicFramePr>
+              <a:graphicFrameLocks xmlns:a="http://schemas.openxmlformats.org/drawingml/2006/main" noChangeAspect="1"/>
+            </wp:cNvGraphicFramePr>
+            <a:graphic xmlns:a="http://schemas.openxmlformats.org/drawingml/2006/main">
+              <a:graphicData uri="http://schemas.openxmlformats.org/drawingml/2006/picture">
+                <pic:pic xmlns:pic="http://schemas.openxmlformats.org/drawingml/2006/picture">
+                  <pic:nvPicPr>
+                    <pic:cNvPr id="834163505" name=""/>
+                    <pic:cNvPicPr/>
+                  </pic:nvPicPr>
+                  <pic:blipFill rotWithShape="1">
+                    <a:blip r:embed="rId12"/>
+                    <a:srcRect t="73489" b="-125"/>
+                    <a:stretch>
+                      <a:fillRect/>
+                    </a:stretch>
+                  </pic:blipFill>
+                  <pic:spPr bwMode="auto">
+                    <a:xfrm>
+                      <a:off x="0" y="0"/>
+                      <a:ext cx="2880000" cy="2804403"/>
+                    </a:xfrm>
+                    <a:prstGeom prst="rect">
+                      <a:avLst/>
+                    </a:prstGeom>
+                    <a:ln>
+                      <a:noFill/>
+                    </a:ln>
+                    <a:extLst>
+                      <a:ext uri="{53640926-AAD7-44D8-BBD7-CCE9431645EC}">
+                        <a14:shadowObscured xmlns:a14="http://schemas.microsoft.com/office/drawing/2010/main"/>
+                      </a:ext>
+                    </a:extLst>
+                  </pic:spPr>
+                </pic:pic>
+              </a:graphicData>
+            </a:graphic>
+          </wp:inline>
+        </w:drawing>
+      </w:r>
+    </w:p>
+    <w:p>
+      <w:pPr>
+        <w:rPr>
+          <w:lang w:val="en-ID"/>
+        </w:rPr>
+      </w:pPr>
+      <w:proofErr w:type="spellStart"/>
+      <w:r>
+        <w:rPr>
+          <w:lang w:val="en-ID"/>
+        </w:rPr>
+        <w:t>Jalankan</w:t>
+      </w:r>
+      <w:proofErr w:type="spellEnd"/>
+      <w:r>
+        <w:rPr>
+          <w:lang w:val="en-ID"/>
+        </w:rPr>
+        <w:t xml:space="preserve"> </w:t>
+      </w:r>
+      <w:proofErr w:type="spellStart"/>
+      <w:r>
+        <w:rPr>
+          <w:lang w:val="en-ID"/>
+        </w:rPr>
+        <w:t>browsernya</w:t>
+      </w:r>
+      <w:proofErr w:type="spellEnd"/>
+      <w:r>
+        <w:rPr>
+          <w:lang w:val="en-ID"/>
+        </w:rPr>
+        <w:t xml:space="preserve"> http://localhost:3000/auth/register </w:t>
+      </w:r>
+      <w:proofErr w:type="spellStart"/>
+      <w:r>
+        <w:rPr>
+          <w:lang w:val="en-ID"/>
+        </w:rPr>
+        <w:t>sehingga</w:t>
+      </w:r>
+      <w:proofErr w:type="spellEnd"/>
+      <w:r>
+        <w:rPr>
+          <w:lang w:val="en-ID"/>
+        </w:rPr>
+        <w:t xml:space="preserve"> </w:t>
+      </w:r>
+      <w:proofErr w:type="spellStart"/>
+      <w:r>
+        <w:rPr>
+          <w:lang w:val="en-ID"/>
+        </w:rPr>
+        <w:t>tampilan</w:t>
+      </w:r>
+      <w:proofErr w:type="spellEnd"/>
+      <w:r>
+        <w:rPr>
+          <w:lang w:val="en-ID"/>
+        </w:rPr>
+        <w:t xml:space="preserve"> </w:t>
+      </w:r>
+      <w:proofErr w:type="spellStart"/>
+      <w:r>
+        <w:rPr>
+          <w:lang w:val="en-ID"/>
+        </w:rPr>
+        <w:t>sebagai</w:t>
+      </w:r>
+      <w:proofErr w:type="spellEnd"/>
+    </w:p>
+    <w:p>
+      <w:proofErr w:type="spellStart"/>
+      <w:r>
+        <w:rPr>
+          <w:lang w:val="en-ID"/>
+        </w:rPr>
+        <w:t>berikut</w:t>
+      </w:r>
+      <w:proofErr w:type="spellEnd"/>
+    </w:p>
+    <w:p>
+      <w:pPr>
+        <w:rPr>
+          <w:lang w:val="en-ID"/>
+        </w:rPr>
+      </w:pPr>
+      <w:r>
+        <w:rPr>
+          <w:lang w:val="en-ID"/>
+        </w:rPr>
+        <w:drawing>
+          <wp:inline distT="0" distB="0" distL="0" distR="0" wp14:anchorId="3F5074A9" wp14:editId="225108DD">
+            <wp:extent cx="2880000" cy="2914769"/>
+            <wp:effectExtent l="0" t="0" r="0" b="0"/>
+            <wp:docPr id="2037288336" name="Picture 1"/>
+            <wp:cNvGraphicFramePr>
+              <a:graphicFrameLocks xmlns:a="http://schemas.openxmlformats.org/drawingml/2006/main" noChangeAspect="1"/>
+            </wp:cNvGraphicFramePr>
+            <a:graphic xmlns:a="http://schemas.openxmlformats.org/drawingml/2006/main">
+              <a:graphicData uri="http://schemas.openxmlformats.org/drawingml/2006/picture">
+                <pic:pic xmlns:pic="http://schemas.openxmlformats.org/drawingml/2006/picture">
+                  <pic:nvPicPr>
+                    <pic:cNvPr id="2037288336" name=""/>
+                    <pic:cNvPicPr/>
+                  </pic:nvPicPr>
+                  <pic:blipFill>
+                    <a:blip r:embed="rId13"/>
+                    <a:stretch>
+                      <a:fillRect/>
+                    </a:stretch>
+                  </pic:blipFill>
+                  <pic:spPr>
+                    <a:xfrm>
+                      <a:off x="0" y="0"/>
+                      <a:ext cx="2880000" cy="2914769"/>
+                    </a:xfrm>
+                    <a:prstGeom prst="rect">
+                      <a:avLst/>
+                    </a:prstGeom>
+                  </pic:spPr>
+                </pic:pic>
+              </a:graphicData>
+            </a:graphic>
+          </wp:inline>
+        </w:drawing>
+      </w:r>
+    </w:p>
+    <w:p>
+      <w:pPr>
+        <w:pStyle w:val="Heading3"/>
+      </w:pPr>
+      <w:r>
+        <w:t>Bagian 2 – Membuat API Register</w:t>
+      </w:r>
+    </w:p>
+    <w:p>
+      <w:r>
+        <w:t xml:space="preserve">Buka file </w:t>
+      </w:r>
+      <w:proofErr w:type="spellStart"/>
+      <w:r>
+        <w:t>servicefirebase.ts</w:t>
+      </w:r>
+      <w:proofErr w:type="spellEnd"/>
+      <w:r>
+        <w:t xml:space="preserve"> pada folder </w:t>
+      </w:r>
+      <w:proofErr w:type="spellStart"/>
+      <w:r>
+        <w:t>src</w:t>
+      </w:r>
+      <w:proofErr w:type="spellEnd"/>
+      <w:r>
+        <w:t>/utils/</w:t>
+      </w:r>
+      <w:proofErr w:type="spellStart"/>
+      <w:r>
+        <w:t>db</w:t>
+      </w:r>
+      <w:proofErr w:type="spellEnd"/>
+      <w:r>
+        <w:t xml:space="preserve"> dan </w:t>
+      </w:r>
+      <w:proofErr w:type="spellStart"/>
+      <w:r>
+        <w:t>modifikasi</w:t>
+      </w:r>
+      <w:proofErr w:type="spellEnd"/>
+    </w:p>
+    <w:p>
+      <w:r>
+        <w:lastRenderedPageBreak/>
+        <w:drawing>
+          <wp:inline distT="0" distB="0" distL="0" distR="0" wp14:anchorId="62A8681A" wp14:editId="4B649EA0">
+            <wp:extent cx="2880000" cy="6298481"/>
+            <wp:effectExtent l="0" t="0" r="0" b="7620"/>
+            <wp:docPr id="1368058267" name="Picture 1"/>
+            <wp:cNvGraphicFramePr>
+              <a:graphicFrameLocks xmlns:a="http://schemas.openxmlformats.org/drawingml/2006/main" noChangeAspect="1"/>
+            </wp:cNvGraphicFramePr>
+            <a:graphic xmlns:a="http://schemas.openxmlformats.org/drawingml/2006/main">
+              <a:graphicData uri="http://schemas.openxmlformats.org/drawingml/2006/picture">
+                <pic:pic xmlns:pic="http://schemas.openxmlformats.org/drawingml/2006/picture">
+                  <pic:nvPicPr>
+                    <pic:cNvPr id="1368058267" name=""/>
+                    <pic:cNvPicPr/>
+                  </pic:nvPicPr>
+                  <pic:blipFill>
+                    <a:blip r:embed="rId14"/>
+                    <a:stretch>
+                      <a:fillRect/>
+                    </a:stretch>
+                  </pic:blipFill>
+                  <pic:spPr>
+                    <a:xfrm>
+                      <a:off x="0" y="0"/>
+                      <a:ext cx="2880000" cy="6298481"/>
+                    </a:xfrm>
+                    <a:prstGeom prst="rect">
+                      <a:avLst/>
+                    </a:prstGeom>
+                  </pic:spPr>
+                </pic:pic>
+              </a:graphicData>
+            </a:graphic>
+          </wp:inline>
+        </w:drawing>
+      </w:r>
+      <w:r>
+        <w:br w:type="page"/>
+      </w:r>
+    </w:p>
+    <w:p>
+      <w:pPr>
+        <w:rPr>
+          <w:szCs w:val="28"/>
+        </w:rPr>
+      </w:pPr>
+      <w:proofErr w:type="spellStart"/>
+      <w:r>
+        <w:rPr>
+          <w:szCs w:val="28"/>
+        </w:rPr>
+        <w:lastRenderedPageBreak/>
+        <w:t>Buat</w:t>
+      </w:r>
+      <w:proofErr w:type="spellEnd"/>
+      <w:r>
+        <w:rPr>
+          <w:szCs w:val="28"/>
+        </w:rPr>
+        <w:t xml:space="preserve"> file </w:t>
+      </w:r>
+      <w:proofErr w:type="spellStart"/>
+      <w:r>
+        <w:rPr>
+          <w:szCs w:val="28"/>
+        </w:rPr>
+        <w:t>register.ts</w:t>
+      </w:r>
+      <w:proofErr w:type="spellEnd"/>
+      <w:r>
+        <w:rPr>
+          <w:szCs w:val="28"/>
+        </w:rPr>
+        <w:t xml:space="preserve"> pada folder </w:t>
+      </w:r>
+      <w:proofErr w:type="spellStart"/>
+      <w:r>
+        <w:rPr>
+          <w:szCs w:val="28"/>
+        </w:rPr>
+        <w:t>api</w:t>
+      </w:r>
+      <w:proofErr w:type="spellEnd"/>
+    </w:p>
+    <w:p>
+      <w:pPr>
+        <w:rPr>
+          <w:szCs w:val="28"/>
+        </w:rPr>
+      </w:pPr>
+      <w:proofErr w:type="spellStart"/>
+      <w:r>
+        <w:rPr>
+          <w:szCs w:val="28"/>
+        </w:rPr>
+        <w:t>Modifikasi</w:t>
+      </w:r>
+      <w:proofErr w:type="spellEnd"/>
+      <w:r>
+        <w:rPr>
+          <w:szCs w:val="28"/>
+        </w:rPr>
+        <w:t xml:space="preserve"> file </w:t>
+      </w:r>
+      <w:proofErr w:type="spellStart"/>
+      <w:r>
+        <w:rPr>
+          <w:szCs w:val="28"/>
+        </w:rPr>
+        <w:t>register.ts</w:t>
+      </w:r>
+      <w:proofErr w:type="spellEnd"/>
+    </w:p>
+    <w:p>
+      <w:pPr>
+        <w:rPr>
+          <w:szCs w:val="28"/>
+        </w:rPr>
+      </w:pPr>
+      <w:r>
+        <w:rPr>
+          <w:szCs w:val="28"/>
+        </w:rPr>
+        <w:drawing>
+          <wp:inline distT="0" distB="0" distL="0" distR="0" wp14:anchorId="5E7399AB" wp14:editId="31C14975">
+            <wp:extent cx="2880000" cy="2208923"/>
+            <wp:effectExtent l="0" t="0" r="0" b="1270"/>
+            <wp:docPr id="1758779352" name="Picture 1"/>
+            <wp:cNvGraphicFramePr>
+              <a:graphicFrameLocks xmlns:a="http://schemas.openxmlformats.org/drawingml/2006/main" noChangeAspect="1"/>
+            </wp:cNvGraphicFramePr>
+            <a:graphic xmlns:a="http://schemas.openxmlformats.org/drawingml/2006/main">
+              <a:graphicData uri="http://schemas.openxmlformats.org/drawingml/2006/picture">
+                <pic:pic xmlns:pic="http://schemas.openxmlformats.org/drawingml/2006/picture">
+                  <pic:nvPicPr>
+                    <pic:cNvPr id="1758779352" name=""/>
+                    <pic:cNvPicPr/>
+                  </pic:nvPicPr>
+                  <pic:blipFill>
+                    <a:blip r:embed="rId15"/>
+                    <a:stretch>
+                      <a:fillRect/>
+                    </a:stretch>
+                  </pic:blipFill>
+                  <pic:spPr>
+                    <a:xfrm>
+                      <a:off x="0" y="0"/>
+                      <a:ext cx="2880000" cy="2208923"/>
+                    </a:xfrm>
+                    <a:prstGeom prst="rect">
+                      <a:avLst/>
+                    </a:prstGeom>
+                  </pic:spPr>
+                </pic:pic>
+              </a:graphicData>
+            </a:graphic>
+          </wp:inline>
+        </w:drawing>
+      </w:r>
+    </w:p>
+    <w:p>
+      <w:pPr>
+        <w:rPr>
+          <w:szCs w:val="28"/>
+        </w:rPr>
+      </w:pPr>
+      <w:proofErr w:type="spellStart"/>
+      <w:r>
+        <w:rPr>
+          <w:szCs w:val="28"/>
+        </w:rPr>
+        <w:t>Modifikasi</w:t>
+      </w:r>
+      <w:proofErr w:type="spellEnd"/>
+      <w:r>
+        <w:rPr>
+          <w:szCs w:val="28"/>
+        </w:rPr>
+        <w:t xml:space="preserve"> </w:t>
+      </w:r>
+      <w:proofErr w:type="spellStart"/>
+      <w:r>
+        <w:rPr>
+          <w:szCs w:val="28"/>
+        </w:rPr>
+        <w:t>index.tsx</w:t>
+      </w:r>
+      <w:proofErr w:type="spellEnd"/>
+      <w:r>
+        <w:rPr>
+          <w:szCs w:val="28"/>
+        </w:rPr>
+        <w:t xml:space="preserve"> pada folder register </w:t>
+      </w:r>
+      <w:proofErr w:type="gramStart"/>
+      <w:r>
+        <w:rPr>
+          <w:szCs w:val="28"/>
+        </w:rPr>
+        <w:t xml:space="preserve">( </w:t>
+      </w:r>
+      <w:proofErr w:type="spellStart"/>
+      <w:r>
+        <w:rPr>
+          <w:szCs w:val="28"/>
+        </w:rPr>
+        <w:t>tambahkan</w:t>
+      </w:r>
+      <w:proofErr w:type="spellEnd"/>
+      <w:proofErr w:type="gramEnd"/>
+      <w:r>
+        <w:rPr>
+          <w:szCs w:val="28"/>
+        </w:rPr>
+        <w:t xml:space="preserve"> </w:t>
+      </w:r>
+      <w:proofErr w:type="spellStart"/>
+      <w:r>
+        <w:rPr>
+          <w:szCs w:val="28"/>
+        </w:rPr>
+        <w:t>beberapa</w:t>
+      </w:r>
+      <w:proofErr w:type="spellEnd"/>
+      <w:r>
+        <w:rPr>
+          <w:szCs w:val="28"/>
+        </w:rPr>
+        <w:t xml:space="preserve"> code)</w:t>
+      </w:r>
+    </w:p>
+    <w:p>
+      <w:pPr>
+        <w:rPr>
+          <w:szCs w:val="28"/>
+        </w:rPr>
+      </w:pPr>
+      <w:r>
+        <w:rPr>
+          <w:szCs w:val="28"/>
+        </w:rPr>
+        <w:drawing>
+          <wp:inline distT="0" distB="0" distL="0" distR="0" wp14:anchorId="7DC2173C" wp14:editId="324EFA8F">
+            <wp:extent cx="2880000" cy="3595077"/>
+            <wp:effectExtent l="0" t="0" r="0" b="5715"/>
+            <wp:docPr id="1407254663" name="Picture 1"/>
+            <wp:cNvGraphicFramePr>
+              <a:graphicFrameLocks xmlns:a="http://schemas.openxmlformats.org/drawingml/2006/main" noChangeAspect="1"/>
+            </wp:cNvGraphicFramePr>
+            <a:graphic xmlns:a="http://schemas.openxmlformats.org/drawingml/2006/main">
+              <a:graphicData uri="http://schemas.openxmlformats.org/drawingml/2006/picture">
+                <pic:pic xmlns:pic="http://schemas.openxmlformats.org/drawingml/2006/picture">
+                  <pic:nvPicPr>
+                    <pic:cNvPr id="1407254663" name=""/>
+                    <pic:cNvPicPr/>
+                  </pic:nvPicPr>
+                  <pic:blipFill>
+                    <a:blip r:embed="rId16"/>
+                    <a:stretch>
+                      <a:fillRect/>
+                    </a:stretch>
+                  </pic:blipFill>
+                  <pic:spPr>
+                    <a:xfrm>
+                      <a:off x="0" y="0"/>
+                      <a:ext cx="2880000" cy="3595077"/>
+                    </a:xfrm>
+                    <a:prstGeom prst="rect">
+                      <a:avLst/>
+                    </a:prstGeom>
+                  </pic:spPr>
+                </pic:pic>
+              </a:graphicData>
+            </a:graphic>
+          </wp:inline>
+        </w:drawing>
+      </w:r>
+    </w:p>
+    <w:p>
+      <w:pPr>
+        <w:rPr>
+          <w:szCs w:val="28"/>
+          <w:lang w:val="en-ID"/>
+        </w:rPr>
+      </w:pPr>
+      <w:r>
+        <w:rPr>
+          <w:szCs w:val="28"/>
+          <w:lang w:val="en-ID"/>
+        </w:rPr>
+        <w:t xml:space="preserve">Buka browser http://localhost:3000/auth/register </w:t>
+      </w:r>
+      <w:proofErr w:type="spellStart"/>
+      <w:r>
+        <w:rPr>
+          <w:szCs w:val="28"/>
+          <w:lang w:val="en-ID"/>
+        </w:rPr>
+        <w:t>isikan</w:t>
+      </w:r>
+      <w:proofErr w:type="spellEnd"/>
+      <w:r>
+        <w:rPr>
+          <w:szCs w:val="28"/>
+          <w:lang w:val="en-ID"/>
+        </w:rPr>
+        <w:t xml:space="preserve"> data dan </w:t>
+      </w:r>
+      <w:proofErr w:type="spellStart"/>
+      <w:r>
+        <w:rPr>
+          <w:szCs w:val="28"/>
+          <w:lang w:val="en-ID"/>
+        </w:rPr>
+        <w:t>klik</w:t>
+      </w:r>
+      <w:proofErr w:type="spellEnd"/>
+      <w:r>
+        <w:rPr>
+          <w:szCs w:val="28"/>
+          <w:lang w:val="en-ID"/>
+        </w:rPr>
+        <w:t xml:space="preserve"> register. Jika</w:t>
+      </w:r>
+      <w:r>
+        <w:rPr>
+          <w:szCs w:val="28"/>
+          <w:lang w:val="en-ID"/>
+        </w:rPr>
+        <w:t xml:space="preserve"> </w:t>
+      </w:r>
+      <w:proofErr w:type="spellStart"/>
+      <w:r>
+        <w:rPr>
+          <w:szCs w:val="28"/>
+          <w:lang w:val="en-ID"/>
+        </w:rPr>
+        <w:t>berhasil</w:t>
+      </w:r>
+      <w:proofErr w:type="spellEnd"/>
+      <w:r>
+        <w:rPr>
+          <w:szCs w:val="28"/>
+          <w:lang w:val="en-ID"/>
+        </w:rPr>
+        <w:t xml:space="preserve"> </w:t>
+      </w:r>
+      <w:proofErr w:type="spellStart"/>
+      <w:r>
+        <w:rPr>
+          <w:szCs w:val="28"/>
+          <w:lang w:val="en-ID"/>
+        </w:rPr>
+        <w:t>maka</w:t>
+      </w:r>
+      <w:proofErr w:type="spellEnd"/>
+      <w:r>
+        <w:rPr>
+          <w:szCs w:val="28"/>
+          <w:lang w:val="en-ID"/>
+        </w:rPr>
+        <w:t xml:space="preserve"> </w:t>
+      </w:r>
+      <w:proofErr w:type="spellStart"/>
+      <w:r>
+        <w:rPr>
+          <w:szCs w:val="28"/>
+          <w:lang w:val="en-ID"/>
+        </w:rPr>
+        <w:t>akan</w:t>
+      </w:r>
+      <w:proofErr w:type="spellEnd"/>
+      <w:r>
+        <w:rPr>
+          <w:szCs w:val="28"/>
+          <w:lang w:val="en-ID"/>
+        </w:rPr>
+        <w:t xml:space="preserve"> </w:t>
+      </w:r>
+      <w:proofErr w:type="spellStart"/>
+      <w:r>
+        <w:rPr>
+          <w:szCs w:val="28"/>
+          <w:lang w:val="en-ID"/>
+        </w:rPr>
+        <w:t>masuk</w:t>
+      </w:r>
+      <w:proofErr w:type="spellEnd"/>
+      <w:r>
+        <w:rPr>
+          <w:szCs w:val="28"/>
+          <w:lang w:val="en-ID"/>
+        </w:rPr>
+        <w:t xml:space="preserve"> </w:t>
+      </w:r>
+      <w:proofErr w:type="spellStart"/>
+      <w:r>
+        <w:rPr>
+          <w:szCs w:val="28"/>
+          <w:lang w:val="en-ID"/>
+        </w:rPr>
+        <w:t>ke</w:t>
+      </w:r>
+      <w:proofErr w:type="spellEnd"/>
+      <w:r>
+        <w:rPr>
+          <w:szCs w:val="28"/>
+          <w:lang w:val="en-ID"/>
+        </w:rPr>
+        <w:t xml:space="preserve"> menu login</w:t>
+      </w:r>
+    </w:p>
+    <w:p>
+      <w:pPr>
+        <w:rPr>
+          <w:szCs w:val="28"/>
+        </w:rPr>
+      </w:pPr>
+      <w:r>
+        <w:rPr>
+          <w:szCs w:val="28"/>
+        </w:rPr>
+        <w:lastRenderedPageBreak/>
+        <w:drawing>
+          <wp:inline distT="0" distB="0" distL="0" distR="0" wp14:anchorId="753AD4D1" wp14:editId="0613AEAE">
+            <wp:extent cx="2880000" cy="3264615"/>
+            <wp:effectExtent l="0" t="0" r="0" b="0"/>
+            <wp:docPr id="22447957" name="Picture 1"/>
+            <wp:cNvGraphicFramePr>
+              <a:graphicFrameLocks xmlns:a="http://schemas.openxmlformats.org/drawingml/2006/main" noChangeAspect="1"/>
+            </wp:cNvGraphicFramePr>
+            <a:graphic xmlns:a="http://schemas.openxmlformats.org/drawingml/2006/main">
+              <a:graphicData uri="http://schemas.openxmlformats.org/drawingml/2006/picture">
+                <pic:pic xmlns:pic="http://schemas.openxmlformats.org/drawingml/2006/picture">
+                  <pic:nvPicPr>
+                    <pic:cNvPr id="22447957" name=""/>
+                    <pic:cNvPicPr/>
+                  </pic:nvPicPr>
+                  <pic:blipFill>
+                    <a:blip r:embed="rId17"/>
+                    <a:stretch>
+                      <a:fillRect/>
+                    </a:stretch>
+                  </pic:blipFill>
+                  <pic:spPr>
+                    <a:xfrm>
+                      <a:off x="0" y="0"/>
+                      <a:ext cx="2880000" cy="3264615"/>
+                    </a:xfrm>
+                    <a:prstGeom prst="rect">
+                      <a:avLst/>
+                    </a:prstGeom>
+                  </pic:spPr>
+                </pic:pic>
+              </a:graphicData>
+            </a:graphic>
+          </wp:inline>
+        </w:drawing>
+      </w:r>
+    </w:p>
+    <w:p>
+      <w:pPr>
+        <w:rPr>
+          <w:szCs w:val="28"/>
+        </w:rPr>
+      </w:pPr>
+      <w:r>
+        <w:rPr>
+          <w:szCs w:val="28"/>
+        </w:rPr>
+        <w:drawing>
+          <wp:inline distT="0" distB="0" distL="0" distR="0" wp14:anchorId="4B0B5184" wp14:editId="550C9F3C">
+            <wp:extent cx="2880000" cy="1988308"/>
+            <wp:effectExtent l="0" t="0" r="0" b="0"/>
+            <wp:docPr id="1101721606" name="Picture 1"/>
+            <wp:cNvGraphicFramePr>
+              <a:graphicFrameLocks xmlns:a="http://schemas.openxmlformats.org/drawingml/2006/main" noChangeAspect="1"/>
+            </wp:cNvGraphicFramePr>
+            <a:graphic xmlns:a="http://schemas.openxmlformats.org/drawingml/2006/main">
+              <a:graphicData uri="http://schemas.openxmlformats.org/drawingml/2006/picture">
+                <pic:pic xmlns:pic="http://schemas.openxmlformats.org/drawingml/2006/picture">
+                  <pic:nvPicPr>
+                    <pic:cNvPr id="1101721606" name=""/>
+                    <pic:cNvPicPr/>
+                  </pic:nvPicPr>
+                  <pic:blipFill>
+                    <a:blip r:embed="rId18"/>
+                    <a:stretch>
+                      <a:fillRect/>
+                    </a:stretch>
+                  </pic:blipFill>
+                  <pic:spPr>
+                    <a:xfrm>
+                      <a:off x="0" y="0"/>
+                      <a:ext cx="2880000" cy="1988308"/>
+                    </a:xfrm>
+                    <a:prstGeom prst="rect">
+                      <a:avLst/>
+                    </a:prstGeom>
+                  </pic:spPr>
+                </pic:pic>
+              </a:graphicData>
+            </a:graphic>
+          </wp:inline>
+        </w:drawing>
+      </w:r>
+    </w:p>
+    <w:p>
+      <w:pPr>
+        <w:rPr>
+          <w:szCs w:val="28"/>
+        </w:rPr>
+      </w:pPr>
+      <w:r>
+        <w:rPr>
+          <w:szCs w:val="28"/>
+        </w:rPr>
+        <w:t>Benar</w:t>
+      </w:r>
+    </w:p>
+    <w:p>
+      <w:pPr>
+        <w:pStyle w:val="Heading3"/>
+      </w:pPr>
+      <w:r>
+        <w:t xml:space="preserve">Bagian 3 – Install </w:t>
+      </w:r>
+      <w:proofErr w:type="spellStart"/>
+      <w:r>
+        <w:t>bcrypt</w:t>
+      </w:r>
+      <w:proofErr w:type="spellEnd"/>
+    </w:p>
+    <w:p>
+      <w:proofErr w:type="spellStart"/>
+      <w:r>
+        <w:t>npm</w:t>
+      </w:r>
+      <w:proofErr w:type="spellEnd"/>
+      <w:r>
+        <w:t xml:space="preserve"> install </w:t>
+      </w:r>
+      <w:proofErr w:type="spellStart"/>
+      <w:r>
+        <w:t>bcrypt</w:t>
+      </w:r>
+      <w:proofErr w:type="spellEnd"/>
+      <w:r>
+        <w:t xml:space="preserve"> </w:t>
+      </w:r>
+      <w:r>
+        <w:t>–</w:t>
+      </w:r>
+      <w:r>
+        <w:t>force</w:t>
+      </w:r>
+    </w:p>
+    <w:p>
+      <w:r>
+        <w:lastRenderedPageBreak/>
+        <w:drawing>
+          <wp:inline distT="0" distB="0" distL="0" distR="0" wp14:anchorId="616978C4" wp14:editId="34B7F678">
+            <wp:extent cx="2880000" cy="1943692"/>
+            <wp:effectExtent l="0" t="0" r="0" b="0"/>
+            <wp:docPr id="1080509501" name="Picture 1"/>
+            <wp:cNvGraphicFramePr>
+              <a:graphicFrameLocks xmlns:a="http://schemas.openxmlformats.org/drawingml/2006/main" noChangeAspect="1"/>
+            </wp:cNvGraphicFramePr>
+            <a:graphic xmlns:a="http://schemas.openxmlformats.org/drawingml/2006/main">
+              <a:graphicData uri="http://schemas.openxmlformats.org/drawingml/2006/picture">
+                <pic:pic xmlns:pic="http://schemas.openxmlformats.org/drawingml/2006/picture">
+                  <pic:nvPicPr>
+                    <pic:cNvPr id="1080509501" name=""/>
+                    <pic:cNvPicPr/>
+                  </pic:nvPicPr>
+                  <pic:blipFill>
+                    <a:blip r:embed="rId19"/>
+                    <a:stretch>
+                      <a:fillRect/>
+                    </a:stretch>
+                  </pic:blipFill>
+                  <pic:spPr>
+                    <a:xfrm>
+                      <a:off x="0" y="0"/>
+                      <a:ext cx="2880000" cy="1943692"/>
+                    </a:xfrm>
+                    <a:prstGeom prst="rect">
+                      <a:avLst/>
+                    </a:prstGeom>
+                  </pic:spPr>
+                </pic:pic>
+              </a:graphicData>
+            </a:graphic>
+          </wp:inline>
+        </w:drawing>
+      </w:r>
+    </w:p>
+    <w:p>
+      <w:proofErr w:type="spellStart"/>
+      <w:r>
+        <w:t>npm</w:t>
+      </w:r>
+      <w:proofErr w:type="spellEnd"/>
+      <w:r>
+        <w:t xml:space="preserve"> install --save-dev @types/bcrypt –force</w:t>
+      </w:r>
+    </w:p>
+    <w:p>
+      <w:r>
+        <w:drawing>
+          <wp:inline distT="0" distB="0" distL="0" distR="0" wp14:anchorId="4F32337A" wp14:editId="1D9E0BBE">
+            <wp:extent cx="2880000" cy="2083692"/>
+            <wp:effectExtent l="0" t="0" r="0" b="0"/>
+            <wp:docPr id="704250269" name="Picture 1"/>
+            <wp:cNvGraphicFramePr>
+              <a:graphicFrameLocks xmlns:a="http://schemas.openxmlformats.org/drawingml/2006/main" noChangeAspect="1"/>
+            </wp:cNvGraphicFramePr>
+            <a:graphic xmlns:a="http://schemas.openxmlformats.org/drawingml/2006/main">
+              <a:graphicData uri="http://schemas.openxmlformats.org/drawingml/2006/picture">
+                <pic:pic xmlns:pic="http://schemas.openxmlformats.org/drawingml/2006/picture">
+                  <pic:nvPicPr>
+                    <pic:cNvPr id="704250269" name=""/>
+                    <pic:cNvPicPr/>
+                  </pic:nvPicPr>
+                  <pic:blipFill>
+                    <a:blip r:embed="rId20"/>
+                    <a:stretch>
+                      <a:fillRect/>
+                    </a:stretch>
+                  </pic:blipFill>
+                  <pic:spPr>
+                    <a:xfrm>
+                      <a:off x="0" y="0"/>
+                      <a:ext cx="2880000" cy="2083692"/>
+                    </a:xfrm>
+                    <a:prstGeom prst="rect">
+                      <a:avLst/>
+                    </a:prstGeom>
+                  </pic:spPr>
+                </pic:pic>
+              </a:graphicData>
+            </a:graphic>
+          </wp:inline>
+        </w:drawing>
+      </w:r>
+    </w:p>
+    <w:p>
+      <w:r>
+        <w:t xml:space="preserve">Buka file </w:t>
+      </w:r>
+      <w:proofErr w:type="spellStart"/>
+      <w:r>
+        <w:t>servicefirebase.ts</w:t>
+      </w:r>
+      <w:proofErr w:type="spellEnd"/>
+      <w:r>
+        <w:t xml:space="preserve"> pada folder </w:t>
+      </w:r>
+      <w:proofErr w:type="spellStart"/>
+      <w:r>
+        <w:t>src</w:t>
+      </w:r>
+      <w:proofErr w:type="spellEnd"/>
+      <w:r>
+        <w:t>/utils/</w:t>
+      </w:r>
+      <w:proofErr w:type="spellStart"/>
+      <w:r>
+        <w:t>db</w:t>
+      </w:r>
+      <w:proofErr w:type="spellEnd"/>
+      <w:r>
+        <w:t xml:space="preserve"> dan </w:t>
+      </w:r>
+      <w:proofErr w:type="spellStart"/>
+      <w:r>
+        <w:t>modifikasi</w:t>
+      </w:r>
+      <w:proofErr w:type="spellEnd"/>
+    </w:p>
+    <w:p>
+      <w:r>
+        <w:lastRenderedPageBreak/>
+        <w:drawing>
+          <wp:inline distT="0" distB="0" distL="0" distR="0" wp14:anchorId="3C161AF4" wp14:editId="23848190">
+            <wp:extent cx="2880000" cy="7363346"/>
+            <wp:effectExtent l="0" t="0" r="0" b="0"/>
+            <wp:docPr id="367416738" name="Picture 1"/>
+            <wp:cNvGraphicFramePr>
+              <a:graphicFrameLocks xmlns:a="http://schemas.openxmlformats.org/drawingml/2006/main" noChangeAspect="1"/>
+            </wp:cNvGraphicFramePr>
+            <a:graphic xmlns:a="http://schemas.openxmlformats.org/drawingml/2006/main">
+              <a:graphicData uri="http://schemas.openxmlformats.org/drawingml/2006/picture">
+                <pic:pic xmlns:pic="http://schemas.openxmlformats.org/drawingml/2006/picture">
+                  <pic:nvPicPr>
+                    <pic:cNvPr id="367416738" name=""/>
+                    <pic:cNvPicPr/>
+                  </pic:nvPicPr>
+                  <pic:blipFill>
+                    <a:blip r:embed="rId21"/>
+                    <a:stretch>
+                      <a:fillRect/>
+                    </a:stretch>
+                  </pic:blipFill>
+                  <pic:spPr>
+                    <a:xfrm>
+                      <a:off x="0" y="0"/>
+                      <a:ext cx="2880000" cy="7363346"/>
+                    </a:xfrm>
+                    <a:prstGeom prst="rect">
+                      <a:avLst/>
+                    </a:prstGeom>
+                  </pic:spPr>
+                </pic:pic>
+              </a:graphicData>
+            </a:graphic>
+          </wp:inline>
+        </w:drawing>
+      </w:r>
+    </w:p>
+    <w:p>
+      <w:pPr>
+        <w:rPr>
+          <w:lang w:val="en-ID"/>
+        </w:rPr>
+      </w:pPr>
+      <w:proofErr w:type="spellStart"/>
+      <w:r>
+        <w:rPr>
+          <w:lang w:val="en-ID"/>
+        </w:rPr>
+        <w:t>Jalankan</w:t>
+      </w:r>
+      <w:proofErr w:type="spellEnd"/>
+      <w:r>
+        <w:rPr>
+          <w:lang w:val="en-ID"/>
+        </w:rPr>
+        <w:t xml:space="preserve"> browser http://localhost:3000/auth/register dan input data </w:t>
+      </w:r>
+      <w:proofErr w:type="spellStart"/>
+      <w:r>
+        <w:rPr>
+          <w:lang w:val="en-ID"/>
+        </w:rPr>
+        <w:t>setelah</w:t>
+      </w:r>
+      <w:proofErr w:type="spellEnd"/>
+      <w:r>
+        <w:rPr>
+          <w:lang w:val="en-ID"/>
+        </w:rPr>
+        <w:t xml:space="preserve"> </w:t>
+      </w:r>
+      <w:proofErr w:type="spellStart"/>
+      <w:r>
+        <w:rPr>
+          <w:lang w:val="en-ID"/>
+        </w:rPr>
+        <w:t>itu</w:t>
+      </w:r>
+      <w:proofErr w:type="spellEnd"/>
+      <w:r>
+        <w:rPr>
+          <w:lang w:val="en-ID"/>
+        </w:rPr>
+        <w:t xml:space="preserve"> </w:t>
+      </w:r>
+      <w:proofErr w:type="spellStart"/>
+      <w:r>
+        <w:rPr>
+          <w:lang w:val="en-ID"/>
+        </w:rPr>
+        <w:t>klik</w:t>
+      </w:r>
+      <w:proofErr w:type="spellEnd"/>
+      <w:r>
+        <w:rPr>
+          <w:lang w:val="en-ID"/>
+        </w:rPr>
+        <w:t xml:space="preserve"> </w:t>
+      </w:r>
+      <w:r>
+        <w:rPr>
+          <w:lang w:val="en-ID"/>
+        </w:rPr>
+        <w:t>register</w:t>
+      </w:r>
+    </w:p>
+    <w:p>
+      <w:pPr>
+        <w:rPr>
+          <w:lang w:val="en-ID"/>
+        </w:rPr>
+      </w:pPr>
+      <w:r>
+        <w:rPr>
+          <w:szCs w:val="28"/>
+        </w:rPr>
+        <w:lastRenderedPageBreak/>
+        <w:drawing>
+          <wp:inline distT="0" distB="0" distL="0" distR="0" wp14:anchorId="0A4C9DFF" wp14:editId="3856004D">
+            <wp:extent cx="2880000" cy="3264615"/>
+            <wp:effectExtent l="0" t="0" r="0" b="0"/>
+            <wp:docPr id="46696795" name="Picture 1"/>
+            <wp:cNvGraphicFramePr>
+              <a:graphicFrameLocks xmlns:a="http://schemas.openxmlformats.org/drawingml/2006/main" noChangeAspect="1"/>
+            </wp:cNvGraphicFramePr>
+            <a:graphic xmlns:a="http://schemas.openxmlformats.org/drawingml/2006/main">
+              <a:graphicData uri="http://schemas.openxmlformats.org/drawingml/2006/picture">
+                <pic:pic xmlns:pic="http://schemas.openxmlformats.org/drawingml/2006/picture">
+                  <pic:nvPicPr>
+                    <pic:cNvPr id="22447957" name=""/>
+                    <pic:cNvPicPr/>
+                  </pic:nvPicPr>
+                  <pic:blipFill>
+                    <a:blip r:embed="rId17"/>
+                    <a:stretch>
+                      <a:fillRect/>
+                    </a:stretch>
+                  </pic:blipFill>
+                  <pic:spPr>
+                    <a:xfrm>
+                      <a:off x="0" y="0"/>
+                      <a:ext cx="2880000" cy="3264615"/>
+                    </a:xfrm>
+                    <a:prstGeom prst="rect">
+                      <a:avLst/>
+                    </a:prstGeom>
+                  </pic:spPr>
+                </pic:pic>
+              </a:graphicData>
+            </a:graphic>
+          </wp:inline>
+        </w:drawing>
+      </w:r>
+    </w:p>
+    <w:p>
+      <w:pPr>
+        <w:rPr>
+          <w:lang w:val="en-ID"/>
+        </w:rPr>
+      </w:pPr>
+      <w:r>
+        <w:t xml:space="preserve">Buka pada firebase </w:t>
+      </w:r>
+      <w:proofErr w:type="spellStart"/>
+      <w:r>
+        <w:t>jika</w:t>
+      </w:r>
+      <w:proofErr w:type="spellEnd"/>
+      <w:r>
+        <w:t xml:space="preserve"> </w:t>
+      </w:r>
+      <w:proofErr w:type="spellStart"/>
+      <w:r>
+        <w:t>berhasil</w:t>
+      </w:r>
+      <w:proofErr w:type="spellEnd"/>
+      <w:r>
+        <w:t xml:space="preserve"> </w:t>
+      </w:r>
+      <w:proofErr w:type="spellStart"/>
+      <w:r>
+        <w:t>maka</w:t>
+      </w:r>
+      <w:proofErr w:type="spellEnd"/>
+      <w:r>
+        <w:t xml:space="preserve"> data register </w:t>
+      </w:r>
+      <w:proofErr w:type="spellStart"/>
+      <w:r>
+        <w:t>akan</w:t>
+      </w:r>
+      <w:proofErr w:type="spellEnd"/>
+      <w:r>
+        <w:t xml:space="preserve"> </w:t>
+      </w:r>
+      <w:proofErr w:type="spellStart"/>
+      <w:r>
+        <w:t>masuk</w:t>
+      </w:r>
+      <w:proofErr w:type="spellEnd"/>
+    </w:p>
+    <w:p>
+      <w:pPr>
+        <w:rPr>
+          <w:lang w:val="en-ID"/>
+        </w:rPr>
+      </w:pPr>
+      <w:r>
+        <w:rPr>
+          <w:lang w:val="en-ID"/>
+        </w:rPr>
+        <w:drawing>
+          <wp:inline distT="0" distB="0" distL="0" distR="0" wp14:anchorId="43ECEA05" wp14:editId="7CB8861B">
+            <wp:extent cx="2880000" cy="600615"/>
+            <wp:effectExtent l="0" t="0" r="0" b="9525"/>
+            <wp:docPr id="868940742" name="Picture 1"/>
+            <wp:cNvGraphicFramePr>
+              <a:graphicFrameLocks xmlns:a="http://schemas.openxmlformats.org/drawingml/2006/main" noChangeAspect="1"/>
+            </wp:cNvGraphicFramePr>
+            <a:graphic xmlns:a="http://schemas.openxmlformats.org/drawingml/2006/main">
+              <a:graphicData uri="http://schemas.openxmlformats.org/drawingml/2006/picture">
+                <pic:pic xmlns:pic="http://schemas.openxmlformats.org/drawingml/2006/picture">
+                  <pic:nvPicPr>
+                    <pic:cNvPr id="868940742" name=""/>
+                    <pic:cNvPicPr/>
+                  </pic:nvPicPr>
+                  <pic:blipFill>
+                    <a:blip r:embed="rId22"/>
+                    <a:stretch>
+                      <a:fillRect/>
+                    </a:stretch>
+                  </pic:blipFill>
+                  <pic:spPr>
+                    <a:xfrm>
+                      <a:off x="0" y="0"/>
+                      <a:ext cx="2880000" cy="600615"/>
+                    </a:xfrm>
+                    <a:prstGeom prst="rect">
+                      <a:avLst/>
+                    </a:prstGeom>
+                  </pic:spPr>
+                </pic:pic>
+              </a:graphicData>
+            </a:graphic>
+          </wp:inline>
+        </w:drawing>
+      </w:r>
+    </w:p>
+    <w:p>
+      <w:pPr>
+        <w:rPr>
+          <w:lang w:val="en-ID"/>
+        </w:rPr>
+      </w:pPr>
+      <w:r>
+        <w:rPr>
+          <w:lang w:val="en-ID"/>
+        </w:rPr>
+        <w:t xml:space="preserve">Jika user </w:t>
+      </w:r>
+      <w:proofErr w:type="spellStart"/>
+      <w:r>
+        <w:rPr>
+          <w:lang w:val="en-ID"/>
+        </w:rPr>
+        <w:t>memasukkan</w:t>
+      </w:r>
+      <w:proofErr w:type="spellEnd"/>
+      <w:r>
+        <w:rPr>
+          <w:lang w:val="en-ID"/>
+        </w:rPr>
+        <w:t xml:space="preserve"> data yang </w:t>
+      </w:r>
+      <w:proofErr w:type="spellStart"/>
+      <w:r>
+        <w:rPr>
+          <w:lang w:val="en-ID"/>
+        </w:rPr>
+        <w:t>sama</w:t>
+      </w:r>
+      <w:proofErr w:type="spellEnd"/>
+      <w:r>
+        <w:rPr>
+          <w:lang w:val="en-ID"/>
+        </w:rPr>
+        <w:t xml:space="preserve"> </w:t>
+      </w:r>
+      <w:proofErr w:type="spellStart"/>
+      <w:r>
+        <w:rPr>
+          <w:lang w:val="en-ID"/>
+        </w:rPr>
+        <w:t>sistem</w:t>
+      </w:r>
+      <w:proofErr w:type="spellEnd"/>
+      <w:r>
+        <w:rPr>
+          <w:lang w:val="en-ID"/>
+        </w:rPr>
+        <w:t xml:space="preserve"> </w:t>
+      </w:r>
+      <w:proofErr w:type="spellStart"/>
+      <w:r>
+        <w:rPr>
+          <w:lang w:val="en-ID"/>
+        </w:rPr>
+        <w:t>tidak</w:t>
+      </w:r>
+      <w:proofErr w:type="spellEnd"/>
+      <w:r>
+        <w:rPr>
+          <w:lang w:val="en-ID"/>
+        </w:rPr>
+        <w:t xml:space="preserve"> </w:t>
+      </w:r>
+      <w:proofErr w:type="spellStart"/>
+      <w:r>
+        <w:rPr>
+          <w:lang w:val="en-ID"/>
+        </w:rPr>
+        <w:t>akan</w:t>
+      </w:r>
+      <w:proofErr w:type="spellEnd"/>
+      <w:r>
+        <w:rPr>
+          <w:lang w:val="en-ID"/>
+        </w:rPr>
+        <w:t xml:space="preserve"> </w:t>
+      </w:r>
+      <w:proofErr w:type="spellStart"/>
+      <w:r>
+        <w:rPr>
+          <w:lang w:val="en-ID"/>
+        </w:rPr>
+        <w:t>memproses</w:t>
+      </w:r>
+      <w:proofErr w:type="spellEnd"/>
+      <w:r>
+        <w:rPr>
+          <w:lang w:val="en-ID"/>
+        </w:rPr>
+        <w:t xml:space="preserve"> </w:t>
+      </w:r>
+      <w:proofErr w:type="spellStart"/>
+      <w:r>
+        <w:rPr>
+          <w:lang w:val="en-ID"/>
+        </w:rPr>
+        <w:t>tetapi</w:t>
+      </w:r>
+      <w:proofErr w:type="spellEnd"/>
+      <w:r>
+        <w:rPr>
+          <w:lang w:val="en-ID"/>
+        </w:rPr>
+        <w:t xml:space="preserve"> </w:t>
+      </w:r>
+      <w:proofErr w:type="spellStart"/>
+      <w:r>
+        <w:rPr>
+          <w:lang w:val="en-ID"/>
+        </w:rPr>
+        <w:t>permasalahannya</w:t>
+      </w:r>
+      <w:proofErr w:type="spellEnd"/>
+      <w:r>
+        <w:rPr>
+          <w:lang w:val="en-ID"/>
+        </w:rPr>
+        <w:t xml:space="preserve"> user </w:t>
+      </w:r>
+      <w:proofErr w:type="spellStart"/>
+      <w:r>
+        <w:rPr>
+          <w:lang w:val="en-ID"/>
+        </w:rPr>
+        <w:t>memasukkan</w:t>
+      </w:r>
+      <w:proofErr w:type="spellEnd"/>
+      <w:r>
+        <w:rPr>
+          <w:lang w:val="en-ID"/>
+        </w:rPr>
+        <w:t xml:space="preserve"> data yang </w:t>
+      </w:r>
+      <w:proofErr w:type="spellStart"/>
+      <w:r>
+        <w:rPr>
+          <w:lang w:val="en-ID"/>
+        </w:rPr>
+        <w:t>sama</w:t>
+      </w:r>
+      <w:proofErr w:type="spellEnd"/>
+      <w:r>
+        <w:rPr>
+          <w:lang w:val="en-ID"/>
+        </w:rPr>
+        <w:t xml:space="preserve"> </w:t>
+      </w:r>
+      <w:proofErr w:type="spellStart"/>
+      <w:r>
+        <w:rPr>
+          <w:lang w:val="en-ID"/>
+        </w:rPr>
+        <w:t>tidak</w:t>
+      </w:r>
+      <w:proofErr w:type="spellEnd"/>
+      <w:r>
+        <w:rPr>
+          <w:lang w:val="en-ID"/>
+        </w:rPr>
+        <w:t xml:space="preserve"> </w:t>
+      </w:r>
+      <w:proofErr w:type="spellStart"/>
+      <w:r>
+        <w:rPr>
+          <w:lang w:val="en-ID"/>
+        </w:rPr>
+        <w:t>ada</w:t>
+      </w:r>
+      <w:proofErr w:type="spellEnd"/>
+      <w:r>
+        <w:rPr>
+          <w:lang w:val="en-ID"/>
+        </w:rPr>
+        <w:t xml:space="preserve"> </w:t>
+      </w:r>
+      <w:proofErr w:type="spellStart"/>
+      <w:r>
+        <w:rPr>
+          <w:lang w:val="en-ID"/>
+        </w:rPr>
+        <w:t>pemberitahuan</w:t>
+      </w:r>
+      <w:proofErr w:type="spellEnd"/>
+      <w:r>
+        <w:rPr>
+          <w:lang w:val="en-ID"/>
+        </w:rPr>
+        <w:t xml:space="preserve"> pada</w:t>
+      </w:r>
+      <w:r>
+        <w:rPr>
+          <w:lang w:val="en-ID"/>
+        </w:rPr>
+        <w:t xml:space="preserve"> </w:t>
+      </w:r>
+      <w:proofErr w:type="spellStart"/>
+      <w:r>
+        <w:rPr>
+          <w:lang w:val="en-ID"/>
+        </w:rPr>
+        <w:t>layar</w:t>
+      </w:r>
+      <w:proofErr w:type="spellEnd"/>
+      <w:r>
+        <w:rPr>
+          <w:lang w:val="en-ID"/>
+        </w:rPr>
+        <w:t xml:space="preserve"> </w:t>
+      </w:r>
+      <w:proofErr w:type="spellStart"/>
+      <w:r>
+        <w:rPr>
+          <w:lang w:val="en-ID"/>
+        </w:rPr>
+        <w:t>maka</w:t>
+      </w:r>
+      <w:proofErr w:type="spellEnd"/>
+      <w:r>
+        <w:rPr>
+          <w:lang w:val="en-ID"/>
+        </w:rPr>
+        <w:t xml:space="preserve"> </w:t>
+      </w:r>
+      <w:proofErr w:type="spellStart"/>
+      <w:r>
+        <w:rPr>
+          <w:lang w:val="en-ID"/>
+        </w:rPr>
+        <w:t>dari</w:t>
+      </w:r>
+      <w:proofErr w:type="spellEnd"/>
+      <w:r>
+        <w:rPr>
+          <w:lang w:val="en-ID"/>
+        </w:rPr>
+        <w:t xml:space="preserve"> </w:t>
+      </w:r>
+      <w:proofErr w:type="spellStart"/>
+      <w:r>
+        <w:rPr>
+          <w:lang w:val="en-ID"/>
+        </w:rPr>
+        <w:t>itu</w:t>
+      </w:r>
+      <w:proofErr w:type="spellEnd"/>
+      <w:r>
+        <w:rPr>
+          <w:lang w:val="en-ID"/>
+        </w:rPr>
+        <w:t xml:space="preserve"> </w:t>
+      </w:r>
+      <w:proofErr w:type="spellStart"/>
+      <w:r>
+        <w:rPr>
+          <w:lang w:val="en-ID"/>
+        </w:rPr>
+        <w:t>perlu</w:t>
+      </w:r>
+      <w:proofErr w:type="spellEnd"/>
+      <w:r>
+        <w:rPr>
+          <w:lang w:val="en-ID"/>
+        </w:rPr>
+        <w:t xml:space="preserve"> </w:t>
+      </w:r>
+      <w:proofErr w:type="spellStart"/>
+      <w:r>
+        <w:rPr>
+          <w:lang w:val="en-ID"/>
+        </w:rPr>
+        <w:t>ada</w:t>
+      </w:r>
+      <w:proofErr w:type="spellEnd"/>
+      <w:r>
+        <w:rPr>
+          <w:lang w:val="en-ID"/>
+        </w:rPr>
+        <w:t xml:space="preserve"> </w:t>
+      </w:r>
+      <w:proofErr w:type="spellStart"/>
+      <w:r>
+        <w:rPr>
+          <w:lang w:val="en-ID"/>
+        </w:rPr>
+        <w:t>perubahan</w:t>
+      </w:r>
+      <w:proofErr w:type="spellEnd"/>
+      <w:r>
+        <w:rPr>
+          <w:lang w:val="en-ID"/>
+        </w:rPr>
+        <w:t xml:space="preserve"> pada code </w:t>
+      </w:r>
+      <w:proofErr w:type="spellStart"/>
+      <w:r>
+        <w:rPr>
+          <w:lang w:val="en-ID"/>
+        </w:rPr>
+        <w:t>index.tsx</w:t>
+      </w:r>
+      <w:proofErr w:type="spellEnd"/>
+      <w:r>
+        <w:rPr>
+          <w:lang w:val="en-ID"/>
+        </w:rPr>
+        <w:t xml:space="preserve"> pada folder</w:t>
+      </w:r>
+      <w:r>
+        <w:rPr>
+          <w:lang w:val="en-ID"/>
+        </w:rPr>
+        <w:t xml:space="preserve"> </w:t>
+      </w:r>
+      <w:r>
+        <w:rPr>
+          <w:lang w:val="en-ID"/>
+        </w:rPr>
+        <w:t>views/auth/register</w:t>
+      </w:r>
+    </w:p>
+    <w:p>
+      <w:pPr>
+        <w:rPr>
+          <w:lang w:val="en-ID"/>
+        </w:rPr>
+      </w:pPr>
+      <w:r>
+        <w:rPr>
+          <w:lang w:val="en-ID"/>
+        </w:rPr>
+        <w:drawing>
+          <wp:inline distT="0" distB="0" distL="0" distR="0" wp14:anchorId="6C2ABFFB" wp14:editId="4A51AD57">
+            <wp:extent cx="2880000" cy="694462"/>
+            <wp:effectExtent l="0" t="0" r="0" b="0"/>
+            <wp:docPr id="146540042" name="Picture 1"/>
+            <wp:cNvGraphicFramePr>
+              <a:graphicFrameLocks xmlns:a="http://schemas.openxmlformats.org/drawingml/2006/main" noChangeAspect="1"/>
+            </wp:cNvGraphicFramePr>
+            <a:graphic xmlns:a="http://schemas.openxmlformats.org/drawingml/2006/main">
+              <a:graphicData uri="http://schemas.openxmlformats.org/drawingml/2006/picture">
+                <pic:pic xmlns:pic="http://schemas.openxmlformats.org/drawingml/2006/picture">
+                  <pic:nvPicPr>
+                    <pic:cNvPr id="146540042" name=""/>
+                    <pic:cNvPicPr/>
+                  </pic:nvPicPr>
+                  <pic:blipFill>
+                    <a:blip r:embed="rId23"/>
+                    <a:stretch>
+                      <a:fillRect/>
+                    </a:stretch>
+                  </pic:blipFill>
+                  <pic:spPr>
+                    <a:xfrm>
+                      <a:off x="0" y="0"/>
+                      <a:ext cx="2880000" cy="694462"/>
+                    </a:xfrm>
+                    <a:prstGeom prst="rect">
+                      <a:avLst/>
+                    </a:prstGeom>
+                  </pic:spPr>
+                </pic:pic>
+              </a:graphicData>
+            </a:graphic>
+          </wp:inline>
+        </w:drawing>
+      </w:r>
+    </w:p>
+    <w:p>
+      <w:pPr>
+        <w:rPr>
+          <w:lang w:val="en-ID"/>
+        </w:rPr>
+      </w:pPr>
+      <w:r>
+        <w:rPr>
+          <w:lang w:val="en-ID"/>
+        </w:rPr>
+        <w:drawing>
+          <wp:inline distT="0" distB="0" distL="0" distR="0" wp14:anchorId="112BEF57" wp14:editId="0202676F">
+            <wp:extent cx="2880000" cy="1255077"/>
+            <wp:effectExtent l="0" t="0" r="0" b="2540"/>
+            <wp:docPr id="2054859255" name="Picture 1"/>
+            <wp:cNvGraphicFramePr>
+              <a:graphicFrameLocks xmlns:a="http://schemas.openxmlformats.org/drawingml/2006/main" noChangeAspect="1"/>
+            </wp:cNvGraphicFramePr>
+            <a:graphic xmlns:a="http://schemas.openxmlformats.org/drawingml/2006/main">
+              <a:graphicData uri="http://schemas.openxmlformats.org/drawingml/2006/picture">
+                <pic:pic xmlns:pic="http://schemas.openxmlformats.org/drawingml/2006/picture">
+                  <pic:nvPicPr>
+                    <pic:cNvPr id="2054859255" name=""/>
+                    <pic:cNvPicPr/>
+                  </pic:nvPicPr>
+                  <pic:blipFill>
+                    <a:blip r:embed="rId24"/>
+                    <a:stretch>
+                      <a:fillRect/>
+                    </a:stretch>
+                  </pic:blipFill>
+                  <pic:spPr>
+                    <a:xfrm>
+                      <a:off x="0" y="0"/>
+                      <a:ext cx="2880000" cy="1255077"/>
+                    </a:xfrm>
+                    <a:prstGeom prst="rect">
+                      <a:avLst/>
+                    </a:prstGeom>
+                  </pic:spPr>
+                </pic:pic>
+              </a:graphicData>
+            </a:graphic>
+          </wp:inline>
+        </w:drawing>
+      </w:r>
+    </w:p>
+    <w:p>
+      <w:pPr>
+        <w:rPr>
+          <w:lang w:val="en-ID"/>
+        </w:rPr>
+      </w:pPr>
+      <w:r>
+        <w:rPr>
+          <w:lang w:val="en-ID"/>
+        </w:rPr>
+        <w:t xml:space="preserve">Ubah </w:t>
+      </w:r>
+      <w:proofErr w:type="spellStart"/>
+      <w:r>
+        <w:rPr>
+          <w:lang w:val="en-ID"/>
+        </w:rPr>
+        <w:t>jadi</w:t>
+      </w:r>
+      <w:proofErr w:type="spellEnd"/>
+      <w:r>
+        <w:rPr>
+          <w:lang w:val="en-ID"/>
+        </w:rPr>
+        <w:t xml:space="preserve"> email</w:t>
+      </w:r>
+    </w:p>
+    <w:p>
+      <w:pPr>
+        <w:rPr>
+          <w:lang w:val="en-ID"/>
+        </w:rPr>
+      </w:pPr>
+      <w:r>
+        <w:rPr>
+          <w:lang w:val="en-ID"/>
+        </w:rPr>
+        <w:drawing>
+          <wp:inline distT="0" distB="0" distL="0" distR="0" wp14:anchorId="4BCDEA9B" wp14:editId="2E410E16">
+            <wp:extent cx="2880000" cy="436308"/>
+            <wp:effectExtent l="0" t="0" r="0" b="1905"/>
+            <wp:docPr id="1203088291" name="Picture 1"/>
+            <wp:cNvGraphicFramePr>
+              <a:graphicFrameLocks xmlns:a="http://schemas.openxmlformats.org/drawingml/2006/main" noChangeAspect="1"/>
+            </wp:cNvGraphicFramePr>
+            <a:graphic xmlns:a="http://schemas.openxmlformats.org/drawingml/2006/main">
+              <a:graphicData uri="http://schemas.openxmlformats.org/drawingml/2006/picture">
+                <pic:pic xmlns:pic="http://schemas.openxmlformats.org/drawingml/2006/picture">
+                  <pic:nvPicPr>
+                    <pic:cNvPr id="1203088291" name=""/>
+                    <pic:cNvPicPr/>
+                  </pic:nvPicPr>
+                  <pic:blipFill>
+                    <a:blip r:embed="rId25"/>
+                    <a:stretch>
+                      <a:fillRect/>
+                    </a:stretch>
+                  </pic:blipFill>
+                  <pic:spPr>
+                    <a:xfrm>
+                      <a:off x="0" y="0"/>
+                      <a:ext cx="2880000" cy="436308"/>
+                    </a:xfrm>
+                    <a:prstGeom prst="rect">
+                      <a:avLst/>
+                    </a:prstGeom>
+                  </pic:spPr>
+                </pic:pic>
+              </a:graphicData>
+            </a:graphic>
+          </wp:inline>
+        </w:drawing>
+      </w:r>
+    </w:p>
+    <w:p>
+      <w:proofErr w:type="spellStart"/>
+      <w:r>
+        <w:lastRenderedPageBreak/>
+        <w:t>Modifikasi</w:t>
+      </w:r>
+      <w:proofErr w:type="spellEnd"/>
+      <w:r>
+        <w:t xml:space="preserve"> juga pada </w:t>
+      </w:r>
+      <w:proofErr w:type="spellStart"/>
+      <w:proofErr w:type="gramStart"/>
+      <w:r>
+        <w:t>register.module</w:t>
+      </w:r>
+      <w:proofErr w:type="gramEnd"/>
+      <w:r>
+        <w:t>.scss</w:t>
+      </w:r>
+      <w:proofErr w:type="spellEnd"/>
+    </w:p>
+    <w:p>
+      <w:pPr>
+        <w:rPr>
+          <w:lang w:val="en-ID"/>
+        </w:rPr>
+      </w:pPr>
+      <w:r>
+        <w:rPr>
+          <w:lang w:val="en-ID"/>
+        </w:rPr>
+        <w:drawing>
+          <wp:inline distT="0" distB="0" distL="0" distR="0" wp14:anchorId="667C6B72" wp14:editId="4A4C42B1">
+            <wp:extent cx="2880000" cy="1028923"/>
+            <wp:effectExtent l="0" t="0" r="0" b="0"/>
+            <wp:docPr id="15171448" name="Picture 1"/>
+            <wp:cNvGraphicFramePr>
+              <a:graphicFrameLocks xmlns:a="http://schemas.openxmlformats.org/drawingml/2006/main" noChangeAspect="1"/>
+            </wp:cNvGraphicFramePr>
+            <a:graphic xmlns:a="http://schemas.openxmlformats.org/drawingml/2006/main">
+              <a:graphicData uri="http://schemas.openxmlformats.org/drawingml/2006/picture">
+                <pic:pic xmlns:pic="http://schemas.openxmlformats.org/drawingml/2006/picture">
+                  <pic:nvPicPr>
+                    <pic:cNvPr id="15171448" name=""/>
+                    <pic:cNvPicPr/>
+                  </pic:nvPicPr>
+                  <pic:blipFill>
+                    <a:blip r:embed="rId26"/>
+                    <a:stretch>
+                      <a:fillRect/>
+                    </a:stretch>
+                  </pic:blipFill>
+                  <pic:spPr>
+                    <a:xfrm>
+                      <a:off x="0" y="0"/>
+                      <a:ext cx="2880000" cy="1028923"/>
+                    </a:xfrm>
+                    <a:prstGeom prst="rect">
+                      <a:avLst/>
+                    </a:prstGeom>
+                  </pic:spPr>
+                </pic:pic>
+              </a:graphicData>
+            </a:graphic>
+          </wp:inline>
+        </w:drawing>
+      </w:r>
+    </w:p>
+    <w:p>
+      <w:pPr>
+        <w:rPr>
+          <w:lang w:val="en-ID"/>
+        </w:rPr>
+      </w:pPr>
+      <w:proofErr w:type="spellStart"/>
+      <w:r>
+        <w:rPr>
+          <w:lang w:val="en-ID"/>
+        </w:rPr>
+        <w:t>Perbaikan</w:t>
+      </w:r>
+      <w:proofErr w:type="spellEnd"/>
+      <w:r>
+        <w:rPr>
+          <w:lang w:val="en-ID"/>
+        </w:rPr>
+        <w:t xml:space="preserve"> </w:t>
+      </w:r>
+      <w:proofErr w:type="spellStart"/>
+      <w:r>
+        <w:rPr>
+          <w:lang w:val="en-ID"/>
+        </w:rPr>
+        <w:t>fungsi</w:t>
+      </w:r>
+      <w:proofErr w:type="spellEnd"/>
+      <w:r>
+        <w:rPr>
+          <w:lang w:val="en-ID"/>
+        </w:rPr>
+        <w:t xml:space="preserve"> </w:t>
+      </w:r>
+      <w:proofErr w:type="spellStart"/>
+      <w:r>
+        <w:rPr>
+          <w:lang w:val="en-ID"/>
+        </w:rPr>
+        <w:t>signUp</w:t>
+      </w:r>
+      <w:proofErr w:type="spellEnd"/>
+      <w:r>
+        <w:rPr>
+          <w:lang w:val="en-ID"/>
+        </w:rPr>
+        <w:t xml:space="preserve"> pada utils/</w:t>
+      </w:r>
+      <w:proofErr w:type="spellStart"/>
+      <w:r>
+        <w:rPr>
+          <w:lang w:val="en-ID"/>
+        </w:rPr>
+        <w:t>db</w:t>
+      </w:r>
+      <w:proofErr w:type="spellEnd"/>
+      <w:r>
+        <w:rPr>
+          <w:lang w:val="en-ID"/>
+        </w:rPr>
+        <w:t>/</w:t>
+      </w:r>
+      <w:proofErr w:type="spellStart"/>
+      <w:r>
+        <w:rPr>
+          <w:lang w:val="en-ID"/>
+        </w:rPr>
+        <w:t>servicefirebase.ts</w:t>
+      </w:r>
+      <w:proofErr w:type="spellEnd"/>
+    </w:p>
+    <w:p>
+      <w:pPr>
+        <w:rPr>
+          <w:lang w:val="en-ID"/>
+        </w:rPr>
+      </w:pPr>
+      <w:r>
+        <w:rPr>
+          <w:lang w:val="en-ID"/>
+        </w:rPr>
+        <w:drawing>
+          <wp:inline distT="0" distB="0" distL="0" distR="0" wp14:anchorId="0F08700E" wp14:editId="722676F3">
+            <wp:extent cx="2880000" cy="2687385"/>
+            <wp:effectExtent l="0" t="0" r="0" b="0"/>
+            <wp:docPr id="815065866" name="Picture 1"/>
+            <wp:cNvGraphicFramePr>
+              <a:graphicFrameLocks xmlns:a="http://schemas.openxmlformats.org/drawingml/2006/main" noChangeAspect="1"/>
+            </wp:cNvGraphicFramePr>
+            <a:graphic xmlns:a="http://schemas.openxmlformats.org/drawingml/2006/main">
+              <a:graphicData uri="http://schemas.openxmlformats.org/drawingml/2006/picture">
+                <pic:pic xmlns:pic="http://schemas.openxmlformats.org/drawingml/2006/picture">
+                  <pic:nvPicPr>
+                    <pic:cNvPr id="815065866" name=""/>
+                    <pic:cNvPicPr/>
+                  </pic:nvPicPr>
+                  <pic:blipFill>
+                    <a:blip r:embed="rId27"/>
+                    <a:stretch>
+                      <a:fillRect/>
+                    </a:stretch>
+                  </pic:blipFill>
+                  <pic:spPr>
+                    <a:xfrm>
+                      <a:off x="0" y="0"/>
+                      <a:ext cx="2880000" cy="2687385"/>
+                    </a:xfrm>
+                    <a:prstGeom prst="rect">
+                      <a:avLst/>
+                    </a:prstGeom>
+                  </pic:spPr>
+                </pic:pic>
+              </a:graphicData>
+            </a:graphic>
+          </wp:inline>
+        </w:drawing>
+      </w:r>
+    </w:p>
+    <w:p>
+      <w:pPr>
+        <w:rPr>
+          <w:lang w:val="en-ID"/>
+        </w:rPr>
+      </w:pPr>
+      <w:r>
+        <w:rPr>
+          <w:lang w:val="en-ID"/>
+        </w:rPr>
+        <w:t xml:space="preserve">Dan </w:t>
+      </w:r>
+      <w:proofErr w:type="spellStart"/>
+      <w:r>
+        <w:rPr>
+          <w:lang w:val="en-ID"/>
+        </w:rPr>
+        <w:t>api</w:t>
+      </w:r>
+      <w:proofErr w:type="spellEnd"/>
+      <w:r>
+        <w:rPr>
+          <w:lang w:val="en-ID"/>
+        </w:rPr>
+        <w:t>/register</w:t>
+      </w:r>
+    </w:p>
+    <w:p>
+      <w:pPr>
+        <w:rPr>
+          <w:lang w:val="en-ID"/>
+        </w:rPr>
+      </w:pPr>
+      <w:r>
+        <w:rPr>
+          <w:lang w:val="en-ID"/>
+        </w:rPr>
+        <w:drawing>
+          <wp:inline distT="0" distB="0" distL="0" distR="0" wp14:anchorId="73B245DF" wp14:editId="41854DAE">
+            <wp:extent cx="2880000" cy="647077"/>
+            <wp:effectExtent l="0" t="0" r="0" b="635"/>
+            <wp:docPr id="130516413" name="Picture 1"/>
+            <wp:cNvGraphicFramePr>
+              <a:graphicFrameLocks xmlns:a="http://schemas.openxmlformats.org/drawingml/2006/main" noChangeAspect="1"/>
+            </wp:cNvGraphicFramePr>
+            <a:graphic xmlns:a="http://schemas.openxmlformats.org/drawingml/2006/main">
+              <a:graphicData uri="http://schemas.openxmlformats.org/drawingml/2006/picture">
+                <pic:pic xmlns:pic="http://schemas.openxmlformats.org/drawingml/2006/picture">
+                  <pic:nvPicPr>
+                    <pic:cNvPr id="130516413" name=""/>
+                    <pic:cNvPicPr/>
+                  </pic:nvPicPr>
+                  <pic:blipFill>
+                    <a:blip r:embed="rId28"/>
+                    <a:stretch>
+                      <a:fillRect/>
+                    </a:stretch>
+                  </pic:blipFill>
+                  <pic:spPr>
+                    <a:xfrm>
+                      <a:off x="0" y="0"/>
+                      <a:ext cx="2880000" cy="647077"/>
+                    </a:xfrm>
+                    <a:prstGeom prst="rect">
+                      <a:avLst/>
+                    </a:prstGeom>
+                  </pic:spPr>
+                </pic:pic>
+              </a:graphicData>
+            </a:graphic>
+          </wp:inline>
+        </w:drawing>
+      </w:r>
+    </w:p>
+    <w:p>
+      <w:r>
+        <w:t xml:space="preserve">Jika </w:t>
+      </w:r>
+      <w:proofErr w:type="spellStart"/>
+      <w:r>
+        <w:t>berhasil</w:t>
+      </w:r>
+      <w:proofErr w:type="spellEnd"/>
+      <w:r>
+        <w:t xml:space="preserve"> </w:t>
+      </w:r>
+      <w:proofErr w:type="spellStart"/>
+      <w:r>
+        <w:t>maka</w:t>
+      </w:r>
+      <w:proofErr w:type="spellEnd"/>
+      <w:r>
+        <w:t xml:space="preserve"> </w:t>
+      </w:r>
+      <w:proofErr w:type="spellStart"/>
+      <w:r>
+        <w:t>hasilnya</w:t>
+      </w:r>
+      <w:proofErr w:type="spellEnd"/>
+      <w:r>
+        <w:t xml:space="preserve"> </w:t>
+      </w:r>
+      <w:proofErr w:type="spellStart"/>
+      <w:r>
+        <w:t>seperti</w:t>
+      </w:r>
+      <w:proofErr w:type="spellEnd"/>
+      <w:r>
+        <w:t xml:space="preserve"> </w:t>
+      </w:r>
+      <w:proofErr w:type="spellStart"/>
+      <w:r>
+        <w:t>berikut</w:t>
+      </w:r>
+      <w:proofErr w:type="spellEnd"/>
+    </w:p>
+    <w:p>
+      <w:pPr>
+        <w:rPr>
+          <w:lang w:val="en-ID"/>
+        </w:rPr>
+      </w:pPr>
+      <w:r>
+        <w:rPr>
+          <w:lang w:val="en-ID"/>
+        </w:rPr>
+        <w:lastRenderedPageBreak/>
+        <w:drawing>
+          <wp:inline distT="0" distB="0" distL="0" distR="0" wp14:anchorId="4B1F1196" wp14:editId="6557495F">
+            <wp:extent cx="2880000" cy="3239385"/>
+            <wp:effectExtent l="0" t="0" r="0" b="0"/>
+            <wp:docPr id="2065991295" name="Picture 1"/>
+            <wp:cNvGraphicFramePr>
+              <a:graphicFrameLocks xmlns:a="http://schemas.openxmlformats.org/drawingml/2006/main" noChangeAspect="1"/>
+            </wp:cNvGraphicFramePr>
+            <a:graphic xmlns:a="http://schemas.openxmlformats.org/drawingml/2006/main">
+              <a:graphicData uri="http://schemas.openxmlformats.org/drawingml/2006/picture">
+                <pic:pic xmlns:pic="http://schemas.openxmlformats.org/drawingml/2006/picture">
+                  <pic:nvPicPr>
+                    <pic:cNvPr id="2065991295" name=""/>
+                    <pic:cNvPicPr/>
+                  </pic:nvPicPr>
+                  <pic:blipFill>
+                    <a:blip r:embed="rId29"/>
+                    <a:stretch>
+                      <a:fillRect/>
+                    </a:stretch>
+                  </pic:blipFill>
+                  <pic:spPr>
+                    <a:xfrm>
+                      <a:off x="0" y="0"/>
+                      <a:ext cx="2880000" cy="3239385"/>
+                    </a:xfrm>
+                    <a:prstGeom prst="rect">
+                      <a:avLst/>
+                    </a:prstGeom>
+                  </pic:spPr>
+                </pic:pic>
+              </a:graphicData>
+            </a:graphic>
+          </wp:inline>
+        </w:drawing>
+      </w:r>
+    </w:p>
+    <w:p>
+      <w:proofErr w:type="spellStart"/>
+      <w:r>
+        <w:t>Tambakan</w:t>
+      </w:r>
+      <w:proofErr w:type="spellEnd"/>
+      <w:r>
+        <w:t xml:space="preserve"> loading </w:t>
+      </w:r>
+      <w:proofErr w:type="spellStart"/>
+      <w:r>
+        <w:t>dengan</w:t>
+      </w:r>
+      <w:proofErr w:type="spellEnd"/>
+      <w:r>
+        <w:t xml:space="preserve"> </w:t>
+      </w:r>
+      <w:proofErr w:type="spellStart"/>
+      <w:r>
+        <w:t>menambahkan</w:t>
+      </w:r>
+      <w:proofErr w:type="spellEnd"/>
+      <w:r>
+        <w:t xml:space="preserve"> </w:t>
+      </w:r>
+      <w:proofErr w:type="spellStart"/>
+      <w:r>
+        <w:t>kode</w:t>
+      </w:r>
+      <w:proofErr w:type="spellEnd"/>
+      <w:r>
+        <w:t xml:space="preserve"> pada </w:t>
+      </w:r>
+      <w:proofErr w:type="spellStart"/>
+      <w:r>
+        <w:t>index.tsx</w:t>
+      </w:r>
+      <w:proofErr w:type="spellEnd"/>
+    </w:p>
+    <w:p>
+      <w:pPr>
+        <w:rPr>
+          <w:lang w:val="en-ID"/>
+        </w:rPr>
+      </w:pPr>
+      <w:r>
+        <w:rPr>
+          <w:lang w:val="en-ID"/>
+        </w:rPr>
+        <w:drawing>
+          <wp:inline distT="0" distB="0" distL="0" distR="0" wp14:anchorId="40645692" wp14:editId="110EF90D">
+            <wp:extent cx="2880000" cy="790462"/>
+            <wp:effectExtent l="0" t="0" r="0" b="0"/>
+            <wp:docPr id="1469527680" name="Picture 1"/>
+            <wp:cNvGraphicFramePr>
+              <a:graphicFrameLocks xmlns:a="http://schemas.openxmlformats.org/drawingml/2006/main" noChangeAspect="1"/>
+            </wp:cNvGraphicFramePr>
+            <a:graphic xmlns:a="http://schemas.openxmlformats.org/drawingml/2006/main">
+              <a:graphicData uri="http://schemas.openxmlformats.org/drawingml/2006/picture">
+                <pic:pic xmlns:pic="http://schemas.openxmlformats.org/drawingml/2006/picture">
+                  <pic:nvPicPr>
+                    <pic:cNvPr id="1469527680" name=""/>
+                    <pic:cNvPicPr/>
+                  </pic:nvPicPr>
+                  <pic:blipFill>
+                    <a:blip r:embed="rId30"/>
+                    <a:stretch>
+                      <a:fillRect/>
+                    </a:stretch>
+                  </pic:blipFill>
+                  <pic:spPr>
+                    <a:xfrm>
+                      <a:off x="0" y="0"/>
+                      <a:ext cx="2880000" cy="790462"/>
+                    </a:xfrm>
+                    <a:prstGeom prst="rect">
+                      <a:avLst/>
+                    </a:prstGeom>
+                  </pic:spPr>
+                </pic:pic>
+              </a:graphicData>
+            </a:graphic>
+          </wp:inline>
+        </w:drawing>
+      </w:r>
+    </w:p>
+    <w:p>
+      <w:r>
+        <w:t xml:space="preserve">Jika </w:t>
+      </w:r>
+      <w:proofErr w:type="spellStart"/>
+      <w:r>
+        <w:t>berhasil</w:t>
+      </w:r>
+      <w:proofErr w:type="spellEnd"/>
+      <w:r>
+        <w:t xml:space="preserve"> </w:t>
+      </w:r>
+      <w:proofErr w:type="spellStart"/>
+      <w:r>
+        <w:t>maka</w:t>
+      </w:r>
+      <w:proofErr w:type="spellEnd"/>
+      <w:r>
+        <w:t xml:space="preserve"> </w:t>
+      </w:r>
+      <w:proofErr w:type="spellStart"/>
+      <w:r>
+        <w:t>hasilnya</w:t>
+      </w:r>
+      <w:proofErr w:type="spellEnd"/>
+      <w:r>
+        <w:t xml:space="preserve"> </w:t>
+      </w:r>
+      <w:proofErr w:type="spellStart"/>
+      <w:r>
+        <w:t>akan</w:t>
+      </w:r>
+      <w:proofErr w:type="spellEnd"/>
+      <w:r>
+        <w:t xml:space="preserve"> </w:t>
+      </w:r>
+      <w:proofErr w:type="spellStart"/>
+      <w:r>
+        <w:t>muncul</w:t>
+      </w:r>
+      <w:proofErr w:type="spellEnd"/>
+      <w:r>
+        <w:t xml:space="preserve"> loading </w:t>
+      </w:r>
+      <w:proofErr w:type="spellStart"/>
+      <w:r>
+        <w:t>saat</w:t>
+      </w:r>
+      <w:proofErr w:type="spellEnd"/>
+      <w:r>
+        <w:t xml:space="preserve"> </w:t>
+      </w:r>
+      <w:proofErr w:type="spellStart"/>
+      <w:r>
+        <w:t>klik</w:t>
+      </w:r>
+      <w:proofErr w:type="spellEnd"/>
+      <w:r>
+        <w:t xml:space="preserve"> register</w:t>
+      </w:r>
+    </w:p>
+    <w:p>
+      <w:pPr>
+        <w:rPr>
+          <w:lang w:val="en-ID"/>
+        </w:rPr>
+      </w:pPr>
+      <w:r>
+        <w:rPr>
+          <w:lang w:val="en-ID"/>
+        </w:rPr>
+        <w:lastRenderedPageBreak/>
+        <w:drawing>
+          <wp:inline distT="0" distB="0" distL="0" distR="0" wp14:anchorId="67FFA3FF" wp14:editId="6B0C2AE2">
+            <wp:extent cx="2880000" cy="3352615"/>
+            <wp:effectExtent l="0" t="0" r="0" b="635"/>
+            <wp:docPr id="838935625" name="Picture 1"/>
+            <wp:cNvGraphicFramePr>
+              <a:graphicFrameLocks xmlns:a="http://schemas.openxmlformats.org/drawingml/2006/main" noChangeAspect="1"/>
+            </wp:cNvGraphicFramePr>
+            <a:graphic xmlns:a="http://schemas.openxmlformats.org/drawingml/2006/main">
+              <a:graphicData uri="http://schemas.openxmlformats.org/drawingml/2006/picture">
+                <pic:pic xmlns:pic="http://schemas.openxmlformats.org/drawingml/2006/picture">
+                  <pic:nvPicPr>
+                    <pic:cNvPr id="838935625" name=""/>
+                    <pic:cNvPicPr/>
+                  </pic:nvPicPr>
+                  <pic:blipFill>
+                    <a:blip r:embed="rId31"/>
+                    <a:stretch>
+                      <a:fillRect/>
+                    </a:stretch>
+                  </pic:blipFill>
+                  <pic:spPr>
+                    <a:xfrm>
+                      <a:off x="0" y="0"/>
+                      <a:ext cx="2880000" cy="3352615"/>
+                    </a:xfrm>
+                    <a:prstGeom prst="rect">
+                      <a:avLst/>
+                    </a:prstGeom>
+                  </pic:spPr>
+                </pic:pic>
+              </a:graphicData>
+            </a:graphic>
+          </wp:inline>
+        </w:drawing>
+      </w:r>
+    </w:p>
+    <w:p>
+      <w:pPr>
+        <w:rPr>
+          <w:lang w:val="en-ID"/>
+        </w:rPr>
+      </w:pPr>
+      <w:r>
+        <w:rPr>
+          <w:lang w:val="en-ID"/>
+        </w:rPr>
+        <w:t>Benar</w:t>
+      </w:r>
+    </w:p>
+    <w:p>
+      <w:pPr>
+        <w:pStyle w:val="Heading2"/>
+      </w:pPr>
+      <w:r>
+        <w:t>D. Pengujian</w:t>
+      </w:r>
+    </w:p>
+    <w:p>
+      <w:pPr>
+        <w:pStyle w:val="Heading3"/>
+        <w:rPr>
+          <w:lang w:val="en-ID"/>
+        </w:rPr>
+      </w:pPr>
+      <w:r>
+        <w:rPr>
+          <w:lang w:val="en-ID"/>
+        </w:rPr>
+        <w:t>Uji 1 – Register Baru</w:t>
+      </w:r>
+    </w:p>
+    <w:p>
+      <w:pPr>
+        <w:rPr>
+          <w:lang w:val="en-ID"/>
+        </w:rPr>
+      </w:pPr>
+      <w:r>
+        <w:rPr>
+          <w:lang w:val="en-ID"/>
+        </w:rPr>
+        <w:t>Input:</w:t>
+      </w:r>
+    </w:p>
+    <w:p>
+      <w:pPr>
+        <w:rPr>
+          <w:lang w:val="en-ID"/>
+        </w:rPr>
+      </w:pPr>
+      <w:r>
+        <w:rPr>
+          <w:lang w:val="en-ID"/>
+        </w:rPr>
+        <w:t xml:space="preserve">• Email </w:t>
+      </w:r>
+      <w:proofErr w:type="spellStart"/>
+      <w:r>
+        <w:rPr>
+          <w:lang w:val="en-ID"/>
+        </w:rPr>
+        <w:t>baru</w:t>
+      </w:r>
+      <w:proofErr w:type="spellEnd"/>
+    </w:p>
+    <w:p>
+      <w:pPr>
+        <w:rPr>
+          <w:lang w:val="en-ID"/>
+        </w:rPr>
+      </w:pPr>
+      <w:r>
+        <w:rPr>
+          <w:lang w:val="en-ID"/>
+        </w:rPr>
+        <w:drawing>
+          <wp:inline distT="0" distB="0" distL="0" distR="0" wp14:anchorId="61CEABBE" wp14:editId="46D88D70">
+            <wp:extent cx="2880000" cy="2719385"/>
+            <wp:effectExtent l="0" t="0" r="0" b="5080"/>
+            <wp:docPr id="1112033780" name="Picture 1"/>
+            <wp:cNvGraphicFramePr>
+              <a:graphicFrameLocks xmlns:a="http://schemas.openxmlformats.org/drawingml/2006/main" noChangeAspect="1"/>
+            </wp:cNvGraphicFramePr>
+            <a:graphic xmlns:a="http://schemas.openxmlformats.org/drawingml/2006/main">
+              <a:graphicData uri="http://schemas.openxmlformats.org/drawingml/2006/picture">
+                <pic:pic xmlns:pic="http://schemas.openxmlformats.org/drawingml/2006/picture">
+                  <pic:nvPicPr>
+                    <pic:cNvPr id="1112033780" name=""/>
+                    <pic:cNvPicPr/>
+                  </pic:nvPicPr>
+                  <pic:blipFill rotWithShape="1">
+                    <a:blip r:embed="rId32"/>
+                    <a:srcRect t="1669"/>
+                    <a:stretch>
+                      <a:fillRect/>
+                    </a:stretch>
+                  </pic:blipFill>
+                  <pic:spPr bwMode="auto">
+                    <a:xfrm>
+                      <a:off x="0" y="0"/>
+                      <a:ext cx="2880000" cy="2719385"/>
+                    </a:xfrm>
+                    <a:prstGeom prst="rect">
+                      <a:avLst/>
+                    </a:prstGeom>
+                    <a:ln>
+                      <a:noFill/>
+                    </a:ln>
+                    <a:extLst>
+                      <a:ext uri="{53640926-AAD7-44D8-BBD7-CCE9431645EC}">
+                        <a14:shadowObscured xmlns:a14="http://schemas.microsoft.com/office/drawing/2010/main"/>
+                      </a:ext>
+                    </a:extLst>
+                  </pic:spPr>
+                </pic:pic>
+              </a:graphicData>
+            </a:graphic>
+          </wp:inline>
+        </w:drawing>
+      </w:r>
+    </w:p>
+    <w:p>
+      <w:pPr>
+        <w:rPr>
+          <w:lang w:val="en-ID"/>
+        </w:rPr>
+      </w:pPr>
+      <w:r>
+        <w:rPr>
+          <w:lang w:val="en-ID"/>
+        </w:rPr>
+        <w:t>Hasil:</w:t>
+      </w:r>
+    </w:p>
+    <w:p>
+      <w:pPr>
+        <w:rPr>
+          <w:lang w:val="en-ID"/>
+        </w:rPr>
+      </w:pPr>
+      <w:r>
+        <w:rPr>
+          <w:lang w:val="en-ID"/>
+        </w:rPr>
+        <w:lastRenderedPageBreak/>
+        <w:t xml:space="preserve">• Data </w:t>
+      </w:r>
+      <w:proofErr w:type="spellStart"/>
+      <w:r>
+        <w:rPr>
+          <w:lang w:val="en-ID"/>
+        </w:rPr>
+        <w:t>tersimpan</w:t>
+      </w:r>
+      <w:proofErr w:type="spellEnd"/>
+      <w:r>
+        <w:rPr>
+          <w:lang w:val="en-ID"/>
+        </w:rPr>
+        <w:t xml:space="preserve"> di </w:t>
+      </w:r>
+      <w:proofErr w:type="spellStart"/>
+      <w:r>
+        <w:rPr>
+          <w:lang w:val="en-ID"/>
+        </w:rPr>
+        <w:t>Firestore</w:t>
+      </w:r>
+      <w:proofErr w:type="spellEnd"/>
+    </w:p>
+    <w:p>
+      <w:pPr>
+        <w:rPr>
+          <w:lang w:val="en-ID"/>
+        </w:rPr>
+      </w:pPr>
+      <w:r>
+        <w:rPr>
+          <w:lang w:val="en-ID"/>
+        </w:rPr>
+        <w:drawing>
+          <wp:inline distT="0" distB="0" distL="0" distR="0" wp14:anchorId="3B9EC9E6" wp14:editId="085C006C">
+            <wp:extent cx="2880000" cy="462769"/>
+            <wp:effectExtent l="0" t="0" r="0" b="0"/>
+            <wp:docPr id="1520241388" name="Picture 1"/>
+            <wp:cNvGraphicFramePr>
+              <a:graphicFrameLocks xmlns:a="http://schemas.openxmlformats.org/drawingml/2006/main" noChangeAspect="1"/>
+            </wp:cNvGraphicFramePr>
+            <a:graphic xmlns:a="http://schemas.openxmlformats.org/drawingml/2006/main">
+              <a:graphicData uri="http://schemas.openxmlformats.org/drawingml/2006/picture">
+                <pic:pic xmlns:pic="http://schemas.openxmlformats.org/drawingml/2006/picture">
+                  <pic:nvPicPr>
+                    <pic:cNvPr id="1520241388" name=""/>
+                    <pic:cNvPicPr/>
+                  </pic:nvPicPr>
+                  <pic:blipFill>
+                    <a:blip r:embed="rId33"/>
+                    <a:stretch>
+                      <a:fillRect/>
+                    </a:stretch>
+                  </pic:blipFill>
+                  <pic:spPr>
+                    <a:xfrm>
+                      <a:off x="0" y="0"/>
+                      <a:ext cx="2880000" cy="462769"/>
+                    </a:xfrm>
+                    <a:prstGeom prst="rect">
+                      <a:avLst/>
+                    </a:prstGeom>
+                  </pic:spPr>
+                </pic:pic>
+              </a:graphicData>
+            </a:graphic>
+          </wp:inline>
+        </w:drawing>
+      </w:r>
+    </w:p>
+    <w:p>
+      <w:pPr>
+        <w:rPr>
+          <w:lang w:val="en-ID"/>
+        </w:rPr>
+      </w:pPr>
+      <w:r>
+        <w:rPr>
+          <w:lang w:val="en-ID"/>
+        </w:rPr>
+        <w:t>• Password ter-hash</w:t>
+      </w:r>
+    </w:p>
+    <w:p>
+      <w:pPr>
+        <w:rPr>
+          <w:lang w:val="en-ID"/>
+        </w:rPr>
+      </w:pPr>
+      <w:r>
+        <w:rPr>
+          <w:lang w:val="en-ID"/>
+        </w:rPr>
+        <w:drawing>
+          <wp:inline distT="0" distB="0" distL="0" distR="0" wp14:anchorId="36218684" wp14:editId="559A81F3">
+            <wp:extent cx="2880000" cy="156027"/>
+            <wp:effectExtent l="0" t="0" r="0" b="0"/>
+            <wp:docPr id="1905237011" name="Picture 1"/>
+            <wp:cNvGraphicFramePr>
+              <a:graphicFrameLocks xmlns:a="http://schemas.openxmlformats.org/drawingml/2006/main" noChangeAspect="1"/>
+            </wp:cNvGraphicFramePr>
+            <a:graphic xmlns:a="http://schemas.openxmlformats.org/drawingml/2006/main">
+              <a:graphicData uri="http://schemas.openxmlformats.org/drawingml/2006/picture">
+                <pic:pic xmlns:pic="http://schemas.openxmlformats.org/drawingml/2006/picture">
+                  <pic:nvPicPr>
+                    <pic:cNvPr id="1905237011" name=""/>
+                    <pic:cNvPicPr/>
+                  </pic:nvPicPr>
+                  <pic:blipFill>
+                    <a:blip r:embed="rId34"/>
+                    <a:stretch>
+                      <a:fillRect/>
+                    </a:stretch>
+                  </pic:blipFill>
+                  <pic:spPr>
+                    <a:xfrm>
+                      <a:off x="0" y="0"/>
+                      <a:ext cx="2880000" cy="156027"/>
+                    </a:xfrm>
+                    <a:prstGeom prst="rect">
+                      <a:avLst/>
+                    </a:prstGeom>
+                  </pic:spPr>
+                </pic:pic>
+              </a:graphicData>
+            </a:graphic>
+          </wp:inline>
+        </w:drawing>
+      </w:r>
+    </w:p>
+    <w:p>
+      <w:pPr>
+        <w:rPr>
+          <w:lang w:val="en-ID"/>
+        </w:rPr>
+      </w:pPr>
+      <w:r>
+        <w:rPr>
+          <w:lang w:val="en-ID"/>
+        </w:rPr>
+        <w:t>Benar</w:t>
+      </w:r>
+    </w:p>
+    <w:p>
+      <w:pPr>
+        <w:rPr>
+          <w:lang w:val="en-ID"/>
+        </w:rPr>
+      </w:pPr>
+      <w:r>
+        <w:rPr>
+          <w:lang w:val="en-ID"/>
+        </w:rPr>
+        <w:t xml:space="preserve">• Redirect </w:t>
+      </w:r>
+      <w:proofErr w:type="spellStart"/>
+      <w:r>
+        <w:rPr>
+          <w:lang w:val="en-ID"/>
+        </w:rPr>
+        <w:t>ke</w:t>
+      </w:r>
+      <w:proofErr w:type="spellEnd"/>
+      <w:r>
+        <w:rPr>
+          <w:lang w:val="en-ID"/>
+        </w:rPr>
+        <w:t xml:space="preserve"> login</w:t>
+      </w:r>
+    </w:p>
+    <w:p>
+      <w:pPr>
+        <w:rPr>
+          <w:lang w:val="en-ID"/>
+        </w:rPr>
+      </w:pPr>
+      <w:r>
+        <w:rPr>
+          <w:szCs w:val="28"/>
+        </w:rPr>
+        <w:drawing>
+          <wp:inline distT="0" distB="0" distL="0" distR="0" wp14:anchorId="0C62F507" wp14:editId="4B5EC464">
+            <wp:extent cx="2880000" cy="1988308"/>
+            <wp:effectExtent l="0" t="0" r="0" b="0"/>
+            <wp:docPr id="30410363" name="Picture 1"/>
+            <wp:cNvGraphicFramePr>
+              <a:graphicFrameLocks xmlns:a="http://schemas.openxmlformats.org/drawingml/2006/main" noChangeAspect="1"/>
+            </wp:cNvGraphicFramePr>
+            <a:graphic xmlns:a="http://schemas.openxmlformats.org/drawingml/2006/main">
+              <a:graphicData uri="http://schemas.openxmlformats.org/drawingml/2006/picture">
+                <pic:pic xmlns:pic="http://schemas.openxmlformats.org/drawingml/2006/picture">
+                  <pic:nvPicPr>
+                    <pic:cNvPr id="1101721606" name=""/>
+                    <pic:cNvPicPr/>
+                  </pic:nvPicPr>
+                  <pic:blipFill>
+                    <a:blip r:embed="rId18"/>
+                    <a:stretch>
+                      <a:fillRect/>
+                    </a:stretch>
+                  </pic:blipFill>
+                  <pic:spPr>
+                    <a:xfrm>
+                      <a:off x="0" y="0"/>
+                      <a:ext cx="2880000" cy="1988308"/>
+                    </a:xfrm>
+                    <a:prstGeom prst="rect">
+                      <a:avLst/>
+                    </a:prstGeom>
+                  </pic:spPr>
+                </pic:pic>
+              </a:graphicData>
+            </a:graphic>
+          </wp:inline>
+        </w:drawing>
+      </w:r>
+    </w:p>
+    <w:p>
+      <w:pPr>
+        <w:pStyle w:val="Heading3"/>
+        <w:rPr>
+          <w:lang w:val="en-ID"/>
+        </w:rPr>
+      </w:pPr>
+      <w:r>
+        <w:rPr>
+          <w:lang w:val="en-ID"/>
+        </w:rPr>
+        <w:t xml:space="preserve">Uji 2 – Email </w:t>
+      </w:r>
+      <w:proofErr w:type="spellStart"/>
+      <w:r>
+        <w:rPr>
+          <w:lang w:val="en-ID"/>
+        </w:rPr>
+        <w:t>Sudah</w:t>
+      </w:r>
+      <w:proofErr w:type="spellEnd"/>
+      <w:r>
+        <w:rPr>
+          <w:lang w:val="en-ID"/>
+        </w:rPr>
+        <w:t xml:space="preserve"> Ada</w:t>
+      </w:r>
+    </w:p>
+    <w:p>
+      <w:pPr>
+        <w:rPr>
+          <w:lang w:val="en-ID"/>
+        </w:rPr>
+      </w:pPr>
+      <w:r>
+        <w:rPr>
+          <w:lang w:val="en-ID"/>
+        </w:rPr>
+        <w:t>Input:</w:t>
+      </w:r>
+    </w:p>
+    <w:p>
+      <w:pPr>
+        <w:rPr>
+          <w:lang w:val="en-ID"/>
+        </w:rPr>
+      </w:pPr>
+      <w:r>
+        <w:rPr>
+          <w:lang w:val="en-ID"/>
+        </w:rPr>
+        <w:t xml:space="preserve">• Email yang </w:t>
+      </w:r>
+      <w:proofErr w:type="spellStart"/>
+      <w:r>
+        <w:rPr>
+          <w:lang w:val="en-ID"/>
+        </w:rPr>
+        <w:t>sama</w:t>
+      </w:r>
+      <w:proofErr w:type="spellEnd"/>
+    </w:p>
+    <w:p>
+      <w:pPr>
+        <w:rPr>
+          <w:lang w:val="en-ID"/>
+        </w:rPr>
+      </w:pPr>
+      <w:r>
+        <w:rPr>
+          <w:lang w:val="en-ID"/>
+        </w:rPr>
+        <w:drawing>
+          <wp:inline distT="0" distB="0" distL="0" distR="0" wp14:anchorId="56596A78" wp14:editId="475A41DF">
+            <wp:extent cx="2880000" cy="2880000"/>
+            <wp:effectExtent l="0" t="0" r="0" b="0"/>
+            <wp:docPr id="2067762560" name="Picture 1"/>
+            <wp:cNvGraphicFramePr>
+              <a:graphicFrameLocks xmlns:a="http://schemas.openxmlformats.org/drawingml/2006/main" noChangeAspect="1"/>
+            </wp:cNvGraphicFramePr>
+            <a:graphic xmlns:a="http://schemas.openxmlformats.org/drawingml/2006/main">
+              <a:graphicData uri="http://schemas.openxmlformats.org/drawingml/2006/picture">
+                <pic:pic xmlns:pic="http://schemas.openxmlformats.org/drawingml/2006/picture">
+                  <pic:nvPicPr>
+                    <pic:cNvPr id="2067762560" name=""/>
+                    <pic:cNvPicPr/>
+                  </pic:nvPicPr>
+                  <pic:blipFill>
+                    <a:blip r:embed="rId35"/>
+                    <a:stretch>
+                      <a:fillRect/>
+                    </a:stretch>
+                  </pic:blipFill>
+                  <pic:spPr>
+                    <a:xfrm>
+                      <a:off x="0" y="0"/>
+                      <a:ext cx="2880000" cy="2880000"/>
+                    </a:xfrm>
+                    <a:prstGeom prst="rect">
+                      <a:avLst/>
+                    </a:prstGeom>
+                  </pic:spPr>
+                </pic:pic>
+              </a:graphicData>
+            </a:graphic>
+          </wp:inline>
+        </w:drawing>
+      </w:r>
+    </w:p>
+    <w:p>
+      <w:pPr>
+        <w:rPr>
+          <w:lang w:val="en-ID"/>
+        </w:rPr>
+      </w:pPr>
+      <w:r>
+        <w:rPr>
+          <w:lang w:val="en-ID"/>
+        </w:rPr>
+        <w:lastRenderedPageBreak/>
+        <w:t>Hasil:</w:t>
+      </w:r>
+    </w:p>
+    <w:p>
+      <w:pPr>
+        <w:rPr>
+          <w:lang w:val="en-ID"/>
+        </w:rPr>
+      </w:pPr>
+      <w:r>
+        <w:rPr>
+          <w:lang w:val="en-ID"/>
+        </w:rPr>
+        <w:t>• Error 400</w:t>
+      </w:r>
+    </w:p>
+    <w:p>
+      <w:pPr>
+        <w:rPr>
+          <w:lang w:val="en-ID"/>
+        </w:rPr>
+      </w:pPr>
+      <w:r>
+        <w:rPr>
+          <w:lang w:val="en-ID"/>
+        </w:rPr>
+        <w:drawing>
+          <wp:inline distT="0" distB="0" distL="0" distR="0" wp14:anchorId="585FA379" wp14:editId="6406B391">
+            <wp:extent cx="4320000" cy="140307"/>
+            <wp:effectExtent l="0" t="0" r="0" b="0"/>
+            <wp:docPr id="1504717646" name="Picture 1"/>
+            <wp:cNvGraphicFramePr>
+              <a:graphicFrameLocks xmlns:a="http://schemas.openxmlformats.org/drawingml/2006/main" noChangeAspect="1"/>
+            </wp:cNvGraphicFramePr>
+            <a:graphic xmlns:a="http://schemas.openxmlformats.org/drawingml/2006/main">
+              <a:graphicData uri="http://schemas.openxmlformats.org/drawingml/2006/picture">
+                <pic:pic xmlns:pic="http://schemas.openxmlformats.org/drawingml/2006/picture">
+                  <pic:nvPicPr>
+                    <pic:cNvPr id="1504717646" name=""/>
+                    <pic:cNvPicPr/>
+                  </pic:nvPicPr>
+                  <pic:blipFill>
+                    <a:blip r:embed="rId36"/>
+                    <a:stretch>
+                      <a:fillRect/>
+                    </a:stretch>
+                  </pic:blipFill>
+                  <pic:spPr>
+                    <a:xfrm>
+                      <a:off x="0" y="0"/>
+                      <a:ext cx="4320000" cy="140307"/>
+                    </a:xfrm>
+                    <a:prstGeom prst="rect">
+                      <a:avLst/>
+                    </a:prstGeom>
+                  </pic:spPr>
+                </pic:pic>
+              </a:graphicData>
+            </a:graphic>
+          </wp:inline>
+        </w:drawing>
+      </w:r>
+    </w:p>
+    <w:p>
+      <w:pPr>
+        <w:rPr>
+          <w:lang w:val="en-ID"/>
+        </w:rPr>
+      </w:pPr>
+      <w:r>
+        <w:rPr>
+          <w:lang w:val="en-ID"/>
+        </w:rPr>
+        <w:t>Benar</w:t>
+      </w:r>
+    </w:p>
+    <w:p>
+      <w:pPr>
+        <w:rPr>
+          <w:lang w:val="en-ID"/>
+        </w:rPr>
+      </w:pPr>
+      <w:r>
+        <w:rPr>
+          <w:lang w:val="en-ID"/>
+        </w:rPr>
+        <w:t>• Message: Email already exists</w:t>
+      </w:r>
+    </w:p>
+    <w:p>
+      <w:pPr>
+        <w:rPr>
+          <w:lang w:val="en-ID"/>
+        </w:rPr>
+      </w:pPr>
+      <w:r>
+        <w:rPr>
+          <w:lang w:val="en-ID"/>
+        </w:rPr>
+        <w:drawing>
+          <wp:inline distT="0" distB="0" distL="0" distR="0" wp14:anchorId="3D7C3A7F" wp14:editId="10782367">
+            <wp:extent cx="2879725" cy="3143250"/>
+            <wp:effectExtent l="0" t="0" r="0" b="0"/>
+            <wp:docPr id="1460937087" name="Picture 1"/>
+            <wp:cNvGraphicFramePr>
+              <a:graphicFrameLocks xmlns:a="http://schemas.openxmlformats.org/drawingml/2006/main" noChangeAspect="1"/>
+            </wp:cNvGraphicFramePr>
+            <a:graphic xmlns:a="http://schemas.openxmlformats.org/drawingml/2006/main">
+              <a:graphicData uri="http://schemas.openxmlformats.org/drawingml/2006/picture">
+                <pic:pic xmlns:pic="http://schemas.openxmlformats.org/drawingml/2006/picture">
+                  <pic:nvPicPr>
+                    <pic:cNvPr id="1460937087" name=""/>
+                    <pic:cNvPicPr/>
+                  </pic:nvPicPr>
+                  <pic:blipFill rotWithShape="1">
+                    <a:blip r:embed="rId37"/>
+                    <a:srcRect b="6051"/>
+                    <a:stretch>
+                      <a:fillRect/>
+                    </a:stretch>
+                  </pic:blipFill>
+                  <pic:spPr bwMode="auto">
+                    <a:xfrm>
+                      <a:off x="0" y="0"/>
+                      <a:ext cx="2880000" cy="3143550"/>
+                    </a:xfrm>
+                    <a:prstGeom prst="rect">
+                      <a:avLst/>
+                    </a:prstGeom>
+                    <a:ln>
+                      <a:noFill/>
+                    </a:ln>
+                    <a:extLst>
+                      <a:ext uri="{53640926-AAD7-44D8-BBD7-CCE9431645EC}">
+                        <a14:shadowObscured xmlns:a14="http://schemas.microsoft.com/office/drawing/2010/main"/>
+                      </a:ext>
+                    </a:extLst>
+                  </pic:spPr>
+                </pic:pic>
+              </a:graphicData>
+            </a:graphic>
+          </wp:inline>
+        </w:drawing>
+      </w:r>
+    </w:p>
+    <w:p>
+      <w:pPr>
+        <w:rPr>
+          <w:lang w:val="en-ID"/>
+        </w:rPr>
+      </w:pPr>
+      <w:r>
+        <w:rPr>
+          <w:lang w:val="en-ID"/>
+        </w:rPr>
+        <w:t>Benar</w:t>
+      </w:r>
+    </w:p>
+    <w:p>
+      <w:pPr>
+        <w:pStyle w:val="Heading3"/>
+        <w:rPr>
+          <w:lang w:val="en-ID"/>
+        </w:rPr>
+      </w:pPr>
+      <w:r>
+        <w:rPr>
+          <w:lang w:val="en-ID"/>
+        </w:rPr>
+        <w:t>Uji 3 – Method GET</w:t>
+      </w:r>
+    </w:p>
+    <w:p>
+      <w:pPr>
+        <w:rPr>
+          <w:lang w:val="en-ID"/>
+        </w:rPr>
+      </w:pPr>
+      <w:r>
+        <w:rPr>
+          <w:lang w:val="en-ID"/>
+        </w:rPr>
+        <w:t>Akses:</w:t>
+      </w:r>
+    </w:p>
+    <w:p>
+      <w:pPr>
+        <w:rPr>
+          <w:lang w:val="en-ID"/>
+        </w:rPr>
+      </w:pPr>
+      <w:r>
+        <w:rPr>
+          <w:lang w:val="en-ID"/>
+        </w:rPr>
+        <w:t>/</w:t>
+      </w:r>
+      <w:proofErr w:type="spellStart"/>
+      <w:r>
+        <w:rPr>
+          <w:lang w:val="en-ID"/>
+        </w:rPr>
+        <w:t>api</w:t>
+      </w:r>
+      <w:proofErr w:type="spellEnd"/>
+      <w:r>
+        <w:rPr>
+          <w:lang w:val="en-ID"/>
+        </w:rPr>
+        <w:t>/register</w:t>
+      </w:r>
+    </w:p>
+    <w:p>
+      <w:pPr>
+        <w:rPr>
+          <w:lang w:val="en-ID"/>
+        </w:rPr>
+      </w:pPr>
+      <w:r>
+        <w:rPr>
+          <w:lang w:val="en-ID"/>
+        </w:rPr>
+        <w:t>Hasil:</w:t>
+      </w:r>
+    </w:p>
+    <w:p>
+      <w:pPr>
+        <w:rPr>
+          <w:lang w:val="en-ID"/>
+        </w:rPr>
+      </w:pPr>
+      <w:r>
+        <w:rPr>
+          <w:lang w:val="en-ID"/>
+        </w:rPr>
+        <w:t>• 405 Method Not Allowed</w:t>
+      </w:r>
+    </w:p>
+    <w:p>
+      <w:r>
+        <w:drawing>
+          <wp:inline distT="0" distB="0" distL="0" distR="0" wp14:anchorId="2FFF51D9" wp14:editId="6CB54A4D">
+            <wp:extent cx="2880000" cy="1102769"/>
+            <wp:effectExtent l="0" t="0" r="0" b="2540"/>
+            <wp:docPr id="970297570" name="Picture 1"/>
+            <wp:cNvGraphicFramePr>
+              <a:graphicFrameLocks xmlns:a="http://schemas.openxmlformats.org/drawingml/2006/main" noChangeAspect="1"/>
+            </wp:cNvGraphicFramePr>
+            <a:graphic xmlns:a="http://schemas.openxmlformats.org/drawingml/2006/main">
+              <a:graphicData uri="http://schemas.openxmlformats.org/drawingml/2006/picture">
+                <pic:pic xmlns:pic="http://schemas.openxmlformats.org/drawingml/2006/picture">
+                  <pic:nvPicPr>
+                    <pic:cNvPr id="970297570" name=""/>
+                    <pic:cNvPicPr/>
+                  </pic:nvPicPr>
+                  <pic:blipFill>
+                    <a:blip r:embed="rId38"/>
+                    <a:stretch>
+                      <a:fillRect/>
+                    </a:stretch>
+                  </pic:blipFill>
+                  <pic:spPr>
+                    <a:xfrm>
+                      <a:off x="0" y="0"/>
+                      <a:ext cx="2880000" cy="1102769"/>
+                    </a:xfrm>
+                    <a:prstGeom prst="rect">
+                      <a:avLst/>
+                    </a:prstGeom>
+                  </pic:spPr>
+                </pic:pic>
+              </a:graphicData>
+            </a:graphic>
+          </wp:inline>
+        </w:drawing>
+      </w:r>
+    </w:p>
+    <w:p>
+      <w:r>
+        <w:t>Benar</w:t>
+      </w:r>
+    </w:p>
+    <w:p>
+      <w:pPr>
+        <w:pStyle w:val="Heading2"/>
+        <w:rPr>
+          <w:lang w:val="en-ID"/>
+        </w:rPr>
+      </w:pPr>
+      <w:r>
+        <w:rPr>
+          <w:lang w:val="en-ID"/>
+        </w:rPr>
+        <w:lastRenderedPageBreak/>
+        <w:t xml:space="preserve">E. </w:t>
+      </w:r>
+      <w:proofErr w:type="spellStart"/>
+      <w:r>
+        <w:rPr>
+          <w:lang w:val="en-ID"/>
+        </w:rPr>
+        <w:t>Struktur</w:t>
+      </w:r>
+      <w:proofErr w:type="spellEnd"/>
+      <w:r>
+        <w:rPr>
+          <w:lang w:val="en-ID"/>
+        </w:rPr>
+        <w:t xml:space="preserve"> Database (</w:t>
+      </w:r>
+      <w:proofErr w:type="spellStart"/>
+      <w:r>
+        <w:rPr>
+          <w:lang w:val="en-ID"/>
+        </w:rPr>
+        <w:t>Firestore</w:t>
+      </w:r>
+      <w:proofErr w:type="spellEnd"/>
+      <w:r>
+        <w:rPr>
+          <w:lang w:val="en-ID"/>
+        </w:rPr>
+        <w:t>)</w:t>
+      </w:r>
+    </w:p>
+    <w:p>
+      <w:pPr>
+        <w:rPr>
+          <w:lang w:val="en-ID"/>
+        </w:rPr>
+      </w:pPr>
+      <w:r>
+        <w:rPr>
+          <w:lang w:val="en-ID"/>
+        </w:rPr>
+        <w:t>Collection: users</w:t>
+      </w:r>
+    </w:p>
+    <w:p>
+      <w:pPr>
+        <w:rPr>
+          <w:lang w:val="en-ID"/>
+        </w:rPr>
+      </w:pPr>
+      <w:r>
+        <w:rPr>
+          <w:lang w:val="en-ID"/>
+        </w:rPr>
+        <w:t>Field:</w:t>
+      </w:r>
+    </w:p>
+    <w:tbl>
+      <w:tblPr>
+        <w:tblStyle w:val="GridTable1Light"/>
+        <w:tblW w:w="0" w:type="auto"/>
+        <w:tblLayout w:type="fixed"/>
+        <w:tblLook w:val="04A0" w:firstRow="1" w:lastRow="0" w:firstColumn="1" w:lastColumn="0" w:noHBand="0" w:noVBand="1"/>
+      </w:tblPr>
+      <w:tblGrid>
+        <w:gridCol w:w="3000"/>
+        <w:gridCol w:w="3000"/>
+      </w:tblGrid>
+      <w:tr>
+        <w:trPr>
+          <w:cnfStyle w:val="100000000000" w:firstRow="1" w:lastRow="0" w:firstColumn="0" w:lastColumn="0" w:oddVBand="0" w:evenVBand="0" w:oddHBand="0" w:evenHBand="0" w:firstRowFirstColumn="0" w:firstRowLastColumn="0" w:lastRowFirstColumn="0" w:lastRowLastColumn="0"/>
+        </w:trPr>
+        <w:tc>
+          <w:tcPr>
+            <w:cnfStyle w:val="001000000000" w:firstRow="0" w:lastRow="0" w:firstColumn="1" w:lastColumn="0" w:oddVBand="0" w:evenVBand="0" w:oddHBand="0" w:evenHBand="0" w:firstRowFirstColumn="0" w:firstRowLastColumn="0" w:lastRowFirstColumn="0" w:lastRowLastColumn="0"/>
+            <w:tcW w:w="3000" w:type="dxa"/>
+            <w:hideMark/>
+          </w:tcPr>
+          <w:p>
+            <w:pPr>
+              <w:spacing w:after="160" w:line="278" w:lineRule="auto"/>
+              <w:rPr>
+                <w:lang w:val="en-ID"/>
+              </w:rPr>
+            </w:pPr>
+            <w:r>
+              <w:rPr>
+                <w:lang w:val="en-ID"/>
+              </w:rPr>
+              <w:t xml:space="preserve">Field </w:t>
+            </w:r>
+          </w:p>
+        </w:tc>
+        <w:tc>
+          <w:tcPr>
+            <w:tcW w:w="3000" w:type="dxa"/>
+            <w:hideMark/>
+          </w:tcPr>
+          <w:p>
+            <w:pPr>
+              <w:spacing w:after="160" w:line="278" w:lineRule="auto"/>
+              <w:cnfStyle w:val="100000000000" w:firstRow="1" w:lastRow="0" w:firstColumn="0" w:lastColumn="0" w:oddVBand="0" w:evenVBand="0" w:oddHBand="0" w:evenHBand="0" w:firstRowFirstColumn="0" w:firstRowLastColumn="0" w:lastRowFirstColumn="0" w:lastRowLastColumn="0"/>
+              <w:rPr>
+                <w:lang w:val="en-ID"/>
+              </w:rPr>
+            </w:pPr>
+            <w:proofErr w:type="spellStart"/>
+            <w:r>
+              <w:rPr>
+                <w:lang w:val="en-ID"/>
+              </w:rPr>
+              <w:t>Tipe</w:t>
+            </w:r>
+            <w:proofErr w:type="spellEnd"/>
+          </w:p>
+        </w:tc>
+      </w:tr>
+      <w:tr>
+        <w:tc>
+          <w:tcPr>
+            <w:cnfStyle w:val="001000000000" w:firstRow="0" w:lastRow="0" w:firstColumn="1" w:lastColumn="0" w:oddVBand="0" w:evenVBand="0" w:oddHBand="0" w:evenHBand="0" w:firstRowFirstColumn="0" w:firstRowLastColumn="0" w:lastRowFirstColumn="0" w:lastRowLastColumn="0"/>
+            <w:tcW w:w="3000" w:type="dxa"/>
+            <w:hideMark/>
+          </w:tcPr>
+          <w:p>
+            <w:pPr>
+              <w:spacing w:after="160" w:line="278" w:lineRule="auto"/>
+              <w:rPr>
+                <w:lang w:val="en-ID"/>
+              </w:rPr>
+            </w:pPr>
+            <w:proofErr w:type="spellStart"/>
+            <w:r>
+              <w:rPr>
+                <w:lang w:val="en-ID"/>
+              </w:rPr>
+              <w:t>fullName</w:t>
+            </w:r>
+            <w:proofErr w:type="spellEnd"/>
+            <w:r>
+              <w:rPr>
+                <w:lang w:val="en-ID"/>
+              </w:rPr>
+              <w:t xml:space="preserve"> </w:t>
+            </w:r>
+          </w:p>
+        </w:tc>
+        <w:tc>
+          <w:tcPr>
+            <w:tcW w:w="3000" w:type="dxa"/>
+            <w:hideMark/>
+          </w:tcPr>
+          <w:p>
+            <w:pPr>
+              <w:spacing w:after="160" w:line="278" w:lineRule="auto"/>
+              <w:cnfStyle w:val="000000000000" w:firstRow="0" w:lastRow="0" w:firstColumn="0" w:lastColumn="0" w:oddVBand="0" w:evenVBand="0" w:oddHBand="0" w:evenHBand="0" w:firstRowFirstColumn="0" w:firstRowLastColumn="0" w:lastRowFirstColumn="0" w:lastRowLastColumn="0"/>
+              <w:rPr>
+                <w:lang w:val="en-ID"/>
+              </w:rPr>
+            </w:pPr>
+            <w:r>
+              <w:rPr>
+                <w:lang w:val="en-ID"/>
+              </w:rPr>
+              <w:t>string</w:t>
+            </w:r>
+          </w:p>
+        </w:tc>
+      </w:tr>
+      <w:tr>
+        <w:tc>
+          <w:tcPr>
+            <w:cnfStyle w:val="001000000000" w:firstRow="0" w:lastRow="0" w:firstColumn="1" w:lastColumn="0" w:oddVBand="0" w:evenVBand="0" w:oddHBand="0" w:evenHBand="0" w:firstRowFirstColumn="0" w:firstRowLastColumn="0" w:lastRowFirstColumn="0" w:lastRowLastColumn="0"/>
+            <w:tcW w:w="3000" w:type="dxa"/>
+            <w:hideMark/>
+          </w:tcPr>
+          <w:p>
+            <w:pPr>
+              <w:spacing w:after="160" w:line="278" w:lineRule="auto"/>
+              <w:rPr>
+                <w:lang w:val="en-ID"/>
+              </w:rPr>
+            </w:pPr>
+            <w:r>
+              <w:rPr>
+                <w:lang w:val="en-ID"/>
+              </w:rPr>
+              <w:t xml:space="preserve">email </w:t>
+            </w:r>
+          </w:p>
+        </w:tc>
+        <w:tc>
+          <w:tcPr>
+            <w:tcW w:w="3000" w:type="dxa"/>
+            <w:hideMark/>
+          </w:tcPr>
+          <w:p>
+            <w:pPr>
+              <w:spacing w:after="160" w:line="278" w:lineRule="auto"/>
+              <w:cnfStyle w:val="000000000000" w:firstRow="0" w:lastRow="0" w:firstColumn="0" w:lastColumn="0" w:oddVBand="0" w:evenVBand="0" w:oddHBand="0" w:evenHBand="0" w:firstRowFirstColumn="0" w:firstRowLastColumn="0" w:lastRowFirstColumn="0" w:lastRowLastColumn="0"/>
+              <w:rPr>
+                <w:lang w:val="en-ID"/>
+              </w:rPr>
+            </w:pPr>
+            <w:r>
+              <w:rPr>
+                <w:lang w:val="en-ID"/>
+              </w:rPr>
+              <w:t>string</w:t>
+            </w:r>
+          </w:p>
+        </w:tc>
+      </w:tr>
+      <w:tr>
+        <w:tc>
+          <w:tcPr>
+            <w:cnfStyle w:val="001000000000" w:firstRow="0" w:lastRow="0" w:firstColumn="1" w:lastColumn="0" w:oddVBand="0" w:evenVBand="0" w:oddHBand="0" w:evenHBand="0" w:firstRowFirstColumn="0" w:firstRowLastColumn="0" w:lastRowFirstColumn="0" w:lastRowLastColumn="0"/>
+            <w:tcW w:w="3000" w:type="dxa"/>
+            <w:hideMark/>
+          </w:tcPr>
+          <w:p>
+            <w:pPr>
+              <w:spacing w:after="160" w:line="278" w:lineRule="auto"/>
+              <w:rPr>
+                <w:lang w:val="en-ID"/>
+              </w:rPr>
+            </w:pPr>
+            <w:r>
+              <w:rPr>
+                <w:lang w:val="en-ID"/>
+              </w:rPr>
+              <w:t xml:space="preserve">password </w:t>
+            </w:r>
+          </w:p>
+        </w:tc>
+        <w:tc>
+          <w:tcPr>
+            <w:tcW w:w="3000" w:type="dxa"/>
+            <w:hideMark/>
+          </w:tcPr>
+          <w:p>
+            <w:pPr>
+              <w:spacing w:after="160" w:line="278" w:lineRule="auto"/>
+              <w:cnfStyle w:val="000000000000" w:firstRow="0" w:lastRow="0" w:firstColumn="0" w:lastColumn="0" w:oddVBand="0" w:evenVBand="0" w:oddHBand="0" w:evenHBand="0" w:firstRowFirstColumn="0" w:firstRowLastColumn="0" w:lastRowFirstColumn="0" w:lastRowLastColumn="0"/>
+              <w:rPr>
+                <w:lang w:val="en-ID"/>
+              </w:rPr>
+            </w:pPr>
+            <w:r>
+              <w:rPr>
+                <w:lang w:val="en-ID"/>
+              </w:rPr>
+              <w:t>string (hashed)</w:t>
+            </w:r>
+          </w:p>
+        </w:tc>
+      </w:tr>
+      <w:tr>
+        <w:tc>
+          <w:tcPr>
+            <w:cnfStyle w:val="001000000000" w:firstRow="0" w:lastRow="0" w:firstColumn="1" w:lastColumn="0" w:oddVBand="0" w:evenVBand="0" w:oddHBand="0" w:evenHBand="0" w:firstRowFirstColumn="0" w:firstRowLastColumn="0" w:lastRowFirstColumn="0" w:lastRowLastColumn="0"/>
+            <w:tcW w:w="3000" w:type="dxa"/>
+            <w:hideMark/>
+          </w:tcPr>
+          <w:p>
+            <w:pPr>
+              <w:spacing w:after="160" w:line="278" w:lineRule="auto"/>
+              <w:rPr>
+                <w:lang w:val="en-ID"/>
+              </w:rPr>
+            </w:pPr>
+            <w:r>
+              <w:rPr>
+                <w:lang w:val="en-ID"/>
+              </w:rPr>
+              <w:t xml:space="preserve">role </w:t>
+            </w:r>
+          </w:p>
+        </w:tc>
+        <w:tc>
+          <w:tcPr>
+            <w:tcW w:w="3000" w:type="dxa"/>
+            <w:hideMark/>
+          </w:tcPr>
+          <w:p>
+            <w:pPr>
+              <w:spacing w:after="160" w:line="278" w:lineRule="auto"/>
+              <w:cnfStyle w:val="000000000000" w:firstRow="0" w:lastRow="0" w:firstColumn="0" w:lastColumn="0" w:oddVBand="0" w:evenVBand="0" w:oddHBand="0" w:evenHBand="0" w:firstRowFirstColumn="0" w:firstRowLastColumn="0" w:lastRowFirstColumn="0" w:lastRowLastColumn="0"/>
+              <w:rPr>
+                <w:lang w:val="en-ID"/>
+              </w:rPr>
+            </w:pPr>
+            <w:r>
+              <w:rPr>
+                <w:lang w:val="en-ID"/>
+              </w:rPr>
+              <w:t>string</w:t>
+            </w:r>
+          </w:p>
+        </w:tc>
+      </w:tr>
+      <w:tr>
+        <w:tc>
+          <w:tcPr>
+            <w:cnfStyle w:val="001000000000" w:firstRow="0" w:lastRow="0" w:firstColumn="1" w:lastColumn="0" w:oddVBand="0" w:evenVBand="0" w:oddHBand="0" w:evenHBand="0" w:firstRowFirstColumn="0" w:firstRowLastColumn="0" w:lastRowFirstColumn="0" w:lastRowLastColumn="0"/>
+            <w:tcW w:w="3000" w:type="dxa"/>
+            <w:hideMark/>
+          </w:tcPr>
+          <w:p>
+            <w:pPr>
+              <w:spacing w:after="160" w:line="278" w:lineRule="auto"/>
+              <w:rPr>
+                <w:lang w:val="en-ID"/>
+              </w:rPr>
+            </w:pPr>
+            <w:proofErr w:type="spellStart"/>
+            <w:r>
+              <w:rPr>
+                <w:lang w:val="en-ID"/>
+              </w:rPr>
+              <w:t>createdAt</w:t>
+            </w:r>
+            <w:proofErr w:type="spellEnd"/>
+            <w:r>
+              <w:rPr>
+                <w:lang w:val="en-ID"/>
+              </w:rPr>
+              <w:t xml:space="preserve"> </w:t>
+            </w:r>
+          </w:p>
+        </w:tc>
+        <w:tc>
+          <w:tcPr>
+            <w:tcW w:w="3000" w:type="dxa"/>
+            <w:hideMark/>
+          </w:tcPr>
+          <w:p>
+            <w:pPr>
+              <w:spacing w:after="160" w:line="278" w:lineRule="auto"/>
+              <w:cnfStyle w:val="000000000000" w:firstRow="0" w:lastRow="0" w:firstColumn="0" w:lastColumn="0" w:oddVBand="0" w:evenVBand="0" w:oddHBand="0" w:evenHBand="0" w:firstRowFirstColumn="0" w:firstRowLastColumn="0" w:lastRowFirstColumn="0" w:lastRowLastColumn="0"/>
+              <w:rPr>
+                <w:lang w:val="en-ID"/>
+              </w:rPr>
+            </w:pPr>
+            <w:r>
+              <w:rPr>
+                <w:lang w:val="en-ID"/>
+              </w:rPr>
+              <w:t>timestamp</w:t>
+            </w:r>
+          </w:p>
+        </w:tc>
+      </w:tr>
+    </w:tbl>
+    <w:p/>
+    <w:p>
+      <w:pPr>
+        <w:pStyle w:val="Heading2"/>
+        <w:rPr>
+          <w:lang w:val="en-ID"/>
+        </w:rPr>
+      </w:pPr>
+      <w:r>
+        <w:rPr>
+          <w:lang w:val="en-ID"/>
+        </w:rPr>
+        <w:t xml:space="preserve">G. </w:t>
+      </w:r>
+      <w:proofErr w:type="spellStart"/>
+      <w:r>
+        <w:rPr>
+          <w:lang w:val="en-ID"/>
+        </w:rPr>
+        <w:t>Tugas</w:t>
+      </w:r>
+      <w:proofErr w:type="spellEnd"/>
+      <w:r>
+        <w:rPr>
+          <w:lang w:val="en-ID"/>
+        </w:rPr>
+        <w:t xml:space="preserve"> </w:t>
+      </w:r>
+      <w:proofErr w:type="spellStart"/>
+      <w:r>
+        <w:rPr>
+          <w:lang w:val="en-ID"/>
+        </w:rPr>
+        <w:t>Praktikum</w:t>
+      </w:r>
+      <w:proofErr w:type="spellEnd"/>
+    </w:p>
+    <w:p>
+      <w:pPr>
+        <w:pStyle w:val="Heading3"/>
+        <w:rPr>
+          <w:lang w:val="en-ID"/>
+        </w:rPr>
+      </w:pPr>
+      <w:r>
+        <w:rPr>
+          <w:lang w:val="en-ID"/>
+        </w:rPr>
+        <w:t xml:space="preserve">1. </w:t>
+      </w:r>
+      <w:proofErr w:type="spellStart"/>
+      <w:r>
+        <w:rPr>
+          <w:lang w:val="en-ID"/>
+        </w:rPr>
+        <w:t>Implementasikan</w:t>
+      </w:r>
+      <w:proofErr w:type="spellEnd"/>
+      <w:r>
+        <w:rPr>
+          <w:lang w:val="en-ID"/>
+        </w:rPr>
+        <w:t xml:space="preserve"> register </w:t>
+      </w:r>
+      <w:proofErr w:type="spellStart"/>
+      <w:r>
+        <w:rPr>
+          <w:lang w:val="en-ID"/>
+        </w:rPr>
+        <w:t>terhubung</w:t>
+      </w:r>
+      <w:proofErr w:type="spellEnd"/>
+      <w:r>
+        <w:rPr>
+          <w:lang w:val="en-ID"/>
+        </w:rPr>
+        <w:t xml:space="preserve"> database.</w:t>
+      </w:r>
+    </w:p>
+    <w:p>
+      <w:pPr>
+        <w:rPr>
+          <w:lang w:val="en-ID"/>
+        </w:rPr>
+      </w:pPr>
+      <w:r>
+        <w:rPr>
+          <w:b/>
+          <w:bCs/>
+          <w:lang w:val="en-ID"/>
+        </w:rPr>
+        <w:t xml:space="preserve">Jawab: </w:t>
+      </w:r>
+      <w:proofErr w:type="spellStart"/>
+      <w:r>
+        <w:rPr>
+          <w:lang w:val="en-ID"/>
+        </w:rPr>
+        <w:t>Sudah</w:t>
+      </w:r>
+      <w:proofErr w:type="spellEnd"/>
+      <w:r>
+        <w:rPr>
+          <w:lang w:val="en-ID"/>
+        </w:rPr>
+        <w:t xml:space="preserve"> </w:t>
+      </w:r>
+      <w:proofErr w:type="spellStart"/>
+      <w:r>
+        <w:rPr>
+          <w:lang w:val="en-ID"/>
+        </w:rPr>
+        <w:t>pakai</w:t>
+      </w:r>
+      <w:proofErr w:type="spellEnd"/>
+      <w:r>
+        <w:rPr>
+          <w:lang w:val="en-ID"/>
+        </w:rPr>
+        <w:t xml:space="preserve"> firebase </w:t>
+      </w:r>
+      <w:proofErr w:type="spellStart"/>
+      <w:r>
+        <w:rPr>
+          <w:lang w:val="en-ID"/>
+        </w:rPr>
+        <w:t>berbasis</w:t>
+      </w:r>
+      <w:proofErr w:type="spellEnd"/>
+      <w:r>
+        <w:rPr>
+          <w:lang w:val="en-ID"/>
+        </w:rPr>
+        <w:t xml:space="preserve"> NoSQL</w:t>
+      </w:r>
+    </w:p>
+    <w:p>
+      <w:pPr>
+        <w:pStyle w:val="Heading3"/>
+        <w:rPr>
+          <w:lang w:val="en-ID"/>
+        </w:rPr>
+      </w:pPr>
+      <w:r>
+        <w:rPr>
+          <w:lang w:val="en-ID"/>
+        </w:rPr>
+        <w:t xml:space="preserve">2. </w:t>
+      </w:r>
+      <w:proofErr w:type="spellStart"/>
+      <w:r>
+        <w:rPr>
+          <w:lang w:val="en-ID"/>
+        </w:rPr>
+        <w:t>Tambahkan</w:t>
+      </w:r>
+      <w:proofErr w:type="spellEnd"/>
+      <w:r>
+        <w:rPr>
+          <w:lang w:val="en-ID"/>
+        </w:rPr>
+        <w:t xml:space="preserve"> </w:t>
+      </w:r>
+      <w:proofErr w:type="spellStart"/>
+      <w:r>
+        <w:rPr>
+          <w:lang w:val="en-ID"/>
+        </w:rPr>
+        <w:t>validasi</w:t>
+      </w:r>
+      <w:proofErr w:type="spellEnd"/>
+      <w:r>
+        <w:rPr>
+          <w:lang w:val="en-ID"/>
+        </w:rPr>
+        <w:t>:</w:t>
+      </w:r>
+    </w:p>
+    <w:p>
+      <w:pPr>
+        <w:rPr>
+          <w:lang w:val="en-ID"/>
+        </w:rPr>
+      </w:pPr>
+      <w:r>
+        <w:rPr>
+          <w:lang w:val="en-ID"/>
+        </w:rPr>
+        <w:t xml:space="preserve">o Email </w:t>
+      </w:r>
+      <w:proofErr w:type="spellStart"/>
+      <w:r>
+        <w:rPr>
+          <w:lang w:val="en-ID"/>
+        </w:rPr>
+        <w:t>wajib</w:t>
+      </w:r>
+      <w:proofErr w:type="spellEnd"/>
+    </w:p>
+    <w:p>
+      <w:pPr>
+        <w:rPr>
+          <w:lang w:val="en-ID"/>
+        </w:rPr>
+      </w:pPr>
+      <w:r>
+        <w:rPr>
+          <w:lang w:val="en-ID"/>
+        </w:rPr>
+        <w:t xml:space="preserve">o Password minimal 6 </w:t>
+      </w:r>
+      <w:proofErr w:type="spellStart"/>
+      <w:r>
+        <w:rPr>
+          <w:lang w:val="en-ID"/>
+        </w:rPr>
+        <w:t>karakter</w:t>
+      </w:r>
+      <w:proofErr w:type="spellEnd"/>
+    </w:p>
+    <w:p>
+      <w:pPr>
+        <w:rPr>
+          <w:lang w:val="en-ID"/>
+        </w:rPr>
+      </w:pPr>
+      <w:r>
+        <w:rPr>
+          <w:lang w:val="en-ID"/>
+        </w:rPr>
+        <w:drawing>
+          <wp:inline distT="0" distB="0" distL="0" distR="0" wp14:anchorId="250CA94C" wp14:editId="3F3B99ED">
+            <wp:extent cx="2880000" cy="1724615"/>
+            <wp:effectExtent l="0" t="0" r="0" b="9525"/>
+            <wp:docPr id="1409322155" name="Picture 1"/>
+            <wp:cNvGraphicFramePr>
+              <a:graphicFrameLocks xmlns:a="http://schemas.openxmlformats.org/drawingml/2006/main" noChangeAspect="1"/>
+            </wp:cNvGraphicFramePr>
+            <a:graphic xmlns:a="http://schemas.openxmlformats.org/drawingml/2006/main">
+              <a:graphicData uri="http://schemas.openxmlformats.org/drawingml/2006/picture">
+                <pic:pic xmlns:pic="http://schemas.openxmlformats.org/drawingml/2006/picture">
+                  <pic:nvPicPr>
+                    <pic:cNvPr id="1409322155" name=""/>
+                    <pic:cNvPicPr/>
+                  </pic:nvPicPr>
+                  <pic:blipFill>
+                    <a:blip r:embed="rId39"/>
+                    <a:stretch>
+                      <a:fillRect/>
+                    </a:stretch>
+                  </pic:blipFill>
+                  <pic:spPr>
+                    <a:xfrm>
+                      <a:off x="0" y="0"/>
+                      <a:ext cx="2880000" cy="1724615"/>
+                    </a:xfrm>
+                    <a:prstGeom prst="rect">
+                      <a:avLst/>
+                    </a:prstGeom>
+                  </pic:spPr>
+                </pic:pic>
+              </a:graphicData>
+            </a:graphic>
+          </wp:inline>
+        </w:drawing>
+      </w:r>
+    </w:p>
+    <w:p>
+      <w:pPr>
+        <w:rPr>
+          <w:lang w:val="en-ID"/>
+        </w:rPr>
+      </w:pPr>
+      <w:r>
+        <w:rPr>
+          <w:lang w:val="en-ID"/>
+        </w:rPr>
+        <w:t>Hasil</w:t>
+      </w:r>
+    </w:p>
+    <w:p>
+      <w:pPr>
+        <w:rPr>
+          <w:lang w:val="en-ID"/>
+        </w:rPr>
+      </w:pPr>
+      <w:r>
+        <w:rPr>
+          <w:lang w:val="en-ID"/>
+        </w:rPr>
+        <w:t>Email</w:t>
+      </w:r>
+    </w:p>
+    <w:p>
+      <w:pPr>
+        <w:rPr>
+          <w:lang w:val="en-ID"/>
+        </w:rPr>
+      </w:pPr>
+      <w:r>
+        <w:rPr>
+          <w:lang w:val="en-ID"/>
+        </w:rPr>
+        <w:lastRenderedPageBreak/>
+        <w:drawing>
+          <wp:inline distT="0" distB="0" distL="0" distR="0" wp14:anchorId="14290632" wp14:editId="760E71B5">
+            <wp:extent cx="2880000" cy="3346645"/>
+            <wp:effectExtent l="0" t="0" r="0" b="6350"/>
+            <wp:docPr id="1653396013" name="Picture 1"/>
+            <wp:cNvGraphicFramePr>
+              <a:graphicFrameLocks xmlns:a="http://schemas.openxmlformats.org/drawingml/2006/main" noChangeAspect="1"/>
+            </wp:cNvGraphicFramePr>
+            <a:graphic xmlns:a="http://schemas.openxmlformats.org/drawingml/2006/main">
+              <a:graphicData uri="http://schemas.openxmlformats.org/drawingml/2006/picture">
+                <pic:pic xmlns:pic="http://schemas.openxmlformats.org/drawingml/2006/picture">
+                  <pic:nvPicPr>
+                    <pic:cNvPr id="1653396013" name=""/>
+                    <pic:cNvPicPr/>
+                  </pic:nvPicPr>
+                  <pic:blipFill>
+                    <a:blip r:embed="rId40"/>
+                    <a:stretch>
+                      <a:fillRect/>
+                    </a:stretch>
+                  </pic:blipFill>
+                  <pic:spPr>
+                    <a:xfrm>
+                      <a:off x="0" y="0"/>
+                      <a:ext cx="2880000" cy="3346645"/>
+                    </a:xfrm>
+                    <a:prstGeom prst="rect">
+                      <a:avLst/>
+                    </a:prstGeom>
+                  </pic:spPr>
+                </pic:pic>
+              </a:graphicData>
+            </a:graphic>
+          </wp:inline>
+        </w:drawing>
+      </w:r>
+    </w:p>
+    <w:p>
+      <w:pPr>
+        <w:rPr>
+          <w:lang w:val="en-ID"/>
+        </w:rPr>
+      </w:pPr>
+      <w:r>
+        <w:rPr>
+          <w:lang w:val="en-ID"/>
+        </w:rPr>
+        <w:t>Password</w:t>
+      </w:r>
+    </w:p>
+    <w:p>
+      <w:pPr>
+        <w:rPr>
+          <w:lang w:val="en-ID"/>
+        </w:rPr>
+      </w:pPr>
+      <w:r>
+        <w:rPr>
+          <w:lang w:val="en-ID"/>
+        </w:rPr>
+        <w:drawing>
+          <wp:inline distT="0" distB="0" distL="0" distR="0" wp14:anchorId="54F25ADA" wp14:editId="7CB8B774">
+            <wp:extent cx="2880000" cy="3144308"/>
+            <wp:effectExtent l="0" t="0" r="0" b="0"/>
+            <wp:docPr id="697054636" name="Picture 1"/>
+            <wp:cNvGraphicFramePr>
+              <a:graphicFrameLocks xmlns:a="http://schemas.openxmlformats.org/drawingml/2006/main" noChangeAspect="1"/>
+            </wp:cNvGraphicFramePr>
+            <a:graphic xmlns:a="http://schemas.openxmlformats.org/drawingml/2006/main">
+              <a:graphicData uri="http://schemas.openxmlformats.org/drawingml/2006/picture">
+                <pic:pic xmlns:pic="http://schemas.openxmlformats.org/drawingml/2006/picture">
+                  <pic:nvPicPr>
+                    <pic:cNvPr id="697054636" name=""/>
+                    <pic:cNvPicPr/>
+                  </pic:nvPicPr>
+                  <pic:blipFill>
+                    <a:blip r:embed="rId41"/>
+                    <a:stretch>
+                      <a:fillRect/>
+                    </a:stretch>
+                  </pic:blipFill>
+                  <pic:spPr>
+                    <a:xfrm>
+                      <a:off x="0" y="0"/>
+                      <a:ext cx="2880000" cy="3144308"/>
+                    </a:xfrm>
+                    <a:prstGeom prst="rect">
+                      <a:avLst/>
+                    </a:prstGeom>
+                  </pic:spPr>
+                </pic:pic>
+              </a:graphicData>
+            </a:graphic>
+          </wp:inline>
+        </w:drawing>
+      </w:r>
+    </w:p>
+    <w:p>
+      <w:pPr>
+        <w:pStyle w:val="Heading3"/>
+        <w:rPr>
+          <w:lang w:val="en-ID"/>
+        </w:rPr>
+      </w:pPr>
+      <w:r>
+        <w:rPr>
+          <w:lang w:val="en-ID"/>
+        </w:rPr>
+        <w:t xml:space="preserve">3. </w:t>
+      </w:r>
+      <w:proofErr w:type="spellStart"/>
+      <w:r>
+        <w:rPr>
+          <w:lang w:val="en-ID"/>
+        </w:rPr>
+        <w:t>Tambahkan</w:t>
+      </w:r>
+      <w:proofErr w:type="spellEnd"/>
+      <w:r>
+        <w:rPr>
+          <w:lang w:val="en-ID"/>
+        </w:rPr>
+        <w:t xml:space="preserve"> role default "member".</w:t>
+      </w:r>
+    </w:p>
+    <w:p>
+      <w:pPr>
+        <w:rPr>
+          <w:lang w:val="en-ID"/>
+        </w:rPr>
+      </w:pPr>
+      <w:proofErr w:type="spellStart"/>
+      <w:r>
+        <w:rPr>
+          <w:lang w:val="en-ID"/>
+        </w:rPr>
+        <w:t>Modifikasi</w:t>
+      </w:r>
+      <w:proofErr w:type="spellEnd"/>
+      <w:r>
+        <w:rPr>
+          <w:lang w:val="en-ID"/>
+        </w:rPr>
+        <w:t xml:space="preserve"> utils/</w:t>
+      </w:r>
+      <w:proofErr w:type="spellStart"/>
+      <w:r>
+        <w:rPr>
+          <w:lang w:val="en-ID"/>
+        </w:rPr>
+        <w:t>db</w:t>
+      </w:r>
+      <w:proofErr w:type="spellEnd"/>
+      <w:r>
+        <w:rPr>
+          <w:lang w:val="en-ID"/>
+        </w:rPr>
+        <w:t>/</w:t>
+      </w:r>
+      <w:proofErr w:type="spellStart"/>
+      <w:r>
+        <w:rPr>
+          <w:lang w:val="en-ID"/>
+        </w:rPr>
+        <w:t>servicefirebase.ts</w:t>
+      </w:r>
+      <w:proofErr w:type="spellEnd"/>
+    </w:p>
+    <w:p>
+      <w:pPr>
+        <w:rPr>
+          <w:lang w:val="en-ID"/>
+        </w:rPr>
+      </w:pPr>
+      <w:r>
+        <w:rPr>
+          <w:lang w:val="en-ID"/>
+        </w:rPr>
+        <w:lastRenderedPageBreak/>
+        <w:drawing>
+          <wp:inline distT="0" distB="0" distL="0" distR="0" wp14:anchorId="5C9CBE39" wp14:editId="4A67A422">
+            <wp:extent cx="2880000" cy="595077"/>
+            <wp:effectExtent l="0" t="0" r="0" b="0"/>
+            <wp:docPr id="1143354728" name="Picture 1"/>
+            <wp:cNvGraphicFramePr>
+              <a:graphicFrameLocks xmlns:a="http://schemas.openxmlformats.org/drawingml/2006/main" noChangeAspect="1"/>
+            </wp:cNvGraphicFramePr>
+            <a:graphic xmlns:a="http://schemas.openxmlformats.org/drawingml/2006/main">
+              <a:graphicData uri="http://schemas.openxmlformats.org/drawingml/2006/picture">
+                <pic:pic xmlns:pic="http://schemas.openxmlformats.org/drawingml/2006/picture">
+                  <pic:nvPicPr>
+                    <pic:cNvPr id="1143354728" name=""/>
+                    <pic:cNvPicPr/>
+                  </pic:nvPicPr>
+                  <pic:blipFill>
+                    <a:blip r:embed="rId42"/>
+                    <a:stretch>
+                      <a:fillRect/>
+                    </a:stretch>
+                  </pic:blipFill>
+                  <pic:spPr>
+                    <a:xfrm>
+                      <a:off x="0" y="0"/>
+                      <a:ext cx="2880000" cy="595077"/>
+                    </a:xfrm>
+                    <a:prstGeom prst="rect">
+                      <a:avLst/>
+                    </a:prstGeom>
+                  </pic:spPr>
+                </pic:pic>
+              </a:graphicData>
+            </a:graphic>
+          </wp:inline>
+        </w:drawing>
+      </w:r>
+    </w:p>
+    <w:p>
+      <w:pPr>
+        <w:pStyle w:val="Heading3"/>
+        <w:rPr>
+          <w:lang w:val="en-ID"/>
+        </w:rPr>
+      </w:pPr>
+      <w:r>
+        <w:rPr>
+          <w:lang w:val="en-ID"/>
+        </w:rPr>
+        <w:t xml:space="preserve">4. </w:t>
+      </w:r>
+      <w:proofErr w:type="spellStart"/>
+      <w:r>
+        <w:rPr>
+          <w:lang w:val="en-ID"/>
+        </w:rPr>
+        <w:t>Tampilkan</w:t>
+      </w:r>
+      <w:proofErr w:type="spellEnd"/>
+      <w:r>
+        <w:rPr>
+          <w:lang w:val="en-ID"/>
+        </w:rPr>
+        <w:t xml:space="preserve"> </w:t>
+      </w:r>
+      <w:proofErr w:type="spellStart"/>
+      <w:r>
+        <w:rPr>
+          <w:lang w:val="en-ID"/>
+        </w:rPr>
+        <w:t>pesan</w:t>
+      </w:r>
+      <w:proofErr w:type="spellEnd"/>
+      <w:r>
+        <w:rPr>
+          <w:lang w:val="en-ID"/>
+        </w:rPr>
+        <w:t xml:space="preserve"> error di UI.</w:t>
+      </w:r>
+    </w:p>
+    <w:p>
+      <w:pPr>
+        <w:rPr>
+          <w:lang w:val="en-ID"/>
+        </w:rPr>
+      </w:pPr>
+      <w:proofErr w:type="spellStart"/>
+      <w:r>
+        <w:rPr>
+          <w:lang w:val="en-ID"/>
+        </w:rPr>
+        <w:t>Sudah</w:t>
+      </w:r>
+      <w:proofErr w:type="spellEnd"/>
+    </w:p>
+    <w:p>
+      <w:pPr>
+        <w:rPr>
+          <w:lang w:val="en-ID"/>
+        </w:rPr>
+      </w:pPr>
+      <w:r>
+        <w:rPr>
+          <w:lang w:val="en-ID"/>
+        </w:rPr>
+        <w:drawing>
+          <wp:inline distT="0" distB="0" distL="0" distR="0" wp14:anchorId="1C7539A5" wp14:editId="1B32D1DA">
+            <wp:extent cx="2880000" cy="538462"/>
+            <wp:effectExtent l="0" t="0" r="0" b="0"/>
+            <wp:docPr id="775946691" name="Picture 1"/>
+            <wp:cNvGraphicFramePr>
+              <a:graphicFrameLocks xmlns:a="http://schemas.openxmlformats.org/drawingml/2006/main" noChangeAspect="1"/>
+            </wp:cNvGraphicFramePr>
+            <a:graphic xmlns:a="http://schemas.openxmlformats.org/drawingml/2006/main">
+              <a:graphicData uri="http://schemas.openxmlformats.org/drawingml/2006/picture">
+                <pic:pic xmlns:pic="http://schemas.openxmlformats.org/drawingml/2006/picture">
+                  <pic:nvPicPr>
+                    <pic:cNvPr id="775946691" name=""/>
+                    <pic:cNvPicPr/>
+                  </pic:nvPicPr>
+                  <pic:blipFill>
+                    <a:blip r:embed="rId43"/>
+                    <a:stretch>
+                      <a:fillRect/>
+                    </a:stretch>
+                  </pic:blipFill>
+                  <pic:spPr>
+                    <a:xfrm>
+                      <a:off x="0" y="0"/>
+                      <a:ext cx="2880000" cy="538462"/>
+                    </a:xfrm>
+                    <a:prstGeom prst="rect">
+                      <a:avLst/>
+                    </a:prstGeom>
+                  </pic:spPr>
+                </pic:pic>
+              </a:graphicData>
+            </a:graphic>
+          </wp:inline>
+        </w:drawing>
+      </w:r>
+    </w:p>
+    <w:p>
+      <w:pPr>
+        <w:pStyle w:val="Heading3"/>
+        <w:rPr>
+          <w:lang w:val="en-ID"/>
+        </w:rPr>
+      </w:pPr>
+      <w:r>
+        <w:rPr>
+          <w:lang w:val="en-ID"/>
+        </w:rPr>
+        <w:t xml:space="preserve">5. Screenshot </w:t>
+      </w:r>
+      <w:proofErr w:type="spellStart"/>
+      <w:r>
+        <w:rPr>
+          <w:lang w:val="en-ID"/>
+        </w:rPr>
+        <w:t>hasil</w:t>
+      </w:r>
+      <w:proofErr w:type="spellEnd"/>
+      <w:r>
+        <w:rPr>
+          <w:lang w:val="en-ID"/>
+        </w:rPr>
+        <w:t>:</w:t>
+      </w:r>
+    </w:p>
+    <w:p>
+      <w:pPr>
+        <w:rPr>
+          <w:lang w:val="en-ID"/>
+        </w:rPr>
+      </w:pPr>
+      <w:r>
+        <w:rPr>
+          <w:lang w:val="en-ID"/>
+        </w:rPr>
+        <w:t xml:space="preserve">o Register </w:t>
+      </w:r>
+      <w:proofErr w:type="spellStart"/>
+      <w:r>
+        <w:rPr>
+          <w:lang w:val="en-ID"/>
+        </w:rPr>
+        <w:t>sukses</w:t>
+      </w:r>
+      <w:proofErr w:type="spellEnd"/>
+    </w:p>
+    <w:p>
+      <w:pPr>
+        <w:rPr>
+          <w:lang w:val="en-ID"/>
+        </w:rPr>
+      </w:pPr>
+      <w:r>
+        <w:rPr>
+          <w:lang w:val="en-ID"/>
+        </w:rPr>
+        <w:t xml:space="preserve">• Email </w:t>
+      </w:r>
+      <w:proofErr w:type="spellStart"/>
+      <w:r>
+        <w:rPr>
+          <w:lang w:val="en-ID"/>
+        </w:rPr>
+        <w:t>baru</w:t>
+      </w:r>
+      <w:proofErr w:type="spellEnd"/>
+    </w:p>
+    <w:p>
+      <w:pPr>
+        <w:rPr>
+          <w:lang w:val="en-ID"/>
+        </w:rPr>
+      </w:pPr>
+      <w:r>
+        <w:rPr>
+          <w:lang w:val="en-ID"/>
+        </w:rPr>
+        <w:drawing>
+          <wp:inline distT="0" distB="0" distL="0" distR="0" wp14:anchorId="1E411C3A" wp14:editId="42E4AF91">
+            <wp:extent cx="2880000" cy="2719385"/>
+            <wp:effectExtent l="0" t="0" r="0" b="5080"/>
+            <wp:docPr id="24910655" name="Picture 1"/>
+            <wp:cNvGraphicFramePr>
+              <a:graphicFrameLocks xmlns:a="http://schemas.openxmlformats.org/drawingml/2006/main" noChangeAspect="1"/>
+            </wp:cNvGraphicFramePr>
+            <a:graphic xmlns:a="http://schemas.openxmlformats.org/drawingml/2006/main">
+              <a:graphicData uri="http://schemas.openxmlformats.org/drawingml/2006/picture">
+                <pic:pic xmlns:pic="http://schemas.openxmlformats.org/drawingml/2006/picture">
+                  <pic:nvPicPr>
+                    <pic:cNvPr id="1112033780" name=""/>
+                    <pic:cNvPicPr/>
+                  </pic:nvPicPr>
+                  <pic:blipFill rotWithShape="1">
+                    <a:blip r:embed="rId32"/>
+                    <a:srcRect t="1669"/>
+                    <a:stretch>
+                      <a:fillRect/>
+                    </a:stretch>
+                  </pic:blipFill>
+                  <pic:spPr bwMode="auto">
+                    <a:xfrm>
+                      <a:off x="0" y="0"/>
+                      <a:ext cx="2880000" cy="2719385"/>
+                    </a:xfrm>
+                    <a:prstGeom prst="rect">
+                      <a:avLst/>
+                    </a:prstGeom>
+                    <a:ln>
+                      <a:noFill/>
+                    </a:ln>
+                    <a:extLst>
+                      <a:ext uri="{53640926-AAD7-44D8-BBD7-CCE9431645EC}">
+                        <a14:shadowObscured xmlns:a14="http://schemas.microsoft.com/office/drawing/2010/main"/>
+                      </a:ext>
+                    </a:extLst>
+                  </pic:spPr>
+                </pic:pic>
+              </a:graphicData>
+            </a:graphic>
+          </wp:inline>
+        </w:drawing>
+      </w:r>
+    </w:p>
+    <w:p>
+      <w:pPr>
+        <w:rPr>
+          <w:lang w:val="en-ID"/>
+        </w:rPr>
+      </w:pPr>
+      <w:r>
+        <w:rPr>
+          <w:lang w:val="en-ID"/>
+        </w:rPr>
+        <w:t>Hasil:</w:t>
+      </w:r>
+    </w:p>
+    <w:p>
+      <w:pPr>
+        <w:rPr>
+          <w:lang w:val="en-ID"/>
+        </w:rPr>
+      </w:pPr>
+      <w:r>
+        <w:rPr>
+          <w:lang w:val="en-ID"/>
+        </w:rPr>
+        <w:t xml:space="preserve">• Data </w:t>
+      </w:r>
+      <w:proofErr w:type="spellStart"/>
+      <w:r>
+        <w:rPr>
+          <w:lang w:val="en-ID"/>
+        </w:rPr>
+        <w:t>tersimpan</w:t>
+      </w:r>
+      <w:proofErr w:type="spellEnd"/>
+      <w:r>
+        <w:rPr>
+          <w:lang w:val="en-ID"/>
+        </w:rPr>
+        <w:t xml:space="preserve"> di </w:t>
+      </w:r>
+      <w:proofErr w:type="spellStart"/>
+      <w:r>
+        <w:rPr>
+          <w:lang w:val="en-ID"/>
+        </w:rPr>
+        <w:t>Firestore</w:t>
+      </w:r>
+      <w:proofErr w:type="spellEnd"/>
+    </w:p>
+    <w:p>
+      <w:pPr>
+        <w:rPr>
+          <w:lang w:val="en-ID"/>
+        </w:rPr>
+      </w:pPr>
+      <w:r>
+        <w:rPr>
+          <w:lang w:val="en-ID"/>
+        </w:rPr>
+        <w:drawing>
+          <wp:inline distT="0" distB="0" distL="0" distR="0" wp14:anchorId="5A3026FD" wp14:editId="0454A589">
+            <wp:extent cx="2880000" cy="462769"/>
+            <wp:effectExtent l="0" t="0" r="0" b="0"/>
+            <wp:docPr id="1425776943" name="Picture 1"/>
+            <wp:cNvGraphicFramePr>
+              <a:graphicFrameLocks xmlns:a="http://schemas.openxmlformats.org/drawingml/2006/main" noChangeAspect="1"/>
+            </wp:cNvGraphicFramePr>
+            <a:graphic xmlns:a="http://schemas.openxmlformats.org/drawingml/2006/main">
+              <a:graphicData uri="http://schemas.openxmlformats.org/drawingml/2006/picture">
+                <pic:pic xmlns:pic="http://schemas.openxmlformats.org/drawingml/2006/picture">
+                  <pic:nvPicPr>
+                    <pic:cNvPr id="1520241388" name=""/>
+                    <pic:cNvPicPr/>
+                  </pic:nvPicPr>
+                  <pic:blipFill>
+                    <a:blip r:embed="rId33"/>
+                    <a:stretch>
+                      <a:fillRect/>
+                    </a:stretch>
+                  </pic:blipFill>
+                  <pic:spPr>
+                    <a:xfrm>
+                      <a:off x="0" y="0"/>
+                      <a:ext cx="2880000" cy="462769"/>
+                    </a:xfrm>
+                    <a:prstGeom prst="rect">
+                      <a:avLst/>
+                    </a:prstGeom>
+                  </pic:spPr>
+                </pic:pic>
+              </a:graphicData>
+            </a:graphic>
+          </wp:inline>
+        </w:drawing>
+      </w:r>
+    </w:p>
+    <w:p>
+      <w:pPr>
+        <w:rPr>
+          <w:lang w:val="en-ID"/>
+        </w:rPr>
+      </w:pPr>
+      <w:r>
+        <w:rPr>
+          <w:lang w:val="en-ID"/>
+        </w:rPr>
+        <w:t>• Password ter-hash</w:t>
+      </w:r>
+    </w:p>
+    <w:p>
+      <w:pPr>
+        <w:rPr>
+          <w:lang w:val="en-ID"/>
+        </w:rPr>
+      </w:pPr>
+      <w:r>
+        <w:rPr>
+          <w:lang w:val="en-ID"/>
+        </w:rPr>
+        <w:drawing>
+          <wp:inline distT="0" distB="0" distL="0" distR="0" wp14:anchorId="3E5F2248" wp14:editId="62B2EFC2">
+            <wp:extent cx="2880000" cy="156027"/>
+            <wp:effectExtent l="0" t="0" r="0" b="0"/>
+            <wp:docPr id="392855432" name="Picture 1"/>
+            <wp:cNvGraphicFramePr>
+              <a:graphicFrameLocks xmlns:a="http://schemas.openxmlformats.org/drawingml/2006/main" noChangeAspect="1"/>
+            </wp:cNvGraphicFramePr>
+            <a:graphic xmlns:a="http://schemas.openxmlformats.org/drawingml/2006/main">
+              <a:graphicData uri="http://schemas.openxmlformats.org/drawingml/2006/picture">
+                <pic:pic xmlns:pic="http://schemas.openxmlformats.org/drawingml/2006/picture">
+                  <pic:nvPicPr>
+                    <pic:cNvPr id="1905237011" name=""/>
+                    <pic:cNvPicPr/>
+                  </pic:nvPicPr>
+                  <pic:blipFill>
+                    <a:blip r:embed="rId34"/>
+                    <a:stretch>
+                      <a:fillRect/>
+                    </a:stretch>
+                  </pic:blipFill>
+                  <pic:spPr>
+                    <a:xfrm>
+                      <a:off x="0" y="0"/>
+                      <a:ext cx="2880000" cy="156027"/>
+                    </a:xfrm>
+                    <a:prstGeom prst="rect">
+                      <a:avLst/>
+                    </a:prstGeom>
+                  </pic:spPr>
+                </pic:pic>
+              </a:graphicData>
+            </a:graphic>
+          </wp:inline>
+        </w:drawing>
+      </w:r>
+    </w:p>
+    <w:p>
+      <w:pPr>
+        <w:rPr>
+          <w:lang w:val="en-ID"/>
+        </w:rPr>
+      </w:pPr>
+      <w:r>
+        <w:rPr>
+          <w:lang w:val="en-ID"/>
+        </w:rPr>
+        <w:t>Benar</w:t>
+      </w:r>
+    </w:p>
+    <w:p>
+      <w:pPr>
+        <w:rPr>
+          <w:lang w:val="en-ID"/>
+        </w:rPr>
+      </w:pPr>
+      <w:r>
+        <w:rPr>
+          <w:lang w:val="en-ID"/>
+        </w:rPr>
+        <w:t xml:space="preserve">• Redirect </w:t>
+      </w:r>
+      <w:proofErr w:type="spellStart"/>
+      <w:r>
+        <w:rPr>
+          <w:lang w:val="en-ID"/>
+        </w:rPr>
+        <w:t>ke</w:t>
+      </w:r>
+      <w:proofErr w:type="spellEnd"/>
+      <w:r>
+        <w:rPr>
+          <w:lang w:val="en-ID"/>
+        </w:rPr>
+        <w:t xml:space="preserve"> login</w:t>
+      </w:r>
+    </w:p>
+    <w:p>
+      <w:pPr>
+        <w:rPr>
+          <w:lang w:val="en-ID"/>
+        </w:rPr>
+      </w:pPr>
+      <w:r>
+        <w:rPr>
+          <w:szCs w:val="28"/>
+        </w:rPr>
+        <w:lastRenderedPageBreak/>
+        <w:drawing>
+          <wp:inline distT="0" distB="0" distL="0" distR="0" wp14:anchorId="05A4C9E2" wp14:editId="1DE1A5DD">
+            <wp:extent cx="2880000" cy="1988308"/>
+            <wp:effectExtent l="0" t="0" r="0" b="0"/>
+            <wp:docPr id="2097090888" name="Picture 1"/>
+            <wp:cNvGraphicFramePr>
+              <a:graphicFrameLocks xmlns:a="http://schemas.openxmlformats.org/drawingml/2006/main" noChangeAspect="1"/>
+            </wp:cNvGraphicFramePr>
+            <a:graphic xmlns:a="http://schemas.openxmlformats.org/drawingml/2006/main">
+              <a:graphicData uri="http://schemas.openxmlformats.org/drawingml/2006/picture">
+                <pic:pic xmlns:pic="http://schemas.openxmlformats.org/drawingml/2006/picture">
+                  <pic:nvPicPr>
+                    <pic:cNvPr id="1101721606" name=""/>
+                    <pic:cNvPicPr/>
+                  </pic:nvPicPr>
+                  <pic:blipFill>
+                    <a:blip r:embed="rId18"/>
+                    <a:stretch>
+                      <a:fillRect/>
+                    </a:stretch>
+                  </pic:blipFill>
+                  <pic:spPr>
+                    <a:xfrm>
+                      <a:off x="0" y="0"/>
+                      <a:ext cx="2880000" cy="1988308"/>
+                    </a:xfrm>
+                    <a:prstGeom prst="rect">
+                      <a:avLst/>
+                    </a:prstGeom>
+                  </pic:spPr>
+                </pic:pic>
+              </a:graphicData>
+            </a:graphic>
+          </wp:inline>
+        </w:drawing>
+      </w:r>
+    </w:p>
+    <w:p>
+      <w:pPr>
+        <w:rPr>
+          <w:lang w:val="en-ID"/>
+        </w:rPr>
+      </w:pPr>
+    </w:p>
+    <w:p>
+      <w:pPr>
+        <w:rPr>
+          <w:lang w:val="en-ID"/>
+        </w:rPr>
+      </w:pPr>
+      <w:r>
+        <w:rPr>
+          <w:lang w:val="en-ID"/>
+        </w:rPr>
+        <w:t xml:space="preserve">o Email </w:t>
+      </w:r>
+      <w:proofErr w:type="spellStart"/>
+      <w:r>
+        <w:rPr>
+          <w:lang w:val="en-ID"/>
+        </w:rPr>
+        <w:t>sudah</w:t>
+      </w:r>
+      <w:proofErr w:type="spellEnd"/>
+      <w:r>
+        <w:rPr>
+          <w:lang w:val="en-ID"/>
+        </w:rPr>
+        <w:t xml:space="preserve"> </w:t>
+      </w:r>
+      <w:proofErr w:type="spellStart"/>
+      <w:r>
+        <w:rPr>
+          <w:lang w:val="en-ID"/>
+        </w:rPr>
+        <w:t>ada</w:t>
+      </w:r>
+      <w:proofErr w:type="spellEnd"/>
+    </w:p>
+    <w:p>
+      <w:pPr>
+        <w:rPr>
+          <w:lang w:val="en-ID"/>
+        </w:rPr>
+      </w:pPr>
+      <w:r>
+        <w:rPr>
+          <w:lang w:val="en-ID"/>
+        </w:rPr>
+        <w:t>Hasil:</w:t>
+      </w:r>
+    </w:p>
+    <w:p>
+      <w:pPr>
+        <w:rPr>
+          <w:lang w:val="en-ID"/>
+        </w:rPr>
+      </w:pPr>
+      <w:r>
+        <w:rPr>
+          <w:lang w:val="en-ID"/>
+        </w:rPr>
+        <w:t>• Error 400</w:t>
+      </w:r>
+    </w:p>
+    <w:p>
+      <w:pPr>
+        <w:rPr>
+          <w:lang w:val="en-ID"/>
+        </w:rPr>
+      </w:pPr>
+      <w:r>
+        <w:rPr>
+          <w:lang w:val="en-ID"/>
+        </w:rPr>
+        <w:drawing>
+          <wp:inline distT="0" distB="0" distL="0" distR="0" wp14:anchorId="1B64C3A3" wp14:editId="03B2039C">
+            <wp:extent cx="4320000" cy="140307"/>
+            <wp:effectExtent l="0" t="0" r="0" b="0"/>
+            <wp:docPr id="1360861489" name="Picture 1"/>
+            <wp:cNvGraphicFramePr>
+              <a:graphicFrameLocks xmlns:a="http://schemas.openxmlformats.org/drawingml/2006/main" noChangeAspect="1"/>
+            </wp:cNvGraphicFramePr>
+            <a:graphic xmlns:a="http://schemas.openxmlformats.org/drawingml/2006/main">
+              <a:graphicData uri="http://schemas.openxmlformats.org/drawingml/2006/picture">
+                <pic:pic xmlns:pic="http://schemas.openxmlformats.org/drawingml/2006/picture">
+                  <pic:nvPicPr>
+                    <pic:cNvPr id="1504717646" name=""/>
+                    <pic:cNvPicPr/>
+                  </pic:nvPicPr>
+                  <pic:blipFill>
+                    <a:blip r:embed="rId36"/>
+                    <a:stretch>
+                      <a:fillRect/>
+                    </a:stretch>
+                  </pic:blipFill>
+                  <pic:spPr>
+                    <a:xfrm>
+                      <a:off x="0" y="0"/>
+                      <a:ext cx="4320000" cy="140307"/>
+                    </a:xfrm>
+                    <a:prstGeom prst="rect">
+                      <a:avLst/>
+                    </a:prstGeom>
+                  </pic:spPr>
+                </pic:pic>
+              </a:graphicData>
+            </a:graphic>
+          </wp:inline>
+        </w:drawing>
+      </w:r>
+    </w:p>
+    <w:p>
+      <w:pPr>
+        <w:rPr>
+          <w:lang w:val="en-ID"/>
+        </w:rPr>
+      </w:pPr>
+      <w:r>
+        <w:rPr>
+          <w:lang w:val="en-ID"/>
+        </w:rPr>
+        <w:t>Benar</w:t>
+      </w:r>
+    </w:p>
+    <w:p>
+      <w:pPr>
+        <w:rPr>
+          <w:lang w:val="en-ID"/>
+        </w:rPr>
+      </w:pPr>
+      <w:r>
+        <w:rPr>
+          <w:lang w:val="en-ID"/>
+        </w:rPr>
+        <w:t>• Message: Email already exists</w:t>
+      </w:r>
+    </w:p>
+    <w:p>
+      <w:pPr>
+        <w:rPr>
+          <w:lang w:val="en-ID"/>
+        </w:rPr>
+      </w:pPr>
+      <w:r>
+        <w:rPr>
+          <w:lang w:val="en-ID"/>
+        </w:rPr>
+        <w:drawing>
+          <wp:inline distT="0" distB="0" distL="0" distR="0" wp14:anchorId="5F411E69" wp14:editId="60387876">
+            <wp:extent cx="2879725" cy="3143250"/>
+            <wp:effectExtent l="0" t="0" r="0" b="0"/>
+            <wp:docPr id="133503604" name="Picture 1"/>
+            <wp:cNvGraphicFramePr>
+              <a:graphicFrameLocks xmlns:a="http://schemas.openxmlformats.org/drawingml/2006/main" noChangeAspect="1"/>
+            </wp:cNvGraphicFramePr>
+            <a:graphic xmlns:a="http://schemas.openxmlformats.org/drawingml/2006/main">
+              <a:graphicData uri="http://schemas.openxmlformats.org/drawingml/2006/picture">
+                <pic:pic xmlns:pic="http://schemas.openxmlformats.org/drawingml/2006/picture">
+                  <pic:nvPicPr>
+                    <pic:cNvPr id="1460937087" name=""/>
+                    <pic:cNvPicPr/>
+                  </pic:nvPicPr>
+                  <pic:blipFill rotWithShape="1">
+                    <a:blip r:embed="rId37"/>
+                    <a:srcRect b="6051"/>
+                    <a:stretch>
+                      <a:fillRect/>
+                    </a:stretch>
+                  </pic:blipFill>
+                  <pic:spPr bwMode="auto">
+                    <a:xfrm>
+                      <a:off x="0" y="0"/>
+                      <a:ext cx="2880000" cy="3143550"/>
+                    </a:xfrm>
+                    <a:prstGeom prst="rect">
+                      <a:avLst/>
+                    </a:prstGeom>
+                    <a:ln>
+                      <a:noFill/>
+                    </a:ln>
+                    <a:extLst>
+                      <a:ext uri="{53640926-AAD7-44D8-BBD7-CCE9431645EC}">
+                        <a14:shadowObscured xmlns:a14="http://schemas.microsoft.com/office/drawing/2010/main"/>
+                      </a:ext>
+                    </a:extLst>
+                  </pic:spPr>
+                </pic:pic>
+              </a:graphicData>
+            </a:graphic>
+          </wp:inline>
+        </w:drawing>
+      </w:r>
+    </w:p>
+    <w:p>
+      <w:r>
+        <w:rPr>
+          <w:lang w:val="en-ID"/>
+        </w:rPr>
+        <w:t xml:space="preserve">o Database </w:t>
+      </w:r>
+      <w:proofErr w:type="spellStart"/>
+      <w:r>
+        <w:rPr>
+          <w:lang w:val="en-ID"/>
+        </w:rPr>
+        <w:t>Firestore</w:t>
+      </w:r>
+      <w:proofErr w:type="spellEnd"/>
+    </w:p>
+    <w:p>
+      <w:r>
+        <w:lastRenderedPageBreak/>
+        <w:drawing>
+          <wp:inline distT="0" distB="0" distL="0" distR="0" wp14:anchorId="393D6760" wp14:editId="73FDC9A4">
+            <wp:extent cx="2880000" cy="459692"/>
+            <wp:effectExtent l="0" t="0" r="0" b="0"/>
+            <wp:docPr id="727839461" name="Picture 1"/>
+            <wp:cNvGraphicFramePr>
+              <a:graphicFrameLocks xmlns:a="http://schemas.openxmlformats.org/drawingml/2006/main" noChangeAspect="1"/>
+            </wp:cNvGraphicFramePr>
+            <a:graphic xmlns:a="http://schemas.openxmlformats.org/drawingml/2006/main">
+              <a:graphicData uri="http://schemas.openxmlformats.org/drawingml/2006/picture">
+                <pic:pic xmlns:pic="http://schemas.openxmlformats.org/drawingml/2006/picture">
+                  <pic:nvPicPr>
+                    <pic:cNvPr id="727839461" name=""/>
+                    <pic:cNvPicPr/>
+                  </pic:nvPicPr>
+                  <pic:blipFill>
+                    <a:blip r:embed="rId44"/>
+                    <a:stretch>
+                      <a:fillRect/>
+                    </a:stretch>
+                  </pic:blipFill>
+                  <pic:spPr>
+                    <a:xfrm>
+                      <a:off x="0" y="0"/>
+                      <a:ext cx="2880000" cy="459692"/>
+                    </a:xfrm>
+                    <a:prstGeom prst="rect">
+                      <a:avLst/>
+                    </a:prstGeom>
+                  </pic:spPr>
+                </pic:pic>
+              </a:graphicData>
+            </a:graphic>
+          </wp:inline>
+        </w:drawing>
+      </w:r>
+    </w:p>
+    <w:p/>
+    <w:p/>
+    <w:p/>
+    <w:p>
+      <w:r>
+        <w:br w:type="page"/>
+      </w:r>
+    </w:p>
+    <w:p>
+      <w:pPr>
+        <w:pStyle w:val="Heading1"/>
+        <w:pBdr>
+          <w:bottom w:val="single" w:sz="6" w:space="1" w:color="auto"/>
+        </w:pBdr>
+      </w:pPr>
+      <w:r>
+        <w:lastRenderedPageBreak/>
+        <w:t xml:space="preserve">Laporan Jobsheet </w:t>
+      </w:r>
+      <w:r>
+        <w:t>1</w:t>
+      </w:r>
+      <w:r>
+        <w:t>6</w:t>
+      </w:r>
+      <w:r>
+        <w:t>:</w:t>
+      </w:r>
+      <w:r>
+        <w:t xml:space="preserve"> </w:t>
+      </w:r>
+      <w:r>
+        <w:t>Implementasi Login Database &amp; Multi-Role</w:t>
+      </w:r>
+      <w:r>
+        <w:t xml:space="preserve"> </w:t>
+      </w:r>
+      <w:r>
+        <w:t xml:space="preserve">Matkul </w:t>
+      </w:r>
+      <w:r>
+        <w:t xml:space="preserve">Pemograman Berbasis Network </w:t>
+      </w:r>
+      <w:r>
+        <w:br/>
+      </w:r>
+      <w:r>
         <w:t>Ahmad Dzul Fadhli Hannan | TI3F | 2341720106</w:t>
       </w:r>
     </w:p>
@@ -78,7 +5364,7 @@
         <w:t>1</w:t>
       </w:r>
       <w:r>
-        <w:t>6</w:t>
+        <w:t>7</w:t>
       </w:r>
       <w:r>
         <w:t>:</w:t>
@@ -87,19 +5373,10 @@
         <w:t xml:space="preserve"> </w:t>
       </w:r>
       <w:r>
-        <w:t>Middleware</w:t>
-      </w:r>
-      <w:r>
-        <w:t xml:space="preserve"> </w:t>
-      </w:r>
-      <w:r>
-        <w:t>Route Protection</w:t>
-      </w:r>
-      <w:r>
-        <w:t xml:space="preserve"> </w:t>
-      </w:r>
-      <w:r>
-        <w:t xml:space="preserve">Matkul </w:t>
+        <w:t>Implementasi Login Google Provider dengan NextAuth.js + Firebase</w:t>
+      </w:r>
+      <w:r>
+        <w:t xml:space="preserve"> Matkul </w:t>
       </w:r>
       <w:r>
         <w:t xml:space="preserve">Pemograman Berbasis Network </w:t>
@@ -110,71 +5387,6 @@
       <w:r>
         <w:t>Ahmad Dzul Fadhli Hannan | TI3F | 2341720106</w:t>
       </w:r>
-    </w:p>
-    <w:p>
-      <w:pPr>
-        <w:jc w:val="left"/>
-        <w:rPr>
-          <w:rFonts w:eastAsiaTheme="majorEastAsia" w:cstheme="majorBidi"/>
-          <w:b/>
-          <w:caps/>
-          <w:szCs w:val="40"/>
-        </w:rPr>
-      </w:pPr>
-      <w:r>
-        <w:br w:type="page"/>
-      </w:r>
-    </w:p>
-    <w:p>
-      <w:pPr>
-        <w:pStyle w:val="Heading1"/>
-        <w:pBdr>
-          <w:bottom w:val="single" w:sz="6" w:space="1" w:color="auto"/>
-        </w:pBdr>
-      </w:pPr>
-      <w:r>
-        <w:lastRenderedPageBreak/>
-        <w:t xml:space="preserve">Laporan Jobsheet </w:t>
-      </w:r>
-      <w:r>
-        <w:t>1</w:t>
-      </w:r>
-      <w:r>
-        <w:t>7</w:t>
-      </w:r>
-      <w:r>
-        <w:t xml:space="preserve">: </w:t>
-      </w:r>
-      <w:r>
-        <w:t>Sistem Autentikasi</w:t>
-      </w:r>
-      <w:r>
-        <w:t xml:space="preserve"> - </w:t>
-      </w:r>
-      <w:r>
-        <w:t>Proteksi Route</w:t>
-      </w:r>
-      <w:r>
-        <w:t xml:space="preserve"> Matkul </w:t>
-      </w:r>
-      <w:r>
-        <w:t xml:space="preserve">Pemograman Berbasis Network </w:t>
-      </w:r>
-      <w:r>
-        <w:br/>
-      </w:r>
-      <w:r>
-        <w:t>Ahmad Dzul Fadhli Hannan | TI3F | 2341720106</w:t>
-      </w:r>
-    </w:p>
-    <w:p>
-      <w:pPr>
-        <w:pStyle w:val="Heading2"/>
-        <w:rPr>
-          <w:u w:val="single"/>
-          <w:lang w:val="en-ID"/>
-        </w:rPr>
-      </w:pPr>
     </w:p>
     <w:sectPr>
       <w:pgSz w:w="12240" w:h="15840"/>
@@ -614,6 +5826,119 @@
       </w:pPr>
     </w:lvl>
   </w:abstractNum>
+  <w:abstractNum w:abstractNumId="4" w15:restartNumberingAfterBreak="0">
+    <w:nsid w:val="4A653950"/>
+    <w:multiLevelType w:val="hybridMultilevel"/>
+    <w:tmpl w:val="CB30A4D0"/>
+    <w:lvl w:ilvl="0" w:tplc="38090001">
+      <w:start w:val="1"/>
+      <w:numFmt w:val="bullet"/>
+      <w:lvlText w:val=""/>
+      <w:lvlJc w:val="left"/>
+      <w:pPr>
+        <w:ind w:left="720" w:hanging="360"/>
+      </w:pPr>
+      <w:rPr>
+        <w:rFonts w:ascii="Symbol" w:hAnsi="Symbol" w:hint="default"/>
+      </w:rPr>
+    </w:lvl>
+    <w:lvl w:ilvl="1" w:tplc="38090003" w:tentative="1">
+      <w:start w:val="1"/>
+      <w:numFmt w:val="bullet"/>
+      <w:lvlText w:val="o"/>
+      <w:lvlJc w:val="left"/>
+      <w:pPr>
+        <w:ind w:left="1440" w:hanging="360"/>
+      </w:pPr>
+      <w:rPr>
+        <w:rFonts w:ascii="Courier New" w:hAnsi="Courier New" w:cs="Courier New" w:hint="default"/>
+      </w:rPr>
+    </w:lvl>
+    <w:lvl w:ilvl="2" w:tplc="38090005" w:tentative="1">
+      <w:start w:val="1"/>
+      <w:numFmt w:val="bullet"/>
+      <w:lvlText w:val=""/>
+      <w:lvlJc w:val="left"/>
+      <w:pPr>
+        <w:ind w:left="2160" w:hanging="360"/>
+      </w:pPr>
+      <w:rPr>
+        <w:rFonts w:ascii="Wingdings" w:hAnsi="Wingdings" w:hint="default"/>
+      </w:rPr>
+    </w:lvl>
+    <w:lvl w:ilvl="3" w:tplc="38090001" w:tentative="1">
+      <w:start w:val="1"/>
+      <w:numFmt w:val="bullet"/>
+      <w:lvlText w:val=""/>
+      <w:lvlJc w:val="left"/>
+      <w:pPr>
+        <w:ind w:left="2880" w:hanging="360"/>
+      </w:pPr>
+      <w:rPr>
+        <w:rFonts w:ascii="Symbol" w:hAnsi="Symbol" w:hint="default"/>
+      </w:rPr>
+    </w:lvl>
+    <w:lvl w:ilvl="4" w:tplc="38090003" w:tentative="1">
+      <w:start w:val="1"/>
+      <w:numFmt w:val="bullet"/>
+      <w:lvlText w:val="o"/>
+      <w:lvlJc w:val="left"/>
+      <w:pPr>
+        <w:ind w:left="3600" w:hanging="360"/>
+      </w:pPr>
+      <w:rPr>
+        <w:rFonts w:ascii="Courier New" w:hAnsi="Courier New" w:cs="Courier New" w:hint="default"/>
+      </w:rPr>
+    </w:lvl>
+    <w:lvl w:ilvl="5" w:tplc="38090005" w:tentative="1">
+      <w:start w:val="1"/>
+      <w:numFmt w:val="bullet"/>
+      <w:lvlText w:val=""/>
+      <w:lvlJc w:val="left"/>
+      <w:pPr>
+        <w:ind w:left="4320" w:hanging="360"/>
+      </w:pPr>
+      <w:rPr>
+        <w:rFonts w:ascii="Wingdings" w:hAnsi="Wingdings" w:hint="default"/>
+      </w:rPr>
+    </w:lvl>
+    <w:lvl w:ilvl="6" w:tplc="38090001" w:tentative="1">
+      <w:start w:val="1"/>
+      <w:numFmt w:val="bullet"/>
+      <w:lvlText w:val=""/>
+      <w:lvlJc w:val="left"/>
+      <w:pPr>
+        <w:ind w:left="5040" w:hanging="360"/>
+      </w:pPr>
+      <w:rPr>
+        <w:rFonts w:ascii="Symbol" w:hAnsi="Symbol" w:hint="default"/>
+      </w:rPr>
+    </w:lvl>
+    <w:lvl w:ilvl="7" w:tplc="38090003" w:tentative="1">
+      <w:start w:val="1"/>
+      <w:numFmt w:val="bullet"/>
+      <w:lvlText w:val="o"/>
+      <w:lvlJc w:val="left"/>
+      <w:pPr>
+        <w:ind w:left="5760" w:hanging="360"/>
+      </w:pPr>
+      <w:rPr>
+        <w:rFonts w:ascii="Courier New" w:hAnsi="Courier New" w:cs="Courier New" w:hint="default"/>
+      </w:rPr>
+    </w:lvl>
+    <w:lvl w:ilvl="8" w:tplc="38090005" w:tentative="1">
+      <w:start w:val="1"/>
+      <w:numFmt w:val="bullet"/>
+      <w:lvlText w:val=""/>
+      <w:lvlJc w:val="left"/>
+      <w:pPr>
+        <w:ind w:left="6480" w:hanging="360"/>
+      </w:pPr>
+      <w:rPr>
+        <w:rFonts w:ascii="Wingdings" w:hAnsi="Wingdings" w:hint="default"/>
+      </w:rPr>
+    </w:lvl>
+  </w:abstractNum>
   <w:num w:numId="1" w16cid:durableId="1932663321">
     <w:abstractNumId w:val="0"/>
   </w:num>
@@ -625,6 +5950,9 @@
   </w:num>
   <w:num w:numId="4" w16cid:durableId="1913074882">
     <w:abstractNumId w:val="3"/>
+  </w:num>
+  <w:num w:numId="5" w16cid:durableId="1741516475">
+    <w:abstractNumId w:val="4"/>
   </w:num>
 </w:numbering>
 </file>
@@ -1232,7 +6560,6 @@
   <w:style w:type="character" w:default="1" w:styleId="DefaultParagraphFont">
     <w:name w:val="Default Paragraph Font"/>
     <w:uiPriority w:val="1"/>
-    <w:semiHidden/>
     <w:unhideWhenUsed/>
   </w:style>
   <w:style w:type="table" w:default="1" w:styleId="TableNormal">
@@ -1658,6 +6985,63 @@
       <w:szCs w:val="20"/>
     </w:rPr>
   </w:style>
+  <w:style w:type="table" w:styleId="GridTable1Light">
+    <w:name w:val="Grid Table 1 Light"/>
+    <w:basedOn w:val="TableNormal"/>
+    <w:uiPriority w:val="46"/>
+    <w:rsid w:val="00C877CC"/>
+    <w:pPr>
+      <w:spacing w:after="0" w:line="240" w:lineRule="auto"/>
+    </w:pPr>
+    <w:tblPr>
+      <w:tblStyleRowBandSize w:val="1"/>
+      <w:tblStyleColBandSize w:val="1"/>
+      <w:tblBorders>
+        <w:top w:val="single" w:sz="4" w:space="0" w:color="999999" w:themeColor="text1" w:themeTint="66"/>
+        <w:left w:val="single" w:sz="4" w:space="0" w:color="999999" w:themeColor="text1" w:themeTint="66"/>
+        <w:bottom w:val="single" w:sz="4" w:space="0" w:color="999999" w:themeColor="text1" w:themeTint="66"/>
+        <w:right w:val="single" w:sz="4" w:space="0" w:color="999999" w:themeColor="text1" w:themeTint="66"/>
+        <w:insideH w:val="single" w:sz="4" w:space="0" w:color="999999" w:themeColor="text1" w:themeTint="66"/>
+        <w:insideV w:val="single" w:sz="4" w:space="0" w:color="999999" w:themeColor="text1" w:themeTint="66"/>
+      </w:tblBorders>
+    </w:tblPr>
+    <w:tblStylePr w:type="firstRow">
+      <w:rPr>
+        <w:b/>
+        <w:bCs/>
+      </w:rPr>
+      <w:tblPr/>
+      <w:tcPr>
+        <w:tcBorders>
+          <w:bottom w:val="single" w:sz="12" w:space="0" w:color="666666" w:themeColor="text1" w:themeTint="99"/>
+        </w:tcBorders>
+      </w:tcPr>
+    </w:tblStylePr>
+    <w:tblStylePr w:type="lastRow">
+      <w:rPr>
+        <w:b/>
+        <w:bCs/>
+      </w:rPr>
+      <w:tblPr/>
+      <w:tcPr>
+        <w:tcBorders>
+          <w:top w:val="double" w:sz="2" w:space="0" w:color="666666" w:themeColor="text1" w:themeTint="99"/>
+        </w:tcBorders>
+      </w:tcPr>
+    </w:tblStylePr>
+    <w:tblStylePr w:type="firstCol">
+      <w:rPr>
+        <w:b/>
+        <w:bCs/>
+      </w:rPr>
+    </w:tblStylePr>
+    <w:tblStylePr w:type="lastCol">
+      <w:rPr>
+        <w:b/>
+        <w:bCs/>
+      </w:rPr>
+    </w:tblStylePr>
+  </w:style>
 </w:styles>
 </file>
 

--- a/Laporan/03_Ahmad Dzul Fadhli Jobsheet 15,16&17.docx
+++ b/Laporan/03_Ahmad Dzul Fadhli Jobsheet 15,16&17.docx
@@ -5286,10 +5286,1316 @@
       </w:r>
     </w:p>
     <w:p/>
+    <w:p>
+      <w:pPr>
+        <w:pStyle w:val="Heading2"/>
+        <w:rPr>
+          <w:lang w:val="en-ID"/>
+        </w:rPr>
+      </w:pPr>
+      <w:r>
+        <w:rPr>
+          <w:lang w:val="en-ID"/>
+        </w:rPr>
+        <w:t xml:space="preserve">H. </w:t>
+      </w:r>
+      <w:proofErr w:type="spellStart"/>
+      <w:r>
+        <w:rPr>
+          <w:lang w:val="en-ID"/>
+        </w:rPr>
+        <w:t>Pertanyaan</w:t>
+      </w:r>
+      <w:proofErr w:type="spellEnd"/>
+      <w:r>
+        <w:rPr>
+          <w:lang w:val="en-ID"/>
+        </w:rPr>
+        <w:t xml:space="preserve"> </w:t>
+      </w:r>
+      <w:proofErr w:type="spellStart"/>
+      <w:r>
+        <w:rPr>
+          <w:lang w:val="en-ID"/>
+        </w:rPr>
+        <w:t>Analisis</w:t>
+      </w:r>
+      <w:proofErr w:type="spellEnd"/>
+    </w:p>
+    <w:p>
+      <w:pPr>
+        <w:rPr>
+          <w:lang w:val="en-ID"/>
+        </w:rPr>
+      </w:pPr>
+      <w:r>
+        <w:rPr>
+          <w:lang w:val="en-ID"/>
+        </w:rPr>
+        <w:t xml:space="preserve">1. </w:t>
+      </w:r>
+      <w:proofErr w:type="spellStart"/>
+      <w:r>
+        <w:rPr>
+          <w:lang w:val="en-ID"/>
+        </w:rPr>
+        <w:t>Mengapa</w:t>
+      </w:r>
+      <w:proofErr w:type="spellEnd"/>
+      <w:r>
+        <w:rPr>
+          <w:lang w:val="en-ID"/>
+        </w:rPr>
+        <w:t xml:space="preserve"> password </w:t>
+      </w:r>
+      <w:proofErr w:type="spellStart"/>
+      <w:r>
+        <w:rPr>
+          <w:lang w:val="en-ID"/>
+        </w:rPr>
+        <w:t>harus</w:t>
+      </w:r>
+      <w:proofErr w:type="spellEnd"/>
+      <w:r>
+        <w:rPr>
+          <w:lang w:val="en-ID"/>
+        </w:rPr>
+        <w:t xml:space="preserve"> di-hash?</w:t>
+      </w:r>
+    </w:p>
+    <w:p>
+      <w:pPr>
+        <w:rPr>
+          <w:u w:val="single"/>
+          <w:lang w:val="en-ID"/>
+        </w:rPr>
+      </w:pPr>
+      <w:r>
+        <w:rPr>
+          <w:u w:val="single"/>
+        </w:rPr>
+        <w:t xml:space="preserve">Agar password </w:t>
+      </w:r>
+      <w:proofErr w:type="spellStart"/>
+      <w:r>
+        <w:rPr>
+          <w:u w:val="single"/>
+        </w:rPr>
+        <w:t>tersimpan</w:t>
+      </w:r>
+      <w:proofErr w:type="spellEnd"/>
+      <w:r>
+        <w:rPr>
+          <w:u w:val="single"/>
+        </w:rPr>
+        <w:t xml:space="preserve"> </w:t>
+      </w:r>
+      <w:proofErr w:type="spellStart"/>
+      <w:r>
+        <w:rPr>
+          <w:u w:val="single"/>
+        </w:rPr>
+        <w:t>aman</w:t>
+      </w:r>
+      <w:proofErr w:type="spellEnd"/>
+      <w:r>
+        <w:rPr>
+          <w:u w:val="single"/>
+        </w:rPr>
+        <w:t xml:space="preserve"> dan </w:t>
+      </w:r>
+      <w:proofErr w:type="spellStart"/>
+      <w:r>
+        <w:rPr>
+          <w:u w:val="single"/>
+        </w:rPr>
+        <w:t>tidak</w:t>
+      </w:r>
+      <w:proofErr w:type="spellEnd"/>
+      <w:r>
+        <w:rPr>
+          <w:u w:val="single"/>
+        </w:rPr>
+        <w:t xml:space="preserve"> </w:t>
+      </w:r>
+      <w:proofErr w:type="spellStart"/>
+      <w:r>
+        <w:rPr>
+          <w:u w:val="single"/>
+        </w:rPr>
+        <w:t>dapat</w:t>
+      </w:r>
+      <w:proofErr w:type="spellEnd"/>
+      <w:r>
+        <w:rPr>
+          <w:u w:val="single"/>
+        </w:rPr>
+        <w:t xml:space="preserve"> </w:t>
+      </w:r>
+      <w:proofErr w:type="spellStart"/>
+      <w:r>
+        <w:rPr>
+          <w:u w:val="single"/>
+        </w:rPr>
+        <w:t>dibaca</w:t>
+      </w:r>
+      <w:proofErr w:type="spellEnd"/>
+      <w:r>
+        <w:rPr>
+          <w:u w:val="single"/>
+        </w:rPr>
+        <w:t xml:space="preserve"> </w:t>
+      </w:r>
+      <w:proofErr w:type="spellStart"/>
+      <w:r>
+        <w:rPr>
+          <w:u w:val="single"/>
+        </w:rPr>
+        <w:t>langsung</w:t>
+      </w:r>
+      <w:proofErr w:type="spellEnd"/>
+      <w:r>
+        <w:rPr>
+          <w:u w:val="single"/>
+        </w:rPr>
+        <w:t xml:space="preserve"> </w:t>
+      </w:r>
+      <w:proofErr w:type="spellStart"/>
+      <w:r>
+        <w:rPr>
+          <w:u w:val="single"/>
+        </w:rPr>
+        <w:t>jika</w:t>
+      </w:r>
+      <w:proofErr w:type="spellEnd"/>
+      <w:r>
+        <w:rPr>
+          <w:u w:val="single"/>
+        </w:rPr>
+        <w:t xml:space="preserve"> database bocor.</w:t>
+      </w:r>
+    </w:p>
+    <w:p>
+      <w:pPr>
+        <w:rPr>
+          <w:lang w:val="en-ID"/>
+        </w:rPr>
+      </w:pPr>
+      <w:r>
+        <w:rPr>
+          <w:lang w:val="en-ID"/>
+        </w:rPr>
+        <w:t xml:space="preserve">2. Apa </w:t>
+      </w:r>
+      <w:proofErr w:type="spellStart"/>
+      <w:r>
+        <w:rPr>
+          <w:lang w:val="en-ID"/>
+        </w:rPr>
+        <w:t>perbedaan</w:t>
+      </w:r>
+      <w:proofErr w:type="spellEnd"/>
+      <w:r>
+        <w:rPr>
+          <w:lang w:val="en-ID"/>
+        </w:rPr>
+        <w:t xml:space="preserve"> </w:t>
+      </w:r>
+      <w:proofErr w:type="spellStart"/>
+      <w:r>
+        <w:rPr>
+          <w:lang w:val="en-ID"/>
+        </w:rPr>
+        <w:t>addDoc</w:t>
+      </w:r>
+      <w:proofErr w:type="spellEnd"/>
+      <w:r>
+        <w:rPr>
+          <w:lang w:val="en-ID"/>
+        </w:rPr>
+        <w:t xml:space="preserve"> dan </w:t>
+      </w:r>
+      <w:proofErr w:type="spellStart"/>
+      <w:r>
+        <w:rPr>
+          <w:lang w:val="en-ID"/>
+        </w:rPr>
+        <w:t>setDoc</w:t>
+      </w:r>
+      <w:proofErr w:type="spellEnd"/>
+      <w:r>
+        <w:rPr>
+          <w:lang w:val="en-ID"/>
+        </w:rPr>
+        <w:t>?</w:t>
+      </w:r>
+    </w:p>
+    <w:p>
+      <w:pPr>
+        <w:rPr>
+          <w:u w:val="single"/>
+          <w:lang w:val="en-ID"/>
+        </w:rPr>
+      </w:pPr>
+      <w:proofErr w:type="spellStart"/>
+      <w:r>
+        <w:rPr>
+          <w:u w:val="single"/>
+        </w:rPr>
+        <w:t>addDoc</w:t>
+      </w:r>
+      <w:proofErr w:type="spellEnd"/>
+      <w:r>
+        <w:rPr>
+          <w:u w:val="single"/>
+        </w:rPr>
+        <w:t xml:space="preserve"> </w:t>
+      </w:r>
+      <w:proofErr w:type="spellStart"/>
+      <w:r>
+        <w:rPr>
+          <w:u w:val="single"/>
+        </w:rPr>
+        <w:t>membuat</w:t>
+      </w:r>
+      <w:proofErr w:type="spellEnd"/>
+      <w:r>
+        <w:rPr>
+          <w:u w:val="single"/>
+        </w:rPr>
+        <w:t xml:space="preserve"> </w:t>
+      </w:r>
+      <w:proofErr w:type="spellStart"/>
+      <w:r>
+        <w:rPr>
+          <w:u w:val="single"/>
+        </w:rPr>
+        <w:t>dokumen</w:t>
+      </w:r>
+      <w:proofErr w:type="spellEnd"/>
+      <w:r>
+        <w:rPr>
+          <w:u w:val="single"/>
+        </w:rPr>
+        <w:t xml:space="preserve"> </w:t>
+      </w:r>
+      <w:proofErr w:type="spellStart"/>
+      <w:r>
+        <w:rPr>
+          <w:u w:val="single"/>
+        </w:rPr>
+        <w:t>baru</w:t>
+      </w:r>
+      <w:proofErr w:type="spellEnd"/>
+      <w:r>
+        <w:rPr>
+          <w:u w:val="single"/>
+        </w:rPr>
+        <w:t xml:space="preserve"> </w:t>
+      </w:r>
+      <w:proofErr w:type="spellStart"/>
+      <w:r>
+        <w:rPr>
+          <w:u w:val="single"/>
+        </w:rPr>
+        <w:t>dengan</w:t>
+      </w:r>
+      <w:proofErr w:type="spellEnd"/>
+      <w:r>
+        <w:rPr>
+          <w:u w:val="single"/>
+        </w:rPr>
+        <w:t xml:space="preserve"> ID </w:t>
+      </w:r>
+      <w:proofErr w:type="spellStart"/>
+      <w:r>
+        <w:rPr>
+          <w:u w:val="single"/>
+        </w:rPr>
+        <w:t>otomatis</w:t>
+      </w:r>
+      <w:proofErr w:type="spellEnd"/>
+      <w:r>
+        <w:rPr>
+          <w:u w:val="single"/>
+        </w:rPr>
+        <w:t xml:space="preserve">, </w:t>
+      </w:r>
+      <w:proofErr w:type="spellStart"/>
+      <w:r>
+        <w:rPr>
+          <w:u w:val="single"/>
+        </w:rPr>
+        <w:t>sedangkan</w:t>
+      </w:r>
+      <w:proofErr w:type="spellEnd"/>
+      <w:r>
+        <w:rPr>
+          <w:u w:val="single"/>
+        </w:rPr>
+        <w:t xml:space="preserve"> </w:t>
+      </w:r>
+      <w:proofErr w:type="spellStart"/>
+      <w:r>
+        <w:rPr>
+          <w:u w:val="single"/>
+        </w:rPr>
+        <w:t>setDoc</w:t>
+      </w:r>
+      <w:proofErr w:type="spellEnd"/>
+      <w:r>
+        <w:rPr>
+          <w:u w:val="single"/>
+        </w:rPr>
+        <w:t xml:space="preserve"> </w:t>
+      </w:r>
+      <w:proofErr w:type="spellStart"/>
+      <w:r>
+        <w:rPr>
+          <w:u w:val="single"/>
+        </w:rPr>
+        <w:t>membuat</w:t>
+      </w:r>
+      <w:proofErr w:type="spellEnd"/>
+      <w:r>
+        <w:rPr>
+          <w:u w:val="single"/>
+        </w:rPr>
+        <w:t xml:space="preserve"> </w:t>
+      </w:r>
+      <w:proofErr w:type="spellStart"/>
+      <w:r>
+        <w:rPr>
+          <w:u w:val="single"/>
+        </w:rPr>
+        <w:t>atau</w:t>
+      </w:r>
+      <w:proofErr w:type="spellEnd"/>
+      <w:r>
+        <w:rPr>
+          <w:u w:val="single"/>
+        </w:rPr>
+        <w:t xml:space="preserve"> </w:t>
+      </w:r>
+      <w:proofErr w:type="spellStart"/>
+      <w:r>
+        <w:rPr>
+          <w:u w:val="single"/>
+        </w:rPr>
+        <w:t>menimpa</w:t>
+      </w:r>
+      <w:proofErr w:type="spellEnd"/>
+      <w:r>
+        <w:rPr>
+          <w:u w:val="single"/>
+        </w:rPr>
+        <w:t xml:space="preserve"> </w:t>
+      </w:r>
+      <w:proofErr w:type="spellStart"/>
+      <w:r>
+        <w:rPr>
+          <w:u w:val="single"/>
+        </w:rPr>
+        <w:t>dokumen</w:t>
+      </w:r>
+      <w:proofErr w:type="spellEnd"/>
+      <w:r>
+        <w:rPr>
+          <w:u w:val="single"/>
+        </w:rPr>
+        <w:t xml:space="preserve"> </w:t>
+      </w:r>
+      <w:proofErr w:type="spellStart"/>
+      <w:r>
+        <w:rPr>
+          <w:u w:val="single"/>
+        </w:rPr>
+        <w:t>dengan</w:t>
+      </w:r>
+      <w:proofErr w:type="spellEnd"/>
+      <w:r>
+        <w:rPr>
+          <w:u w:val="single"/>
+        </w:rPr>
+        <w:t xml:space="preserve"> ID yang </w:t>
+      </w:r>
+      <w:proofErr w:type="spellStart"/>
+      <w:r>
+        <w:rPr>
+          <w:u w:val="single"/>
+        </w:rPr>
+        <w:t>ditentukan</w:t>
+      </w:r>
+      <w:proofErr w:type="spellEnd"/>
+      <w:r>
+        <w:rPr>
+          <w:u w:val="single"/>
+        </w:rPr>
+        <w:t>.</w:t>
+      </w:r>
+    </w:p>
+    <w:p>
+      <w:pPr>
+        <w:rPr>
+          <w:lang w:val="en-ID"/>
+        </w:rPr>
+      </w:pPr>
+      <w:r>
+        <w:rPr>
+          <w:lang w:val="en-ID"/>
+        </w:rPr>
+        <w:t xml:space="preserve">3. </w:t>
+      </w:r>
+      <w:proofErr w:type="spellStart"/>
+      <w:r>
+        <w:rPr>
+          <w:lang w:val="en-ID"/>
+        </w:rPr>
+        <w:t>Mengapa</w:t>
+      </w:r>
+      <w:proofErr w:type="spellEnd"/>
+      <w:r>
+        <w:rPr>
+          <w:lang w:val="en-ID"/>
+        </w:rPr>
+        <w:t xml:space="preserve"> </w:t>
+      </w:r>
+      <w:proofErr w:type="spellStart"/>
+      <w:r>
+        <w:rPr>
+          <w:lang w:val="en-ID"/>
+        </w:rPr>
+        <w:t>perlu</w:t>
+      </w:r>
+      <w:proofErr w:type="spellEnd"/>
+      <w:r>
+        <w:rPr>
+          <w:lang w:val="en-ID"/>
+        </w:rPr>
+        <w:t xml:space="preserve"> </w:t>
+      </w:r>
+      <w:proofErr w:type="spellStart"/>
+      <w:r>
+        <w:rPr>
+          <w:lang w:val="en-ID"/>
+        </w:rPr>
+        <w:t>validasi</w:t>
+      </w:r>
+      <w:proofErr w:type="spellEnd"/>
+      <w:r>
+        <w:rPr>
+          <w:lang w:val="en-ID"/>
+        </w:rPr>
+        <w:t xml:space="preserve"> method POST?</w:t>
+      </w:r>
+    </w:p>
+    <w:p>
+      <w:pPr>
+        <w:rPr>
+          <w:u w:val="single"/>
+          <w:lang w:val="en-ID"/>
+        </w:rPr>
+      </w:pPr>
+      <w:proofErr w:type="spellStart"/>
+      <w:r>
+        <w:rPr>
+          <w:u w:val="single"/>
+        </w:rPr>
+        <w:t>Untuk</w:t>
+      </w:r>
+      <w:proofErr w:type="spellEnd"/>
+      <w:r>
+        <w:rPr>
+          <w:u w:val="single"/>
+        </w:rPr>
+        <w:t xml:space="preserve"> </w:t>
+      </w:r>
+      <w:proofErr w:type="spellStart"/>
+      <w:r>
+        <w:rPr>
+          <w:u w:val="single"/>
+        </w:rPr>
+        <w:t>memastikan</w:t>
+      </w:r>
+      <w:proofErr w:type="spellEnd"/>
+      <w:r>
+        <w:rPr>
+          <w:u w:val="single"/>
+        </w:rPr>
+        <w:t xml:space="preserve"> API </w:t>
+      </w:r>
+      <w:proofErr w:type="spellStart"/>
+      <w:r>
+        <w:rPr>
+          <w:u w:val="single"/>
+        </w:rPr>
+        <w:t>hanya</w:t>
+      </w:r>
+      <w:proofErr w:type="spellEnd"/>
+      <w:r>
+        <w:rPr>
+          <w:u w:val="single"/>
+        </w:rPr>
+        <w:t xml:space="preserve"> </w:t>
+      </w:r>
+      <w:proofErr w:type="spellStart"/>
+      <w:r>
+        <w:rPr>
+          <w:u w:val="single"/>
+        </w:rPr>
+        <w:t>menerima</w:t>
+      </w:r>
+      <w:proofErr w:type="spellEnd"/>
+      <w:r>
+        <w:rPr>
+          <w:u w:val="single"/>
+        </w:rPr>
+        <w:t xml:space="preserve"> request yang </w:t>
+      </w:r>
+      <w:proofErr w:type="spellStart"/>
+      <w:r>
+        <w:rPr>
+          <w:u w:val="single"/>
+        </w:rPr>
+        <w:t>sesuai</w:t>
+      </w:r>
+      <w:proofErr w:type="spellEnd"/>
+      <w:r>
+        <w:rPr>
+          <w:u w:val="single"/>
+        </w:rPr>
+        <w:t xml:space="preserve"> dan </w:t>
+      </w:r>
+      <w:proofErr w:type="spellStart"/>
+      <w:r>
+        <w:rPr>
+          <w:u w:val="single"/>
+        </w:rPr>
+        <w:t>mencegah</w:t>
+      </w:r>
+      <w:proofErr w:type="spellEnd"/>
+      <w:r>
+        <w:rPr>
+          <w:u w:val="single"/>
+        </w:rPr>
+        <w:t xml:space="preserve"> </w:t>
+      </w:r>
+      <w:proofErr w:type="spellStart"/>
+      <w:r>
+        <w:rPr>
+          <w:u w:val="single"/>
+        </w:rPr>
+        <w:t>perubahan</w:t>
+      </w:r>
+      <w:proofErr w:type="spellEnd"/>
+      <w:r>
+        <w:rPr>
+          <w:u w:val="single"/>
+        </w:rPr>
+        <w:t xml:space="preserve"> data </w:t>
+      </w:r>
+      <w:proofErr w:type="spellStart"/>
+      <w:r>
+        <w:rPr>
+          <w:u w:val="single"/>
+        </w:rPr>
+        <w:t>lewat</w:t>
+      </w:r>
+      <w:proofErr w:type="spellEnd"/>
+      <w:r>
+        <w:rPr>
+          <w:u w:val="single"/>
+        </w:rPr>
+        <w:t xml:space="preserve"> method lain.</w:t>
+      </w:r>
+    </w:p>
+    <w:p>
+      <w:pPr>
+        <w:rPr>
+          <w:lang w:val="en-ID"/>
+        </w:rPr>
+      </w:pPr>
+      <w:r>
+        <w:rPr>
+          <w:lang w:val="en-ID"/>
+        </w:rPr>
+        <w:t xml:space="preserve">4. Apa </w:t>
+      </w:r>
+      <w:proofErr w:type="spellStart"/>
+      <w:r>
+        <w:rPr>
+          <w:lang w:val="en-ID"/>
+        </w:rPr>
+        <w:t>risiko</w:t>
+      </w:r>
+      <w:proofErr w:type="spellEnd"/>
+      <w:r>
+        <w:rPr>
+          <w:lang w:val="en-ID"/>
+        </w:rPr>
+        <w:t xml:space="preserve"> </w:t>
+      </w:r>
+      <w:proofErr w:type="spellStart"/>
+      <w:r>
+        <w:rPr>
+          <w:lang w:val="en-ID"/>
+        </w:rPr>
+        <w:t>jika</w:t>
+      </w:r>
+      <w:proofErr w:type="spellEnd"/>
+      <w:r>
+        <w:rPr>
+          <w:lang w:val="en-ID"/>
+        </w:rPr>
+        <w:t xml:space="preserve"> email </w:t>
+      </w:r>
+      <w:proofErr w:type="spellStart"/>
+      <w:r>
+        <w:rPr>
+          <w:lang w:val="en-ID"/>
+        </w:rPr>
+        <w:t>tidak</w:t>
+      </w:r>
+      <w:proofErr w:type="spellEnd"/>
+      <w:r>
+        <w:rPr>
+          <w:lang w:val="en-ID"/>
+        </w:rPr>
+        <w:t xml:space="preserve"> </w:t>
+      </w:r>
+      <w:proofErr w:type="spellStart"/>
+      <w:r>
+        <w:rPr>
+          <w:lang w:val="en-ID"/>
+        </w:rPr>
+        <w:t>dicek</w:t>
+      </w:r>
+      <w:proofErr w:type="spellEnd"/>
+      <w:r>
+        <w:rPr>
+          <w:lang w:val="en-ID"/>
+        </w:rPr>
+        <w:t xml:space="preserve"> </w:t>
+      </w:r>
+      <w:proofErr w:type="spellStart"/>
+      <w:r>
+        <w:rPr>
+          <w:lang w:val="en-ID"/>
+        </w:rPr>
+        <w:t>unik</w:t>
+      </w:r>
+      <w:proofErr w:type="spellEnd"/>
+      <w:r>
+        <w:rPr>
+          <w:lang w:val="en-ID"/>
+        </w:rPr>
+        <w:t>?</w:t>
+      </w:r>
+    </w:p>
+    <w:p>
+      <w:pPr>
+        <w:rPr>
+          <w:u w:val="single"/>
+          <w:lang w:val="en-ID"/>
+        </w:rPr>
+      </w:pPr>
+      <w:r>
+        <w:rPr>
+          <w:u w:val="single"/>
+          <w:lang w:val="en-ID"/>
+        </w:rPr>
+        <w:t xml:space="preserve">Bisa </w:t>
+      </w:r>
+      <w:proofErr w:type="spellStart"/>
+      <w:r>
+        <w:rPr>
+          <w:u w:val="single"/>
+          <w:lang w:val="en-ID"/>
+        </w:rPr>
+        <w:t>terjadi</w:t>
+      </w:r>
+      <w:proofErr w:type="spellEnd"/>
+      <w:r>
+        <w:rPr>
+          <w:u w:val="single"/>
+          <w:lang w:val="en-ID"/>
+        </w:rPr>
+        <w:t xml:space="preserve"> </w:t>
+      </w:r>
+      <w:proofErr w:type="spellStart"/>
+      <w:r>
+        <w:rPr>
+          <w:u w:val="single"/>
+          <w:lang w:val="en-ID"/>
+        </w:rPr>
+        <w:t>duplikasi</w:t>
+      </w:r>
+      <w:proofErr w:type="spellEnd"/>
+      <w:r>
+        <w:rPr>
+          <w:u w:val="single"/>
+          <w:lang w:val="en-ID"/>
+        </w:rPr>
+        <w:t xml:space="preserve"> </w:t>
+      </w:r>
+      <w:proofErr w:type="spellStart"/>
+      <w:r>
+        <w:rPr>
+          <w:u w:val="single"/>
+          <w:lang w:val="en-ID"/>
+        </w:rPr>
+        <w:t>akun</w:t>
+      </w:r>
+      <w:proofErr w:type="spellEnd"/>
+      <w:r>
+        <w:rPr>
+          <w:u w:val="single"/>
+          <w:lang w:val="en-ID"/>
+        </w:rPr>
+        <w:t xml:space="preserve">, </w:t>
+      </w:r>
+      <w:proofErr w:type="spellStart"/>
+      <w:r>
+        <w:rPr>
+          <w:u w:val="single"/>
+          <w:lang w:val="en-ID"/>
+        </w:rPr>
+        <w:t>kebingungan</w:t>
+      </w:r>
+      <w:proofErr w:type="spellEnd"/>
+      <w:r>
+        <w:rPr>
+          <w:u w:val="single"/>
+          <w:lang w:val="en-ID"/>
+        </w:rPr>
+        <w:t xml:space="preserve"> </w:t>
+      </w:r>
+      <w:proofErr w:type="spellStart"/>
+      <w:r>
+        <w:rPr>
+          <w:u w:val="single"/>
+          <w:lang w:val="en-ID"/>
+        </w:rPr>
+        <w:t>autentikasi</w:t>
+      </w:r>
+      <w:proofErr w:type="spellEnd"/>
+      <w:r>
+        <w:rPr>
+          <w:u w:val="single"/>
+          <w:lang w:val="en-ID"/>
+        </w:rPr>
+        <w:t xml:space="preserve">, dan </w:t>
+      </w:r>
+      <w:proofErr w:type="spellStart"/>
+      <w:r>
+        <w:rPr>
+          <w:u w:val="single"/>
+          <w:lang w:val="en-ID"/>
+        </w:rPr>
+        <w:t>potensi</w:t>
+      </w:r>
+      <w:proofErr w:type="spellEnd"/>
+      <w:r>
+        <w:rPr>
+          <w:u w:val="single"/>
+          <w:lang w:val="en-ID"/>
+        </w:rPr>
+        <w:t xml:space="preserve"> </w:t>
+      </w:r>
+      <w:proofErr w:type="spellStart"/>
+      <w:r>
+        <w:rPr>
+          <w:u w:val="single"/>
+          <w:lang w:val="en-ID"/>
+        </w:rPr>
+        <w:t>masalah</w:t>
+      </w:r>
+      <w:proofErr w:type="spellEnd"/>
+      <w:r>
+        <w:rPr>
+          <w:u w:val="single"/>
+          <w:lang w:val="en-ID"/>
+        </w:rPr>
+        <w:t xml:space="preserve"> </w:t>
+      </w:r>
+      <w:proofErr w:type="spellStart"/>
+      <w:r>
+        <w:rPr>
+          <w:u w:val="single"/>
+          <w:lang w:val="en-ID"/>
+        </w:rPr>
+        <w:t>keamanan</w:t>
+      </w:r>
+      <w:proofErr w:type="spellEnd"/>
+      <w:r>
+        <w:rPr>
+          <w:u w:val="single"/>
+          <w:lang w:val="en-ID"/>
+        </w:rPr>
+        <w:t>.</w:t>
+      </w:r>
+    </w:p>
+    <w:p>
+      <w:pPr>
+        <w:rPr>
+          <w:lang w:val="en-ID"/>
+        </w:rPr>
+      </w:pPr>
+      <w:r>
+        <w:rPr>
+          <w:lang w:val="en-ID"/>
+        </w:rPr>
+        <w:t xml:space="preserve">5. Apa </w:t>
+      </w:r>
+      <w:proofErr w:type="spellStart"/>
+      <w:r>
+        <w:rPr>
+          <w:lang w:val="en-ID"/>
+        </w:rPr>
+        <w:t>fungsi</w:t>
+      </w:r>
+      <w:proofErr w:type="spellEnd"/>
+      <w:r>
+        <w:rPr>
+          <w:lang w:val="en-ID"/>
+        </w:rPr>
+        <w:t xml:space="preserve"> role pada user?</w:t>
+      </w:r>
+    </w:p>
+    <w:p>
+      <w:pPr>
+        <w:rPr>
+          <w:u w:val="single"/>
+        </w:rPr>
+      </w:pPr>
+      <w:proofErr w:type="spellStart"/>
+      <w:r>
+        <w:rPr>
+          <w:u w:val="single"/>
+        </w:rPr>
+        <w:t>Menentukan</w:t>
+      </w:r>
+      <w:proofErr w:type="spellEnd"/>
+      <w:r>
+        <w:rPr>
+          <w:u w:val="single"/>
+        </w:rPr>
+        <w:t xml:space="preserve"> </w:t>
+      </w:r>
+      <w:proofErr w:type="spellStart"/>
+      <w:r>
+        <w:rPr>
+          <w:u w:val="single"/>
+        </w:rPr>
+        <w:t>hak</w:t>
+      </w:r>
+      <w:proofErr w:type="spellEnd"/>
+      <w:r>
+        <w:rPr>
+          <w:u w:val="single"/>
+        </w:rPr>
+        <w:t xml:space="preserve"> </w:t>
+      </w:r>
+      <w:proofErr w:type="spellStart"/>
+      <w:r>
+        <w:rPr>
+          <w:u w:val="single"/>
+        </w:rPr>
+        <w:t>akses</w:t>
+      </w:r>
+      <w:proofErr w:type="spellEnd"/>
+      <w:r>
+        <w:rPr>
+          <w:u w:val="single"/>
+        </w:rPr>
+        <w:t xml:space="preserve"> </w:t>
+      </w:r>
+      <w:proofErr w:type="spellStart"/>
+      <w:r>
+        <w:rPr>
+          <w:u w:val="single"/>
+        </w:rPr>
+        <w:t>atau</w:t>
+      </w:r>
+      <w:proofErr w:type="spellEnd"/>
+      <w:r>
+        <w:rPr>
+          <w:u w:val="single"/>
+        </w:rPr>
+        <w:t xml:space="preserve"> level </w:t>
+      </w:r>
+      <w:proofErr w:type="spellStart"/>
+      <w:r>
+        <w:rPr>
+          <w:u w:val="single"/>
+        </w:rPr>
+        <w:t>izin</w:t>
+      </w:r>
+      <w:proofErr w:type="spellEnd"/>
+      <w:r>
+        <w:rPr>
+          <w:u w:val="single"/>
+        </w:rPr>
+        <w:t xml:space="preserve"> user </w:t>
+      </w:r>
+      <w:proofErr w:type="spellStart"/>
+      <w:r>
+        <w:rPr>
+          <w:u w:val="single"/>
+        </w:rPr>
+        <w:t>dalam</w:t>
+      </w:r>
+      <w:proofErr w:type="spellEnd"/>
+      <w:r>
+        <w:rPr>
+          <w:u w:val="single"/>
+        </w:rPr>
+        <w:t xml:space="preserve"> </w:t>
+      </w:r>
+      <w:proofErr w:type="spellStart"/>
+      <w:r>
+        <w:rPr>
+          <w:u w:val="single"/>
+        </w:rPr>
+        <w:t>aplikasi</w:t>
+      </w:r>
+      <w:proofErr w:type="spellEnd"/>
+      <w:r>
+        <w:rPr>
+          <w:u w:val="single"/>
+        </w:rPr>
+        <w:t>.</w:t>
+      </w:r>
+    </w:p>
+    <w:p>
+      <w:pPr>
+        <w:pStyle w:val="Heading2"/>
+        <w:rPr>
+          <w:lang w:val="en-ID"/>
+        </w:rPr>
+      </w:pPr>
+      <w:r>
+        <w:rPr>
+          <w:lang w:val="en-ID"/>
+        </w:rPr>
+        <w:t xml:space="preserve">I. Output yang </w:t>
+      </w:r>
+      <w:proofErr w:type="spellStart"/>
+      <w:r>
+        <w:rPr>
+          <w:lang w:val="en-ID"/>
+        </w:rPr>
+        <w:t>Diharapkan</w:t>
+      </w:r>
+      <w:proofErr w:type="spellEnd"/>
+    </w:p>
+    <w:p>
+      <w:pPr>
+        <w:rPr>
+          <w:lang w:val="en-ID"/>
+        </w:rPr>
+      </w:pPr>
+      <w:proofErr w:type="spellStart"/>
+      <w:r>
+        <w:rPr>
+          <w:lang w:val="en-ID"/>
+        </w:rPr>
+        <w:t>Mahasiswa</w:t>
+      </w:r>
+      <w:proofErr w:type="spellEnd"/>
+      <w:r>
+        <w:rPr>
+          <w:lang w:val="en-ID"/>
+        </w:rPr>
+        <w:t xml:space="preserve"> </w:t>
+      </w:r>
+      <w:proofErr w:type="spellStart"/>
+      <w:r>
+        <w:rPr>
+          <w:lang w:val="en-ID"/>
+        </w:rPr>
+        <w:t>menghasilkan</w:t>
+      </w:r>
+      <w:proofErr w:type="spellEnd"/>
+      <w:r>
+        <w:rPr>
+          <w:lang w:val="en-ID"/>
+        </w:rPr>
+        <w:t>:</w:t>
+      </w:r>
+    </w:p>
+    <w:p>
+      <w:pPr>
+        <w:rPr>
+          <w:lang w:val="en-ID"/>
+        </w:rPr>
+      </w:pPr>
+      <w:r>
+        <w:rPr>
+          <w:rFonts w:ascii="Segoe UI Emoji" w:hAnsi="Segoe UI Emoji" w:cs="Segoe UI Emoji"/>
+          <w:lang w:val="en-ID"/>
+        </w:rPr>
+        <w:t>✅</w:t>
+      </w:r>
+      <w:r>
+        <w:rPr>
+          <w:rFonts w:ascii="Segoe UI Emoji" w:hAnsi="Segoe UI Emoji" w:cs="Segoe UI Emoji"/>
+          <w:lang w:val="en-ID"/>
+        </w:rPr>
+        <w:t xml:space="preserve"> </w:t>
+      </w:r>
+      <w:r>
+        <w:rPr>
+          <w:lang w:val="en-ID"/>
+        </w:rPr>
+        <w:t xml:space="preserve">Form </w:t>
+      </w:r>
+      <w:proofErr w:type="spellStart"/>
+      <w:r>
+        <w:rPr>
+          <w:lang w:val="en-ID"/>
+        </w:rPr>
+        <w:t>registrasi</w:t>
+      </w:r>
+      <w:proofErr w:type="spellEnd"/>
+      <w:r>
+        <w:rPr>
+          <w:lang w:val="en-ID"/>
+        </w:rPr>
+        <w:t xml:space="preserve"> </w:t>
+      </w:r>
+      <w:proofErr w:type="spellStart"/>
+      <w:r>
+        <w:rPr>
+          <w:lang w:val="en-ID"/>
+        </w:rPr>
+        <w:t>berfungsi</w:t>
+      </w:r>
+      <w:proofErr w:type="spellEnd"/>
+      <w:r>
+        <w:rPr>
+          <w:lang w:val="en-ID"/>
+        </w:rPr>
+        <w:t xml:space="preserve"> </w:t>
+      </w:r>
+    </w:p>
+    <w:p>
+      <w:pPr>
+        <w:rPr>
+          <w:lang w:val="en-ID"/>
+        </w:rPr>
+      </w:pPr>
+      <w:r>
+        <w:rPr>
+          <w:rFonts w:ascii="Segoe UI Emoji" w:hAnsi="Segoe UI Emoji" w:cs="Segoe UI Emoji"/>
+          <w:lang w:val="en-ID"/>
+        </w:rPr>
+        <w:t xml:space="preserve">✅ </w:t>
+      </w:r>
+      <w:r>
+        <w:rPr>
+          <w:lang w:val="en-ID"/>
+        </w:rPr>
+        <w:t xml:space="preserve">API POST </w:t>
+      </w:r>
+      <w:proofErr w:type="spellStart"/>
+      <w:r>
+        <w:rPr>
+          <w:lang w:val="en-ID"/>
+        </w:rPr>
+        <w:t>berjalan</w:t>
+      </w:r>
+      <w:proofErr w:type="spellEnd"/>
+      <w:r>
+        <w:rPr>
+          <w:lang w:val="en-ID"/>
+        </w:rPr>
+        <w:t xml:space="preserve"> </w:t>
+      </w:r>
+    </w:p>
+    <w:p>
+      <w:pPr>
+        <w:rPr>
+          <w:lang w:val="en-ID"/>
+        </w:rPr>
+      </w:pPr>
+      <w:r>
+        <w:rPr>
+          <w:rFonts w:ascii="Segoe UI Emoji" w:hAnsi="Segoe UI Emoji" w:cs="Segoe UI Emoji"/>
+          <w:lang w:val="en-ID"/>
+        </w:rPr>
+        <w:t xml:space="preserve">✅ </w:t>
+      </w:r>
+      <w:r>
+        <w:rPr>
+          <w:lang w:val="en-ID"/>
+        </w:rPr>
+        <w:t xml:space="preserve">Email </w:t>
+      </w:r>
+      <w:proofErr w:type="spellStart"/>
+      <w:r>
+        <w:rPr>
+          <w:lang w:val="en-ID"/>
+        </w:rPr>
+        <w:t>unik</w:t>
+      </w:r>
+      <w:proofErr w:type="spellEnd"/>
+      <w:r>
+        <w:rPr>
+          <w:lang w:val="en-ID"/>
+        </w:rPr>
+        <w:t xml:space="preserve"> </w:t>
+      </w:r>
+      <w:proofErr w:type="spellStart"/>
+      <w:r>
+        <w:rPr>
+          <w:lang w:val="en-ID"/>
+        </w:rPr>
+        <w:t>tervalidasi</w:t>
+      </w:r>
+      <w:proofErr w:type="spellEnd"/>
+      <w:r>
+        <w:rPr>
+          <w:lang w:val="en-ID"/>
+        </w:rPr>
+        <w:t xml:space="preserve"> </w:t>
+      </w:r>
+    </w:p>
+    <w:p>
+      <w:pPr>
+        <w:rPr>
+          <w:lang w:val="en-ID"/>
+        </w:rPr>
+      </w:pPr>
+      <w:r>
+        <w:rPr>
+          <w:rFonts w:ascii="Segoe UI Emoji" w:hAnsi="Segoe UI Emoji" w:cs="Segoe UI Emoji"/>
+          <w:lang w:val="en-ID"/>
+        </w:rPr>
+        <w:t xml:space="preserve">✅ </w:t>
+      </w:r>
+      <w:r>
+        <w:rPr>
+          <w:lang w:val="en-ID"/>
+        </w:rPr>
+        <w:t xml:space="preserve">Password ter-hash </w:t>
+      </w:r>
+    </w:p>
+    <w:p>
+      <w:pPr>
+        <w:rPr>
+          <w:lang w:val="en-ID"/>
+        </w:rPr>
+      </w:pPr>
+      <w:r>
+        <w:rPr>
+          <w:rFonts w:ascii="Segoe UI Emoji" w:hAnsi="Segoe UI Emoji" w:cs="Segoe UI Emoji"/>
+          <w:lang w:val="en-ID"/>
+        </w:rPr>
+        <w:t xml:space="preserve">✅ </w:t>
+      </w:r>
+      <w:r>
+        <w:rPr>
+          <w:lang w:val="en-ID"/>
+        </w:rPr>
+        <w:t xml:space="preserve">Data </w:t>
+      </w:r>
+      <w:proofErr w:type="spellStart"/>
+      <w:r>
+        <w:rPr>
+          <w:lang w:val="en-ID"/>
+        </w:rPr>
+        <w:t>tersimpan</w:t>
+      </w:r>
+      <w:proofErr w:type="spellEnd"/>
+      <w:r>
+        <w:rPr>
+          <w:lang w:val="en-ID"/>
+        </w:rPr>
+        <w:t xml:space="preserve"> di </w:t>
+      </w:r>
+      <w:proofErr w:type="spellStart"/>
+      <w:r>
+        <w:rPr>
+          <w:lang w:val="en-ID"/>
+        </w:rPr>
+        <w:t>Firestore</w:t>
+      </w:r>
+      <w:proofErr w:type="spellEnd"/>
+      <w:r>
+        <w:rPr>
+          <w:lang w:val="en-ID"/>
+        </w:rPr>
+        <w:t xml:space="preserve"> </w:t>
+      </w:r>
+    </w:p>
+    <w:p>
+      <w:pPr>
+        <w:rPr>
+          <w:lang w:val="en-ID"/>
+        </w:rPr>
+      </w:pPr>
+      <w:r>
+        <w:rPr>
+          <w:rFonts w:ascii="Segoe UI Emoji" w:hAnsi="Segoe UI Emoji" w:cs="Segoe UI Emoji"/>
+          <w:lang w:val="en-ID"/>
+        </w:rPr>
+        <w:t xml:space="preserve">✅ </w:t>
+      </w:r>
+      <w:r>
+        <w:rPr>
+          <w:lang w:val="en-ID"/>
+        </w:rPr>
+        <w:t xml:space="preserve">Error </w:t>
+      </w:r>
+      <w:proofErr w:type="spellStart"/>
+      <w:r>
+        <w:rPr>
+          <w:lang w:val="en-ID"/>
+        </w:rPr>
+        <w:t>tampil</w:t>
+      </w:r>
+      <w:proofErr w:type="spellEnd"/>
+      <w:r>
+        <w:rPr>
+          <w:lang w:val="en-ID"/>
+        </w:rPr>
+        <w:t xml:space="preserve"> di UI </w:t>
+      </w:r>
+    </w:p>
+    <w:p>
+      <w:r>
+        <w:rPr>
+          <w:rFonts w:ascii="Segoe UI Emoji" w:hAnsi="Segoe UI Emoji" w:cs="Segoe UI Emoji"/>
+          <w:lang w:val="en-ID"/>
+        </w:rPr>
+        <w:t xml:space="preserve">✅ </w:t>
+      </w:r>
+      <w:r>
+        <w:rPr>
+          <w:lang w:val="en-ID"/>
+        </w:rPr>
+        <w:t xml:space="preserve">Redirect </w:t>
+      </w:r>
+      <w:proofErr w:type="spellStart"/>
+      <w:r>
+        <w:rPr>
+          <w:lang w:val="en-ID"/>
+        </w:rPr>
+        <w:t>ke</w:t>
+      </w:r>
+      <w:proofErr w:type="spellEnd"/>
+      <w:r>
+        <w:rPr>
+          <w:lang w:val="en-ID"/>
+        </w:rPr>
+        <w:t xml:space="preserve"> login</w:t>
+      </w:r>
+    </w:p>
     <w:p/>
-    <w:p/>
-    <w:p>
-      <w:r>
+    <w:p>
+      <w:r>
+        <w:lastRenderedPageBreak/>
         <w:br w:type="page"/>
       </w:r>
     </w:p>

--- a/Laporan/03_Ahmad Dzul Fadhli Jobsheet 15,16&17.docx
+++ b/Laporan/03_Ahmad Dzul Fadhli Jobsheet 15,16&17.docx
@@ -6643,11 +6643,286 @@
     </w:p>
     <w:p>
       <w:pPr>
-        <w:jc w:val="left"/>
-        <w:rPr>
-          <w:rFonts w:eastAsiaTheme="majorEastAsia" w:cstheme="majorBidi"/>
-          <w:b/>
-          <w:caps/>
+        <w:pStyle w:val="Heading2"/>
+      </w:pPr>
+      <w:r>
+        <w:t xml:space="preserve">C. Langkah </w:t>
+      </w:r>
+      <w:proofErr w:type="spellStart"/>
+      <w:r>
+        <w:t>Praktikum</w:t>
+      </w:r>
+      <w:proofErr w:type="spellEnd"/>
+      <w:r>
+        <w:t xml:space="preserve"> </w:t>
+      </w:r>
+    </w:p>
+    <w:p>
+      <w:pPr>
+        <w:pStyle w:val="Heading3"/>
+      </w:pPr>
+      <w:r>
+        <w:t>BAGIAN 1 – Custom Login P</w:t>
+      </w:r>
+      <w:r>
+        <w:t>age</w:t>
+      </w:r>
+    </w:p>
+    <w:p>
+      <w:proofErr w:type="spellStart"/>
+      <w:r>
+        <w:t>Tambahkan</w:t>
+      </w:r>
+      <w:proofErr w:type="spellEnd"/>
+      <w:r>
+        <w:t xml:space="preserve"> custom page di </w:t>
+      </w:r>
+      <w:proofErr w:type="spellStart"/>
+      <w:r>
+        <w:t>NextAuth</w:t>
+      </w:r>
+      <w:proofErr w:type="spellEnd"/>
+      <w:r>
+        <w:t xml:space="preserve"> line 55-57 </w:t>
+      </w:r>
+    </w:p>
+    <w:p>
+      <w:r>
+        <w:drawing>
+          <wp:inline distT="0" distB="0" distL="0" distR="0" wp14:anchorId="4F78C687" wp14:editId="0DFDCE1A">
+            <wp:extent cx="2880000" cy="869846"/>
+            <wp:effectExtent l="0" t="0" r="0" b="6985"/>
+            <wp:docPr id="658034036" name="Picture 1"/>
+            <wp:cNvGraphicFramePr>
+              <a:graphicFrameLocks xmlns:a="http://schemas.openxmlformats.org/drawingml/2006/main" noChangeAspect="1"/>
+            </wp:cNvGraphicFramePr>
+            <a:graphic xmlns:a="http://schemas.openxmlformats.org/drawingml/2006/main">
+              <a:graphicData uri="http://schemas.openxmlformats.org/drawingml/2006/picture">
+                <pic:pic xmlns:pic="http://schemas.openxmlformats.org/drawingml/2006/picture">
+                  <pic:nvPicPr>
+                    <pic:cNvPr id="658034036" name=""/>
+                    <pic:cNvPicPr/>
+                  </pic:nvPicPr>
+                  <pic:blipFill>
+                    <a:blip r:embed="rId45"/>
+                    <a:stretch>
+                      <a:fillRect/>
+                    </a:stretch>
+                  </pic:blipFill>
+                  <pic:spPr>
+                    <a:xfrm>
+                      <a:off x="0" y="0"/>
+                      <a:ext cx="2880000" cy="869846"/>
+                    </a:xfrm>
+                    <a:prstGeom prst="rect">
+                      <a:avLst/>
+                    </a:prstGeom>
+                  </pic:spPr>
+                </pic:pic>
+              </a:graphicData>
+            </a:graphic>
+          </wp:inline>
+        </w:drawing>
+      </w:r>
+    </w:p>
+    <w:p>
+      <w:pPr>
+        <w:rPr>
+          <w:lang w:val="en-ID"/>
+        </w:rPr>
+      </w:pPr>
+      <w:proofErr w:type="spellStart"/>
+      <w:r>
+        <w:rPr>
+          <w:lang w:val="en-ID"/>
+        </w:rPr>
+        <w:t>Jalankan</w:t>
+      </w:r>
+      <w:proofErr w:type="spellEnd"/>
+      <w:r>
+        <w:rPr>
+          <w:lang w:val="en-ID"/>
+        </w:rPr>
+        <w:t xml:space="preserve"> browser http://localhost:3000/ dan </w:t>
+      </w:r>
+      <w:proofErr w:type="spellStart"/>
+      <w:r>
+        <w:rPr>
+          <w:lang w:val="en-ID"/>
+        </w:rPr>
+        <w:t>klik</w:t>
+      </w:r>
+      <w:proofErr w:type="spellEnd"/>
+      <w:r>
+        <w:rPr>
+          <w:lang w:val="en-ID"/>
+        </w:rPr>
+        <w:t xml:space="preserve"> sign in </w:t>
+      </w:r>
+      <w:proofErr w:type="spellStart"/>
+      <w:r>
+        <w:rPr>
+          <w:lang w:val="en-ID"/>
+        </w:rPr>
+        <w:t>maka</w:t>
+      </w:r>
+      <w:proofErr w:type="spellEnd"/>
+      <w:r>
+        <w:rPr>
+          <w:lang w:val="en-ID"/>
+        </w:rPr>
+        <w:t xml:space="preserve"> </w:t>
+      </w:r>
+      <w:proofErr w:type="spellStart"/>
+      <w:r>
+        <w:rPr>
+          <w:lang w:val="en-ID"/>
+        </w:rPr>
+        <w:t>akan</w:t>
+      </w:r>
+      <w:proofErr w:type="spellEnd"/>
+      <w:r>
+        <w:rPr>
+          <w:lang w:val="en-ID"/>
+        </w:rPr>
+        <w:t xml:space="preserve"> </w:t>
+      </w:r>
+      <w:proofErr w:type="spellStart"/>
+      <w:r>
+        <w:rPr>
+          <w:lang w:val="en-ID"/>
+        </w:rPr>
+        <w:t>diarahkan</w:t>
+      </w:r>
+      <w:proofErr w:type="spellEnd"/>
+      <w:r>
+        <w:rPr>
+          <w:lang w:val="en-ID"/>
+        </w:rPr>
+        <w:t xml:space="preserve"> </w:t>
+      </w:r>
+      <w:proofErr w:type="spellStart"/>
+      <w:r>
+        <w:rPr>
+          <w:lang w:val="en-ID"/>
+        </w:rPr>
+        <w:t>ke</w:t>
+      </w:r>
+      <w:proofErr w:type="spellEnd"/>
+      <w:r>
+        <w:rPr>
+          <w:lang w:val="en-ID"/>
+        </w:rPr>
+        <w:t xml:space="preserve"> l</w:t>
+      </w:r>
+      <w:r>
+        <w:rPr>
+          <w:lang w:val="en-ID"/>
+        </w:rPr>
+        <w:t>ogin</w:t>
+      </w:r>
+    </w:p>
+    <w:p>
+      <w:r>
+        <w:drawing>
+          <wp:inline distT="0" distB="0" distL="0" distR="0" wp14:anchorId="36D0B7DE" wp14:editId="5CE7DA8A">
+            <wp:extent cx="2880000" cy="2072756"/>
+            <wp:effectExtent l="0" t="0" r="0" b="3810"/>
+            <wp:docPr id="726787792" name="Picture 1"/>
+            <wp:cNvGraphicFramePr>
+              <a:graphicFrameLocks xmlns:a="http://schemas.openxmlformats.org/drawingml/2006/main" noChangeAspect="1"/>
+            </wp:cNvGraphicFramePr>
+            <a:graphic xmlns:a="http://schemas.openxmlformats.org/drawingml/2006/main">
+              <a:graphicData uri="http://schemas.openxmlformats.org/drawingml/2006/picture">
+                <pic:pic xmlns:pic="http://schemas.openxmlformats.org/drawingml/2006/picture">
+                  <pic:nvPicPr>
+                    <pic:cNvPr id="726787792" name=""/>
+                    <pic:cNvPicPr/>
+                  </pic:nvPicPr>
+                  <pic:blipFill rotWithShape="1">
+                    <a:blip r:embed="rId46"/>
+                    <a:srcRect b="16034"/>
+                    <a:stretch>
+                      <a:fillRect/>
+                    </a:stretch>
+                  </pic:blipFill>
+                  <pic:spPr bwMode="auto">
+                    <a:xfrm>
+                      <a:off x="0" y="0"/>
+                      <a:ext cx="2880000" cy="2072756"/>
+                    </a:xfrm>
+                    <a:prstGeom prst="rect">
+                      <a:avLst/>
+                    </a:prstGeom>
+                    <a:ln>
+                      <a:noFill/>
+                    </a:ln>
+                    <a:extLst>
+                      <a:ext uri="{53640926-AAD7-44D8-BBD7-CCE9431645EC}">
+                        <a14:shadowObscured xmlns:a14="http://schemas.microsoft.com/office/drawing/2010/main"/>
+                      </a:ext>
+                    </a:extLst>
+                  </pic:spPr>
+                </pic:pic>
+              </a:graphicData>
+            </a:graphic>
+          </wp:inline>
+        </w:drawing>
+      </w:r>
+    </w:p>
+    <w:p>
+      <w:r>
+        <w:drawing>
+          <wp:inline distT="0" distB="0" distL="0" distR="0" wp14:anchorId="29897D4E" wp14:editId="4229B3FE">
+            <wp:extent cx="2880000" cy="1866462"/>
+            <wp:effectExtent l="0" t="0" r="0" b="635"/>
+            <wp:docPr id="1026748348" name="Picture 1"/>
+            <wp:cNvGraphicFramePr>
+              <a:graphicFrameLocks xmlns:a="http://schemas.openxmlformats.org/drawingml/2006/main" noChangeAspect="1"/>
+            </wp:cNvGraphicFramePr>
+            <a:graphic xmlns:a="http://schemas.openxmlformats.org/drawingml/2006/main">
+              <a:graphicData uri="http://schemas.openxmlformats.org/drawingml/2006/picture">
+                <pic:pic xmlns:pic="http://schemas.openxmlformats.org/drawingml/2006/picture">
+                  <pic:nvPicPr>
+                    <pic:cNvPr id="1026748348" name=""/>
+                    <pic:cNvPicPr/>
+                  </pic:nvPicPr>
+                  <pic:blipFill>
+                    <a:blip r:embed="rId47"/>
+                    <a:stretch>
+                      <a:fillRect/>
+                    </a:stretch>
+                  </pic:blipFill>
+                  <pic:spPr>
+                    <a:xfrm>
+                      <a:off x="0" y="0"/>
+                      <a:ext cx="2880000" cy="1866462"/>
+                    </a:xfrm>
+                    <a:prstGeom prst="rect">
+                      <a:avLst/>
+                    </a:prstGeom>
+                  </pic:spPr>
+                </pic:pic>
+              </a:graphicData>
+            </a:graphic>
+          </wp:inline>
+        </w:drawing>
+      </w:r>
+    </w:p>
+    <w:p>
+      <w:r>
+        <w:t>Benar</w:t>
+      </w:r>
+    </w:p>
+    <w:p/>
+    <w:p/>
+    <w:p/>
+    <w:p/>
+    <w:p/>
+    <w:p/>
+    <w:p>
+      <w:pPr>
+        <w:rPr>
           <w:szCs w:val="40"/>
         </w:rPr>
       </w:pPr>
@@ -7675,11 +7950,12 @@
     <w:link w:val="Heading1Char"/>
     <w:uiPriority w:val="9"/>
     <w:qFormat/>
-    <w:rsid w:val="00D75B88"/>
+    <w:rsid w:val="007158C6"/>
     <w:pPr>
       <w:keepNext/>
       <w:keepLines/>
       <w:spacing w:before="360" w:after="80"/>
+      <w:jc w:val="left"/>
       <w:outlineLvl w:val="0"/>
     </w:pPr>
     <w:rPr>
@@ -7894,7 +8170,7 @@
     <w:basedOn w:val="DefaultParagraphFont"/>
     <w:link w:val="Heading1"/>
     <w:uiPriority w:val="9"/>
-    <w:rsid w:val="00D75B88"/>
+    <w:rsid w:val="007158C6"/>
     <w:rPr>
       <w:rFonts w:eastAsiaTheme="majorEastAsia" w:cstheme="majorBidi"/>
       <w:b/>
